--- a/docs/upgrade-v4.2/gold/heft-b-ohne-medien.docx
+++ b/docs/upgrade-v4.2/gold/heft-b-ohne-medien.docx
@@ -255,7 +255,7 @@
     </w:p>
     <w:p>
       <w:pPr>
-        <w:spacing w:after="100" w:line="290" w:lineRule="auto"/>
+        <w:spacing w:after="100" w:line="330" w:lineRule="auto"/>
       </w:pPr>
       <w:r>
         <w:rPr>
@@ -826,9 +826,9 @@
               <w:right w:val="nil" w:sz="0"/>
             </w:tcBorders>
             <w:tcMar>
-              <w:top w:type="dxa" w:w="40"/>
+              <w:top w:type="dxa" w:w="100"/>
               <w:left w:type="dxa" w:w="0"/>
-              <w:bottom w:type="dxa" w:w="40"/>
+              <w:bottom w:type="dxa" w:w="100"/>
               <w:right w:type="dxa" w:w="100"/>
             </w:tcMar>
           </w:tcPr>
@@ -857,9 +857,9 @@
               <w:right w:val="nil" w:sz="0"/>
             </w:tcBorders>
             <w:tcMar>
-              <w:top w:type="dxa" w:w="40"/>
+              <w:top w:type="dxa" w:w="100"/>
               <w:left w:type="dxa" w:w="0"/>
-              <w:bottom w:type="dxa" w:w="40"/>
+              <w:bottom w:type="dxa" w:w="100"/>
               <w:right w:type="dxa" w:w="0"/>
             </w:tcMar>
           </w:tcPr>
@@ -888,9 +888,9 @@
               <w:right w:val="nil" w:sz="0"/>
             </w:tcBorders>
             <w:tcMar>
-              <w:top w:type="dxa" w:w="40"/>
+              <w:top w:type="dxa" w:w="100"/>
               <w:left w:type="dxa" w:w="0"/>
-              <w:bottom w:type="dxa" w:w="40"/>
+              <w:bottom w:type="dxa" w:w="100"/>
               <w:right w:type="dxa" w:w="100"/>
             </w:tcMar>
           </w:tcPr>
@@ -919,9 +919,9 @@
               <w:right w:val="nil" w:sz="0"/>
             </w:tcBorders>
             <w:tcMar>
-              <w:top w:type="dxa" w:w="40"/>
+              <w:top w:type="dxa" w:w="100"/>
               <w:left w:type="dxa" w:w="0"/>
-              <w:bottom w:type="dxa" w:w="40"/>
+              <w:bottom w:type="dxa" w:w="100"/>
               <w:right w:type="dxa" w:w="0"/>
             </w:tcMar>
           </w:tcPr>
@@ -950,9 +950,9 @@
               <w:right w:val="nil" w:sz="0"/>
             </w:tcBorders>
             <w:tcMar>
-              <w:top w:type="dxa" w:w="40"/>
+              <w:top w:type="dxa" w:w="100"/>
               <w:left w:type="dxa" w:w="0"/>
-              <w:bottom w:type="dxa" w:w="40"/>
+              <w:bottom w:type="dxa" w:w="100"/>
               <w:right w:type="dxa" w:w="100"/>
             </w:tcMar>
           </w:tcPr>
@@ -981,9 +981,9 @@
               <w:right w:val="nil" w:sz="0"/>
             </w:tcBorders>
             <w:tcMar>
-              <w:top w:type="dxa" w:w="40"/>
+              <w:top w:type="dxa" w:w="100"/>
               <w:left w:type="dxa" w:w="0"/>
-              <w:bottom w:type="dxa" w:w="40"/>
+              <w:bottom w:type="dxa" w:w="100"/>
               <w:right w:type="dxa" w:w="0"/>
             </w:tcMar>
           </w:tcPr>
@@ -1215,8 +1215,9 @@
             <w:pPr>
               <w:pBdr>
                 <w:bottom w:val="single" w:color="BDC3C7" w:sz="4"/>
+                <w:between w:val="single" w:color="BDC3C7" w:sz="4"/>
               </w:pBdr>
-              <w:spacing w:after="200" w:before="0" w:line="360" w:lineRule="auto"/>
+              <w:spacing w:after="0" w:before="0" w:line="567" w:lineRule="exact"/>
             </w:pPr>
             <w:r>
               <w:t xml:space="preserve"/>
@@ -1226,8 +1227,9 @@
             <w:pPr>
               <w:pBdr>
                 <w:bottom w:val="single" w:color="BDC3C7" w:sz="4"/>
+                <w:between w:val="single" w:color="BDC3C7" w:sz="4"/>
               </w:pBdr>
-              <w:spacing w:after="200" w:before="0" w:line="360" w:lineRule="auto"/>
+              <w:spacing w:after="0" w:before="0" w:line="567" w:lineRule="exact"/>
             </w:pPr>
             <w:r>
               <w:t xml:space="preserve"/>
@@ -1237,8 +1239,9 @@
             <w:pPr>
               <w:pBdr>
                 <w:bottom w:val="single" w:color="BDC3C7" w:sz="4"/>
+                <w:between w:val="single" w:color="BDC3C7" w:sz="4"/>
               </w:pBdr>
-              <w:spacing w:after="200" w:before="0" w:line="360" w:lineRule="auto"/>
+              <w:spacing w:after="0" w:before="0" w:line="567" w:lineRule="exact"/>
             </w:pPr>
             <w:r>
               <w:t xml:space="preserve"/>
@@ -1248,8 +1251,9 @@
             <w:pPr>
               <w:pBdr>
                 <w:bottom w:val="single" w:color="BDC3C7" w:sz="4"/>
+                <w:between w:val="single" w:color="BDC3C7" w:sz="4"/>
               </w:pBdr>
-              <w:spacing w:after="200" w:before="0" w:line="360" w:lineRule="auto"/>
+              <w:spacing w:after="0" w:before="0" w:line="567" w:lineRule="exact"/>
             </w:pPr>
             <w:r>
               <w:t xml:space="preserve"/>
@@ -1259,8 +1263,9 @@
             <w:pPr>
               <w:pBdr>
                 <w:bottom w:val="single" w:color="BDC3C7" w:sz="4"/>
+                <w:between w:val="single" w:color="BDC3C7" w:sz="4"/>
               </w:pBdr>
-              <w:spacing w:after="200" w:before="0" w:line="360" w:lineRule="auto"/>
+              <w:spacing w:after="0" w:before="0" w:line="567" w:lineRule="exact"/>
             </w:pPr>
             <w:r>
               <w:t xml:space="preserve"/>
@@ -1270,8 +1275,9 @@
             <w:pPr>
               <w:pBdr>
                 <w:bottom w:val="single" w:color="BDC3C7" w:sz="4"/>
+                <w:between w:val="single" w:color="BDC3C7" w:sz="4"/>
               </w:pBdr>
-              <w:spacing w:after="200" w:before="0" w:line="360" w:lineRule="auto"/>
+              <w:spacing w:after="0" w:before="0" w:line="567" w:lineRule="exact"/>
             </w:pPr>
             <w:r>
               <w:t xml:space="preserve"/>
@@ -1548,8 +1554,9 @@
             <w:pPr>
               <w:pBdr>
                 <w:bottom w:val="single" w:color="BDC3C7" w:sz="4"/>
+                <w:between w:val="single" w:color="BDC3C7" w:sz="4"/>
               </w:pBdr>
-              <w:spacing w:after="200" w:before="0" w:line="360" w:lineRule="auto"/>
+              <w:spacing w:after="0" w:before="0" w:line="567" w:lineRule="exact"/>
             </w:pPr>
             <w:r>
               <w:t xml:space="preserve"/>
@@ -1559,8 +1566,9 @@
             <w:pPr>
               <w:pBdr>
                 <w:bottom w:val="single" w:color="BDC3C7" w:sz="4"/>
+                <w:between w:val="single" w:color="BDC3C7" w:sz="4"/>
               </w:pBdr>
-              <w:spacing w:after="200" w:before="0" w:line="360" w:lineRule="auto"/>
+              <w:spacing w:after="0" w:before="0" w:line="567" w:lineRule="exact"/>
             </w:pPr>
             <w:r>
               <w:t xml:space="preserve"/>
@@ -1570,8 +1578,9 @@
             <w:pPr>
               <w:pBdr>
                 <w:bottom w:val="single" w:color="BDC3C7" w:sz="4"/>
+                <w:between w:val="single" w:color="BDC3C7" w:sz="4"/>
               </w:pBdr>
-              <w:spacing w:after="200" w:before="0" w:line="360" w:lineRule="auto"/>
+              <w:spacing w:after="0" w:before="0" w:line="567" w:lineRule="exact"/>
             </w:pPr>
             <w:r>
               <w:t xml:space="preserve"/>
@@ -1581,8 +1590,9 @@
             <w:pPr>
               <w:pBdr>
                 <w:bottom w:val="single" w:color="BDC3C7" w:sz="4"/>
+                <w:between w:val="single" w:color="BDC3C7" w:sz="4"/>
               </w:pBdr>
-              <w:spacing w:after="200" w:before="0" w:line="360" w:lineRule="auto"/>
+              <w:spacing w:after="0" w:before="0" w:line="567" w:lineRule="exact"/>
             </w:pPr>
             <w:r>
               <w:t xml:space="preserve"/>
@@ -1592,8 +1602,9 @@
             <w:pPr>
               <w:pBdr>
                 <w:bottom w:val="single" w:color="BDC3C7" w:sz="4"/>
+                <w:between w:val="single" w:color="BDC3C7" w:sz="4"/>
               </w:pBdr>
-              <w:spacing w:after="200" w:before="0" w:line="360" w:lineRule="auto"/>
+              <w:spacing w:after="0" w:before="0" w:line="567" w:lineRule="exact"/>
             </w:pPr>
             <w:r>
               <w:t xml:space="preserve"/>
@@ -1603,8 +1614,9 @@
             <w:pPr>
               <w:pBdr>
                 <w:bottom w:val="single" w:color="BDC3C7" w:sz="4"/>
+                <w:between w:val="single" w:color="BDC3C7" w:sz="4"/>
               </w:pBdr>
-              <w:spacing w:after="200" w:before="0" w:line="360" w:lineRule="auto"/>
+              <w:spacing w:after="0" w:before="0" w:line="567" w:lineRule="exact"/>
             </w:pPr>
             <w:r>
               <w:t xml:space="preserve"/>
@@ -1614,8 +1626,21 @@
             <w:pPr>
               <w:pBdr>
                 <w:bottom w:val="single" w:color="BDC3C7" w:sz="4"/>
+                <w:between w:val="single" w:color="BDC3C7" w:sz="4"/>
               </w:pBdr>
-              <w:spacing w:after="200" w:before="0" w:line="360" w:lineRule="auto"/>
+              <w:spacing w:after="0" w:before="0" w:line="567" w:lineRule="exact"/>
+            </w:pPr>
+            <w:r>
+              <w:t xml:space="preserve"/>
+            </w:r>
+          </w:p>
+          <w:p>
+            <w:pPr>
+              <w:pBdr>
+                <w:bottom w:val="single" w:color="BDC3C7" w:sz="4"/>
+                <w:between w:val="single" w:color="BDC3C7" w:sz="4"/>
+              </w:pBdr>
+              <w:spacing w:after="0" w:before="0" w:line="567" w:lineRule="exact"/>
             </w:pPr>
             <w:r>
               <w:t xml:space="preserve"/>
@@ -2009,7 +2034,7 @@
         </w:trPr>
         <w:tc>
           <w:tcPr>
-            <w:tcW w:type="pct" w:w="25%"/>
+            <w:tcW w:type="pct" w:w="18%"/>
             <w:tcBorders>
               <w:top w:val="single" w:color="4A5057" w:sz="6"/>
               <w:left w:val="single" w:color="4A5057" w:sz="6"/>
@@ -2041,7 +2066,7 @@
         </w:tc>
         <w:tc>
           <w:tcPr>
-            <w:tcW w:type="pct" w:w="25%"/>
+            <w:tcW w:type="pct" w:w="38%"/>
             <w:tcBorders>
               <w:top w:val="single" w:color="4A5057" w:sz="6"/>
               <w:left w:val="single" w:color="4A5057" w:sz="6"/>
@@ -2073,7 +2098,7 @@
         </w:tc>
         <w:tc>
           <w:tcPr>
-            <w:tcW w:type="pct" w:w="25%"/>
+            <w:tcW w:type="pct" w:w="22%"/>
             <w:tcBorders>
               <w:top w:val="single" w:color="4A5057" w:sz="6"/>
               <w:left w:val="single" w:color="4A5057" w:sz="6"/>
@@ -2105,7 +2130,7 @@
         </w:tc>
         <w:tc>
           <w:tcPr>
-            <w:tcW w:type="pct" w:w="25%"/>
+            <w:tcW w:type="pct" w:w="22%"/>
             <w:tcBorders>
               <w:top w:val="single" w:color="4A5057" w:sz="6"/>
               <w:left w:val="single" w:color="4A5057" w:sz="6"/>
@@ -2139,11 +2164,11 @@
       <w:tr>
         <w:trPr>
           <w:cantSplit/>
-          <w:trHeight w:val="737" w:hRule="atLeast"/>
+          <w:trHeight w:val="907" w:hRule="atLeast"/>
         </w:trPr>
         <w:tc>
           <w:tcPr>
-            <w:tcW w:type="pct" w:w="25%"/>
+            <w:tcW w:type="pct" w:w="18%"/>
             <w:tcBorders>
               <w:top w:val="dashed" w:color="4A5057" w:sz="6"/>
               <w:left w:val="dashed" w:color="4A5057" w:sz="6"/>
@@ -2191,7 +2216,7 @@
         </w:tc>
         <w:tc>
           <w:tcPr>
-            <w:tcW w:type="pct" w:w="25%"/>
+            <w:tcW w:type="pct" w:w="38%"/>
             <w:tcBorders>
               <w:top w:val="dashed" w:color="4A5057" w:sz="6"/>
               <w:left w:val="dashed" w:color="4A5057" w:sz="6"/>
@@ -2223,7 +2248,7 @@
         </w:tc>
         <w:tc>
           <w:tcPr>
-            <w:tcW w:type="pct" w:w="25%"/>
+            <w:tcW w:type="pct" w:w="22%"/>
             <w:tcBorders>
               <w:top w:val="dashed" w:color="4A5057" w:sz="6"/>
               <w:left w:val="dashed" w:color="4A5057" w:sz="6"/>
@@ -2255,7 +2280,7 @@
         </w:tc>
         <w:tc>
           <w:tcPr>
-            <w:tcW w:type="pct" w:w="25%"/>
+            <w:tcW w:type="pct" w:w="22%"/>
             <w:tcBorders>
               <w:top w:val="dashed" w:color="4A5057" w:sz="6"/>
               <w:left w:val="dashed" w:color="4A5057" w:sz="6"/>
@@ -2289,11 +2314,11 @@
       <w:tr>
         <w:trPr>
           <w:cantSplit/>
-          <w:trHeight w:val="737" w:hRule="atLeast"/>
+          <w:trHeight w:val="907" w:hRule="atLeast"/>
         </w:trPr>
         <w:tc>
           <w:tcPr>
-            <w:tcW w:type="pct" w:w="25%"/>
+            <w:tcW w:type="pct" w:w="18%"/>
             <w:tcBorders>
               <w:top w:val="single" w:color="4A5057" w:sz="6"/>
               <w:left w:val="single" w:color="4A5057" w:sz="6"/>
@@ -2318,7 +2343,7 @@
         </w:tc>
         <w:tc>
           <w:tcPr>
-            <w:tcW w:type="pct" w:w="25%"/>
+            <w:tcW w:type="pct" w:w="38%"/>
             <w:tcBorders>
               <w:top w:val="single" w:color="4A5057" w:sz="6"/>
               <w:left w:val="single" w:color="4A5057" w:sz="6"/>
@@ -2343,7 +2368,7 @@
         </w:tc>
         <w:tc>
           <w:tcPr>
-            <w:tcW w:type="pct" w:w="25%"/>
+            <w:tcW w:type="pct" w:w="22%"/>
             <w:tcBorders>
               <w:top w:val="single" w:color="4A5057" w:sz="6"/>
               <w:left w:val="single" w:color="4A5057" w:sz="6"/>
@@ -2368,7 +2393,7 @@
         </w:tc>
         <w:tc>
           <w:tcPr>
-            <w:tcW w:type="pct" w:w="25%"/>
+            <w:tcW w:type="pct" w:w="22%"/>
             <w:tcBorders>
               <w:top w:val="single" w:color="4A5057" w:sz="6"/>
               <w:left w:val="single" w:color="4A5057" w:sz="6"/>
@@ -2395,11 +2420,11 @@
       <w:tr>
         <w:trPr>
           <w:cantSplit/>
-          <w:trHeight w:val="737" w:hRule="atLeast"/>
+          <w:trHeight w:val="907" w:hRule="atLeast"/>
         </w:trPr>
         <w:tc>
           <w:tcPr>
-            <w:tcW w:type="pct" w:w="25%"/>
+            <w:tcW w:type="pct" w:w="18%"/>
             <w:tcBorders>
               <w:top w:val="single" w:color="4A5057" w:sz="6"/>
               <w:left w:val="single" w:color="4A5057" w:sz="6"/>
@@ -2424,7 +2449,7 @@
         </w:tc>
         <w:tc>
           <w:tcPr>
-            <w:tcW w:type="pct" w:w="25%"/>
+            <w:tcW w:type="pct" w:w="38%"/>
             <w:tcBorders>
               <w:top w:val="single" w:color="4A5057" w:sz="6"/>
               <w:left w:val="single" w:color="4A5057" w:sz="6"/>
@@ -2449,7 +2474,7 @@
         </w:tc>
         <w:tc>
           <w:tcPr>
-            <w:tcW w:type="pct" w:w="25%"/>
+            <w:tcW w:type="pct" w:w="22%"/>
             <w:tcBorders>
               <w:top w:val="single" w:color="4A5057" w:sz="6"/>
               <w:left w:val="single" w:color="4A5057" w:sz="6"/>
@@ -2474,7 +2499,7 @@
         </w:tc>
         <w:tc>
           <w:tcPr>
-            <w:tcW w:type="pct" w:w="25%"/>
+            <w:tcW w:type="pct" w:w="22%"/>
             <w:tcBorders>
               <w:top w:val="single" w:color="4A5057" w:sz="6"/>
               <w:left w:val="single" w:color="4A5057" w:sz="6"/>
@@ -2501,11 +2526,11 @@
       <w:tr>
         <w:trPr>
           <w:cantSplit/>
-          <w:trHeight w:val="737" w:hRule="atLeast"/>
+          <w:trHeight w:val="907" w:hRule="atLeast"/>
         </w:trPr>
         <w:tc>
           <w:tcPr>
-            <w:tcW w:type="pct" w:w="25%"/>
+            <w:tcW w:type="pct" w:w="18%"/>
             <w:tcBorders>
               <w:top w:val="single" w:color="4A5057" w:sz="6"/>
               <w:left w:val="single" w:color="4A5057" w:sz="6"/>
@@ -2530,7 +2555,7 @@
         </w:tc>
         <w:tc>
           <w:tcPr>
-            <w:tcW w:type="pct" w:w="25%"/>
+            <w:tcW w:type="pct" w:w="38%"/>
             <w:tcBorders>
               <w:top w:val="single" w:color="4A5057" w:sz="6"/>
               <w:left w:val="single" w:color="4A5057" w:sz="6"/>
@@ -2555,7 +2580,7 @@
         </w:tc>
         <w:tc>
           <w:tcPr>
-            <w:tcW w:type="pct" w:w="25%"/>
+            <w:tcW w:type="pct" w:w="22%"/>
             <w:tcBorders>
               <w:top w:val="single" w:color="4A5057" w:sz="6"/>
               <w:left w:val="single" w:color="4A5057" w:sz="6"/>
@@ -2580,7 +2605,7 @@
         </w:tc>
         <w:tc>
           <w:tcPr>
-            <w:tcW w:type="pct" w:w="25%"/>
+            <w:tcW w:type="pct" w:w="22%"/>
             <w:tcBorders>
               <w:top w:val="single" w:color="4A5057" w:sz="6"/>
               <w:left w:val="single" w:color="4A5057" w:sz="6"/>
@@ -2635,7 +2660,7 @@
         </w:trPr>
         <w:tc>
           <w:tcPr>
-            <w:tcW w:type="pct" w:w="72%"/>
+            <w:tcW w:type="pct" w:w="58%"/>
             <w:tcBorders>
               <w:top w:val="nil" w:sz="0"/>
               <w:left w:val="nil" w:sz="0"/>
@@ -2715,8 +2740,9 @@
             <w:pPr>
               <w:pBdr>
                 <w:bottom w:val="single" w:color="BDC3C7" w:sz="4"/>
+                <w:between w:val="single" w:color="BDC3C7" w:sz="4"/>
               </w:pBdr>
-              <w:spacing w:after="200" w:before="0" w:line="360" w:lineRule="auto"/>
+              <w:spacing w:after="0" w:before="0" w:line="567" w:lineRule="exact"/>
             </w:pPr>
             <w:r>
               <w:t xml:space="preserve"/>
@@ -2726,8 +2752,9 @@
             <w:pPr>
               <w:pBdr>
                 <w:bottom w:val="single" w:color="BDC3C7" w:sz="4"/>
+                <w:between w:val="single" w:color="BDC3C7" w:sz="4"/>
               </w:pBdr>
-              <w:spacing w:after="200" w:before="0" w:line="360" w:lineRule="auto"/>
+              <w:spacing w:after="0" w:before="0" w:line="567" w:lineRule="exact"/>
             </w:pPr>
             <w:r>
               <w:t xml:space="preserve"/>
@@ -2737,8 +2764,9 @@
             <w:pPr>
               <w:pBdr>
                 <w:bottom w:val="single" w:color="BDC3C7" w:sz="4"/>
+                <w:between w:val="single" w:color="BDC3C7" w:sz="4"/>
               </w:pBdr>
-              <w:spacing w:after="200" w:before="0" w:line="360" w:lineRule="auto"/>
+              <w:spacing w:after="0" w:before="0" w:line="567" w:lineRule="exact"/>
             </w:pPr>
             <w:r>
               <w:t xml:space="preserve"/>
@@ -2748,17 +2776,42 @@
             <w:pPr>
               <w:pBdr>
                 <w:bottom w:val="single" w:color="BDC3C7" w:sz="4"/>
+                <w:between w:val="single" w:color="BDC3C7" w:sz="4"/>
               </w:pBdr>
-              <w:spacing w:after="200" w:before="0" w:line="360" w:lineRule="auto"/>
+              <w:spacing w:after="0" w:before="0" w:line="567" w:lineRule="exact"/>
             </w:pPr>
             <w:r>
               <w:t xml:space="preserve"/>
             </w:r>
           </w:p>
-        </w:tc>
-        <w:tc>
-          <w:tcPr>
-            <w:tcW w:type="pct" w:w="28%"/>
+          <w:p>
+            <w:pPr>
+              <w:pBdr>
+                <w:bottom w:val="single" w:color="BDC3C7" w:sz="4"/>
+                <w:between w:val="single" w:color="BDC3C7" w:sz="4"/>
+              </w:pBdr>
+              <w:spacing w:after="0" w:before="0" w:line="567" w:lineRule="exact"/>
+            </w:pPr>
+            <w:r>
+              <w:t xml:space="preserve"/>
+            </w:r>
+          </w:p>
+          <w:p>
+            <w:pPr>
+              <w:pBdr>
+                <w:bottom w:val="single" w:color="BDC3C7" w:sz="4"/>
+                <w:between w:val="single" w:color="BDC3C7" w:sz="4"/>
+              </w:pBdr>
+              <w:spacing w:after="0" w:before="0" w:line="567" w:lineRule="exact"/>
+            </w:pPr>
+            <w:r>
+              <w:t xml:space="preserve"/>
+            </w:r>
+          </w:p>
+        </w:tc>
+        <w:tc>
+          <w:tcPr>
+            <w:tcW w:type="pct" w:w="42%"/>
             <w:tcBorders>
               <w:top w:val="nil" w:sz="0"/>
               <w:left w:val="single" w:color="D8DBE0" w:sz="6"/>
@@ -3239,7 +3292,7 @@
                   <w:tr>
                     <w:trPr>
                       <w:cantSplit/>
-                      <w:trHeight w:val="624" w:hRule="atLeast"/>
+                      <w:trHeight w:val="964" w:hRule="atLeast"/>
                     </w:trPr>
                     <w:tc>
                       <w:tcPr>
@@ -3320,7 +3373,7 @@
                   <w:tr>
                     <w:trPr>
                       <w:cantSplit/>
-                      <w:trHeight w:val="624" w:hRule="atLeast"/>
+                      <w:trHeight w:val="964" w:hRule="atLeast"/>
                     </w:trPr>
                     <w:tc>
                       <w:tcPr>
@@ -3401,7 +3454,7 @@
                   <w:tr>
                     <w:trPr>
                       <w:cantSplit/>
-                      <w:trHeight w:val="624" w:hRule="atLeast"/>
+                      <w:trHeight w:val="964" w:hRule="atLeast"/>
                     </w:trPr>
                     <w:tc>
                       <w:tcPr>
@@ -3508,8 +3561,9 @@
             <w:pPr>
               <w:pBdr>
                 <w:bottom w:val="single" w:color="BDC3C7" w:sz="4"/>
+                <w:between w:val="single" w:color="BDC3C7" w:sz="4"/>
               </w:pBdr>
-              <w:spacing w:after="200" w:before="0" w:line="360" w:lineRule="auto"/>
+              <w:spacing w:after="0" w:before="0" w:line="567" w:lineRule="exact"/>
             </w:pPr>
             <w:r>
               <w:t xml:space="preserve"/>
@@ -3519,8 +3573,9 @@
             <w:pPr>
               <w:pBdr>
                 <w:bottom w:val="single" w:color="BDC3C7" w:sz="4"/>
+                <w:between w:val="single" w:color="BDC3C7" w:sz="4"/>
               </w:pBdr>
-              <w:spacing w:after="200" w:before="0" w:line="360" w:lineRule="auto"/>
+              <w:spacing w:after="0" w:before="0" w:line="567" w:lineRule="exact"/>
             </w:pPr>
             <w:r>
               <w:t xml:space="preserve"/>
@@ -3530,8 +3585,9 @@
             <w:pPr>
               <w:pBdr>
                 <w:bottom w:val="single" w:color="BDC3C7" w:sz="4"/>
+                <w:between w:val="single" w:color="BDC3C7" w:sz="4"/>
               </w:pBdr>
-              <w:spacing w:after="200" w:before="0" w:line="360" w:lineRule="auto"/>
+              <w:spacing w:after="0" w:before="0" w:line="567" w:lineRule="exact"/>
             </w:pPr>
             <w:r>
               <w:t xml:space="preserve"/>
@@ -3541,8 +3597,9 @@
             <w:pPr>
               <w:pBdr>
                 <w:bottom w:val="single" w:color="BDC3C7" w:sz="4"/>
+                <w:between w:val="single" w:color="BDC3C7" w:sz="4"/>
               </w:pBdr>
-              <w:spacing w:after="200" w:before="0" w:line="360" w:lineRule="auto"/>
+              <w:spacing w:after="0" w:before="0" w:line="567" w:lineRule="exact"/>
             </w:pPr>
             <w:r>
               <w:t xml:space="preserve"/>
@@ -3552,8 +3609,9 @@
             <w:pPr>
               <w:pBdr>
                 <w:bottom w:val="single" w:color="BDC3C7" w:sz="4"/>
+                <w:between w:val="single" w:color="BDC3C7" w:sz="4"/>
               </w:pBdr>
-              <w:spacing w:after="200" w:before="0" w:line="360" w:lineRule="auto"/>
+              <w:spacing w:after="0" w:before="0" w:line="567" w:lineRule="exact"/>
             </w:pPr>
             <w:r>
               <w:t xml:space="preserve"/>
@@ -3563,8 +3621,9 @@
             <w:pPr>
               <w:pBdr>
                 <w:bottom w:val="single" w:color="BDC3C7" w:sz="4"/>
+                <w:between w:val="single" w:color="BDC3C7" w:sz="4"/>
               </w:pBdr>
-              <w:spacing w:after="200" w:before="0" w:line="360" w:lineRule="auto"/>
+              <w:spacing w:after="0" w:before="0" w:line="567" w:lineRule="exact"/>
             </w:pPr>
             <w:r>
               <w:t xml:space="preserve"/>
@@ -3574,8 +3633,45 @@
             <w:pPr>
               <w:pBdr>
                 <w:bottom w:val="single" w:color="BDC3C7" w:sz="4"/>
+                <w:between w:val="single" w:color="BDC3C7" w:sz="4"/>
               </w:pBdr>
-              <w:spacing w:after="200" w:before="0" w:line="360" w:lineRule="auto"/>
+              <w:spacing w:after="0" w:before="0" w:line="567" w:lineRule="exact"/>
+            </w:pPr>
+            <w:r>
+              <w:t xml:space="preserve"/>
+            </w:r>
+          </w:p>
+          <w:p>
+            <w:pPr>
+              <w:pBdr>
+                <w:bottom w:val="single" w:color="BDC3C7" w:sz="4"/>
+                <w:between w:val="single" w:color="BDC3C7" w:sz="4"/>
+              </w:pBdr>
+              <w:spacing w:after="0" w:before="0" w:line="567" w:lineRule="exact"/>
+            </w:pPr>
+            <w:r>
+              <w:t xml:space="preserve"/>
+            </w:r>
+          </w:p>
+          <w:p>
+            <w:pPr>
+              <w:pBdr>
+                <w:bottom w:val="single" w:color="BDC3C7" w:sz="4"/>
+                <w:between w:val="single" w:color="BDC3C7" w:sz="4"/>
+              </w:pBdr>
+              <w:spacing w:after="0" w:before="0" w:line="567" w:lineRule="exact"/>
+            </w:pPr>
+            <w:r>
+              <w:t xml:space="preserve"/>
+            </w:r>
+          </w:p>
+          <w:p>
+            <w:pPr>
+              <w:pBdr>
+                <w:bottom w:val="single" w:color="BDC3C7" w:sz="4"/>
+                <w:between w:val="single" w:color="BDC3C7" w:sz="4"/>
+              </w:pBdr>
+              <w:spacing w:after="0" w:before="0" w:line="567" w:lineRule="exact"/>
             </w:pPr>
             <w:r>
               <w:t xml:space="preserve"/>

--- a/docs/upgrade-v4.2/gold/heft-b-ohne-medien.docx
+++ b/docs/upgrade-v4.2/gold/heft-b-ohne-medien.docx
@@ -796,7 +796,7 @@
           <w:sz w:val="14"/>
           <w:szCs w:val="14"/>
         </w:rPr>
-        <w:t xml:space="preserve">IHRE WOCHE</w:t>
+        <w:t xml:space="preserve">ÜBERSICHT</w:t>
       </w:r>
     </w:p>
     <w:tbl>
@@ -818,7 +818,7 @@
       <w:tr>
         <w:tc>
           <w:tcPr>
-            <w:tcW w:type="pct" w:w="26%"/>
+            <w:tcW w:type="pct" w:w="12%"/>
             <w:tcBorders>
               <w:top w:val="single" w:color="D8DBE0" w:sz="4"/>
               <w:left w:val="nil" w:sz="0"/>
@@ -843,13 +843,13 @@
                 <w:sz w:val="17"/>
                 <w:szCs w:val="17"/>
               </w:rPr>
-              <w:t xml:space="preserve">Lektion 1 · 45 min</w:t>
+              <w:t xml:space="preserve">Teil 1</w:t>
             </w:r>
           </w:p>
         </w:tc>
         <w:tc>
           <w:tcPr>
-            <w:tcW w:type="pct" w:w="74%"/>
+            <w:tcW w:type="pct" w:w="88%"/>
             <w:tcBorders>
               <w:top w:val="single" w:color="D8DBE0" w:sz="4"/>
               <w:left w:val="nil" w:sz="0"/>
@@ -880,7 +880,7 @@
       <w:tr>
         <w:tc>
           <w:tcPr>
-            <w:tcW w:type="pct" w:w="26%"/>
+            <w:tcW w:type="pct" w:w="12%"/>
             <w:tcBorders>
               <w:top w:val="nil" w:sz="0"/>
               <w:left w:val="nil" w:sz="0"/>
@@ -905,13 +905,13 @@
                 <w:sz w:val="17"/>
                 <w:szCs w:val="17"/>
               </w:rPr>
-              <w:t xml:space="preserve">Lektion 2 · 45 min</w:t>
+              <w:t xml:space="preserve">Teil 2</w:t>
             </w:r>
           </w:p>
         </w:tc>
         <w:tc>
           <w:tcPr>
-            <w:tcW w:type="pct" w:w="74%"/>
+            <w:tcW w:type="pct" w:w="88%"/>
             <w:tcBorders>
               <w:top w:val="nil" w:sz="0"/>
               <w:left w:val="nil" w:sz="0"/>
@@ -942,7 +942,7 @@
       <w:tr>
         <w:tc>
           <w:tcPr>
-            <w:tcW w:type="pct" w:w="26%"/>
+            <w:tcW w:type="pct" w:w="12%"/>
             <w:tcBorders>
               <w:top w:val="nil" w:sz="0"/>
               <w:left w:val="nil" w:sz="0"/>
@@ -967,13 +967,13 @@
                 <w:sz w:val="17"/>
                 <w:szCs w:val="17"/>
               </w:rPr>
-              <w:t xml:space="preserve">Lektion 3 · 45 min</w:t>
+              <w:t xml:space="preserve">Teil 3</w:t>
             </w:r>
           </w:p>
         </w:tc>
         <w:tc>
           <w:tcPr>
-            <w:tcW w:type="pct" w:w="74%"/>
+            <w:tcW w:type="pct" w:w="88%"/>
             <w:tcBorders>
               <w:top w:val="nil" w:sz="0"/>
               <w:left w:val="nil" w:sz="0"/>
@@ -1110,7 +1110,7 @@
           <w:sz w:val="19"/>
           <w:szCs w:val="19"/>
         </w:rPr>
-        <w:t xml:space="preserve">Sie bereiten in dieser Woche Ihr Budget und das Gespräch mit Ihrer Kollegin vor: LF1 liefert Gliederung und Risikobegriffe, LF2 die Zahlen und den Saldo Ihres Budgets, LF3 die Schuldenwege mit Beleg, LF4 Ihre Anpassungen, Schutzregeln und Ihre Antwort auf den stärksten Einwand.</w:t>
+        <w:t xml:space="preserve">Sie bereiten Schritt für Schritt Ihr Budget und das Gespräch mit Ihrer Kollegin vor: LF1 liefert Gliederung und Risikobegriffe, LF2 die Zahlen und den Saldo Ihres Budgets, LF3 die Schuldenwege mit Beleg, LF4 Ihre Anpassungen, Schutzregeln und Ihre Antwort auf den stärksten Einwand.</w:t>
       </w:r>
     </w:p>
     <w:tbl>
@@ -6642,6 +6642,1945 @@
     </w:tbl>
     <w:p>
       <w:pPr>
+        <w:keepNext/>
+        <w:spacing w:after="40" w:before="120"/>
+      </w:pPr>
+      <w:r>
+        <w:rPr>
+          <w:rFonts w:ascii="Consolas" w:cs="Consolas" w:eastAsia="Consolas" w:hAnsi="Consolas"/>
+          <w:b/>
+          <w:bCs/>
+          <w:color w:val="2471A3"/>
+          <w:sz w:val="14"/>
+          <w:szCs w:val="14"/>
+        </w:rPr>
+        <w:t xml:space="preserve">SO KANN IHR PRODUKT AUSSEHEN</w:t>
+      </w:r>
+      <w:r>
+        <w:rPr>
+          <w:i/>
+          <w:iCs/>
+          <w:color w:val="4A5057"/>
+          <w:sz w:val="16"/>
+          <w:szCs w:val="16"/>
+        </w:rPr>
+        <w:t xml:space="preserve">   Beispiel an einem anderen Fall — bei Ihnen zählt die Form, nicht der Inhalt.</w:t>
+      </w:r>
+    </w:p>
+    <w:tbl>
+      <w:tblPr>
+        <w:tblW w:type="pct" w:w="100%"/>
+        <w:tblBorders>
+          <w:top w:val="single" w:color="auto" w:sz="4"/>
+          <w:left w:val="single" w:color="auto" w:sz="4"/>
+          <w:bottom w:val="single" w:color="auto" w:sz="4"/>
+          <w:right w:val="single" w:color="auto" w:sz="4"/>
+          <w:insideH w:val="single" w:color="auto" w:sz="4"/>
+          <w:insideV w:val="single" w:color="auto" w:sz="4"/>
+        </w:tblBorders>
+      </w:tblPr>
+      <w:tblGrid>
+        <w:gridCol w:w="100"/>
+      </w:tblGrid>
+      <w:tr>
+        <w:tc>
+          <w:tcPr>
+            <w:tcBorders>
+              <w:top w:val="single" w:color="8B9099" w:sz="6"/>
+              <w:left w:val="single" w:color="8B9099" w:sz="6"/>
+              <w:bottom w:val="single" w:color="8B9099" w:sz="6"/>
+              <w:right w:val="single" w:color="8B9099" w:sz="6"/>
+            </w:tcBorders>
+            <w:tcMar>
+              <w:top w:type="dxa" w:w="50"/>
+              <w:left w:type="dxa" w:w="130"/>
+              <w:bottom w:type="dxa" w:w="50"/>
+              <w:right w:type="dxa" w:w="130"/>
+            </w:tcMar>
+          </w:tcPr>
+          <w:p>
+            <w:pPr>
+              <w:keepNext/>
+              <w:spacing w:after="0" w:before="0" w:line="176" w:lineRule="exact"/>
+            </w:pPr>
+            <w:r>
+              <w:rPr>
+                <w:rFonts w:ascii="Segoe Print" w:cs="Segoe Print" w:eastAsia="Segoe Print" w:hAnsi="Segoe Print"/>
+                <w:b/>
+                <w:bCs/>
+                <w:color w:val="1A1D22"/>
+                <w:sz w:val="15"/>
+                <w:szCs w:val="15"/>
+              </w:rPr>
+              <w:t xml:space="preserve">Beispiel an einem anderen Fall: Nettolohn CHF 950, Nachzahlung fürs Handy offen</w:t>
+            </w:r>
+          </w:p>
+          <w:p>
+            <w:pPr>
+              <w:keepNext/>
+              <w:pBdr>
+                <w:bottom w:val="single" w:color="4A5057" w:sz="6" w:space="1"/>
+              </w:pBdr>
+              <w:spacing w:after="40" w:before="0" w:line="176" w:lineRule="exact"/>
+            </w:pPr>
+            <w:r>
+              <w:rPr>
+                <w:rFonts w:ascii="Segoe UI Symbol" w:cs="Segoe UI Symbol" w:eastAsia="Segoe UI Symbol" w:hAnsi="Segoe UI Symbol"/>
+                <w:color w:val="1A1D22"/>
+                <w:sz w:val="14"/>
+                <w:szCs w:val="14"/>
+              </w:rPr>
+              <w:t xml:space="preserve">●</w:t>
+            </w:r>
+            <w:r>
+              <w:rPr>
+                <w:rFonts w:ascii="Segoe Print" w:cs="Segoe Print" w:eastAsia="Segoe Print" w:hAnsi="Segoe Print"/>
+                <w:color w:val="4A5057"/>
+                <w:sz w:val="14"/>
+                <w:szCs w:val="14"/>
+              </w:rPr>
+              <w:t xml:space="preserve"> wird knapp</w:t>
+            </w:r>
+            <w:r>
+              <w:rPr>
+                <w:rFonts w:ascii="Segoe Print" w:cs="Segoe Print" w:eastAsia="Segoe Print" w:hAnsi="Segoe Print"/>
+                <w:color w:val="1A1D22"/>
+                <w:sz w:val="14"/>
+                <w:szCs w:val="14"/>
+              </w:rPr>
+              <w:t xml:space="preserve">     </w:t>
+            </w:r>
+            <w:r>
+              <w:rPr>
+                <w:rFonts w:ascii="Segoe UI Symbol" w:cs="Segoe UI Symbol" w:eastAsia="Segoe UI Symbol" w:hAnsi="Segoe UI Symbol"/>
+                <w:color w:val="1A1D22"/>
+                <w:sz w:val="14"/>
+                <w:szCs w:val="14"/>
+              </w:rPr>
+              <w:t xml:space="preserve">○</w:t>
+            </w:r>
+            <w:r>
+              <w:rPr>
+                <w:rFonts w:ascii="Segoe Print" w:cs="Segoe Print" w:eastAsia="Segoe Print" w:hAnsi="Segoe Print"/>
+                <w:color w:val="4A5057"/>
+                <w:sz w:val="14"/>
+                <w:szCs w:val="14"/>
+              </w:rPr>
+              <w:t xml:space="preserve"> Schuldenrisiko</w:t>
+            </w:r>
+          </w:p>
+          <w:p>
+            <w:pPr>
+              <w:spacing w:after="0" w:before="0" w:line="60" w:lineRule="exact"/>
+            </w:pPr>
+            <w:r>
+              <w:t xml:space="preserve"/>
+            </w:r>
+          </w:p>
+          <w:tbl>
+            <w:tblPr>
+              <w:tblW w:type="pct" w:w="100%"/>
+              <w:tblBorders>
+                <w:top w:val="single" w:color="auto" w:sz="4"/>
+                <w:left w:val="single" w:color="auto" w:sz="4"/>
+                <w:bottom w:val="single" w:color="auto" w:sz="4"/>
+                <w:right w:val="single" w:color="auto" w:sz="4"/>
+                <w:insideH w:val="single" w:color="auto" w:sz="4"/>
+                <w:insideV w:val="single" w:color="auto" w:sz="4"/>
+              </w:tblBorders>
+            </w:tblPr>
+            <w:tblGrid>
+              <w:gridCol w:w="100"/>
+              <w:gridCol w:w="100"/>
+              <w:gridCol w:w="100"/>
+            </w:tblGrid>
+            <w:tr>
+              <w:tc>
+                <w:tcPr>
+                  <w:tcW w:type="pct" w:w="40%"/>
+                  <w:tcBorders>
+                    <w:top w:val="nil" w:color="FFFFFF" w:sz="0"/>
+                    <w:left w:val="nil" w:color="FFFFFF" w:sz="0"/>
+                    <w:bottom w:val="nil" w:color="FFFFFF" w:sz="0"/>
+                    <w:right w:val="nil" w:color="FFFFFF" w:sz="0"/>
+                  </w:tcBorders>
+                  <w:tcMar>
+                    <w:top w:type="dxa" w:w="0"/>
+                    <w:left w:type="dxa" w:w="0"/>
+                    <w:bottom w:type="dxa" w:w="0"/>
+                    <w:right w:type="dxa" w:w="160"/>
+                  </w:tcMar>
+                </w:tcPr>
+                <w:p>
+                  <w:pPr>
+                    <w:keepNext/>
+                    <w:pBdr>
+                      <w:bottom w:val="single" w:color="2471A3" w:sz="4" w:space="1"/>
+                    </w:pBdr>
+                    <w:spacing w:after="20" w:before="0" w:line="176" w:lineRule="exact"/>
+                  </w:pPr>
+                  <w:r>
+                    <w:rPr>
+                      <w:rFonts w:ascii="Segoe Print" w:cs="Segoe Print" w:eastAsia="Segoe Print" w:hAnsi="Segoe Print"/>
+                      <w:b/>
+                      <w:bCs/>
+                      <w:color w:val="2471A3"/>
+                      <w:sz w:val="15"/>
+                      <w:szCs w:val="15"/>
+                    </w:rPr>
+                    <w:t xml:space="preserve">Monatsbudget (CHF)</w:t>
+                  </w:r>
+                </w:p>
+                <w:tbl>
+                  <w:tblPr>
+                    <w:tblW w:type="pct" w:w="100%"/>
+                    <w:tblBorders>
+                      <w:top w:val="single" w:color="auto" w:sz="4"/>
+                      <w:left w:val="single" w:color="auto" w:sz="4"/>
+                      <w:bottom w:val="single" w:color="auto" w:sz="4"/>
+                      <w:right w:val="single" w:color="auto" w:sz="4"/>
+                      <w:insideH w:val="single" w:color="auto" w:sz="4"/>
+                      <w:insideV w:val="single" w:color="auto" w:sz="4"/>
+                    </w:tblBorders>
+                  </w:tblPr>
+                  <w:tblGrid>
+                    <w:gridCol w:w="100"/>
+                    <w:gridCol w:w="100"/>
+                    <w:gridCol w:w="100"/>
+                    <w:gridCol w:w="100"/>
+                  </w:tblGrid>
+                  <w:tr>
+                    <w:trPr>
+                      <w:tblHeader/>
+                    </w:trPr>
+                    <w:tc>
+                      <w:tcPr>
+                        <w:tcW w:type="pct" w:w="6%"/>
+                        <w:tcBorders>
+                          <w:top w:val="nil" w:color="FFFFFF" w:sz="0"/>
+                          <w:left w:val="nil" w:color="FFFFFF" w:sz="0"/>
+                          <w:bottom w:val="single" w:color="4A5057" w:sz="4"/>
+                          <w:right w:val="nil" w:color="FFFFFF" w:sz="0"/>
+                        </w:tcBorders>
+                        <w:tcMar>
+                          <w:top w:type="dxa" w:w="0"/>
+                          <w:left w:type="dxa" w:w="0"/>
+                          <w:bottom w:type="dxa" w:w="0"/>
+                          <w:right w:type="dxa" w:w="50"/>
+                        </w:tcMar>
+                      </w:tcPr>
+                      <w:p>
+                        <w:pPr>
+                          <w:spacing w:after="0" w:before="0" w:line="176" w:lineRule="exact"/>
+                        </w:pPr>
+                        <w:r>
+                          <w:rPr>
+                            <w:rFonts w:ascii="Segoe Print" w:cs="Segoe Print" w:eastAsia="Segoe Print" w:hAnsi="Segoe Print"/>
+                            <w:color w:val="1A1D22"/>
+                            <w:sz w:val="14"/>
+                            <w:szCs w:val="14"/>
+                          </w:rPr>
+                          <w:t xml:space="preserve"/>
+                        </w:r>
+                      </w:p>
+                    </w:tc>
+                    <w:tc>
+                      <w:tcPr>
+                        <w:tcW w:type="pct" w:w="62%"/>
+                        <w:tcBorders>
+                          <w:top w:val="nil" w:color="FFFFFF" w:sz="0"/>
+                          <w:left w:val="nil" w:color="FFFFFF" w:sz="0"/>
+                          <w:bottom w:val="single" w:color="4A5057" w:sz="4"/>
+                          <w:right w:val="nil" w:color="FFFFFF" w:sz="0"/>
+                        </w:tcBorders>
+                        <w:tcMar>
+                          <w:top w:type="dxa" w:w="0"/>
+                          <w:left w:type="dxa" w:w="0"/>
+                          <w:bottom w:type="dxa" w:w="0"/>
+                          <w:right w:type="dxa" w:w="50"/>
+                        </w:tcMar>
+                      </w:tcPr>
+                      <w:p>
+                        <w:pPr>
+                          <w:spacing w:after="0" w:before="0" w:line="176" w:lineRule="exact"/>
+                        </w:pPr>
+                        <w:r>
+                          <w:rPr>
+                            <w:rFonts w:ascii="Segoe Print" w:cs="Segoe Print" w:eastAsia="Segoe Print" w:hAnsi="Segoe Print"/>
+                            <w:b/>
+                            <w:bCs/>
+                            <w:color w:val="4A5057"/>
+                            <w:sz w:val="14"/>
+                            <w:szCs w:val="14"/>
+                          </w:rPr>
+                          <w:t xml:space="preserve">Posten</w:t>
+                        </w:r>
+                      </w:p>
+                    </w:tc>
+                    <w:tc>
+                      <w:tcPr>
+                        <w:tcW w:type="pct" w:w="16%"/>
+                        <w:tcBorders>
+                          <w:top w:val="nil" w:color="FFFFFF" w:sz="0"/>
+                          <w:left w:val="nil" w:color="FFFFFF" w:sz="0"/>
+                          <w:bottom w:val="single" w:color="4A5057" w:sz="4"/>
+                          <w:right w:val="nil" w:color="FFFFFF" w:sz="0"/>
+                        </w:tcBorders>
+                        <w:tcMar>
+                          <w:top w:type="dxa" w:w="0"/>
+                          <w:left w:type="dxa" w:w="0"/>
+                          <w:bottom w:type="dxa" w:w="0"/>
+                          <w:right w:type="dxa" w:w="50"/>
+                        </w:tcMar>
+                      </w:tcPr>
+                      <w:p>
+                        <w:pPr>
+                          <w:spacing w:after="0" w:before="0" w:line="176" w:lineRule="exact"/>
+                          <w:jc w:val="right"/>
+                        </w:pPr>
+                        <w:r>
+                          <w:rPr>
+                            <w:rFonts w:ascii="Segoe Print" w:cs="Segoe Print" w:eastAsia="Segoe Print" w:hAnsi="Segoe Print"/>
+                            <w:b/>
+                            <w:bCs/>
+                            <w:color w:val="4A5057"/>
+                            <w:sz w:val="14"/>
+                            <w:szCs w:val="14"/>
+                          </w:rPr>
+                          <w:t xml:space="preserve">vorher</w:t>
+                        </w:r>
+                      </w:p>
+                    </w:tc>
+                    <w:tc>
+                      <w:tcPr>
+                        <w:tcW w:type="pct" w:w="16%"/>
+                        <w:tcBorders>
+                          <w:top w:val="nil" w:color="FFFFFF" w:sz="0"/>
+                          <w:left w:val="nil" w:color="FFFFFF" w:sz="0"/>
+                          <w:bottom w:val="single" w:color="4A5057" w:sz="4"/>
+                          <w:right w:val="nil" w:color="FFFFFF" w:sz="0"/>
+                        </w:tcBorders>
+                        <w:tcMar>
+                          <w:top w:type="dxa" w:w="0"/>
+                          <w:left w:type="dxa" w:w="0"/>
+                          <w:bottom w:type="dxa" w:w="0"/>
+                          <w:right w:type="dxa" w:w="0"/>
+                        </w:tcMar>
+                      </w:tcPr>
+                      <w:p>
+                        <w:pPr>
+                          <w:spacing w:after="0" w:before="0" w:line="176" w:lineRule="exact"/>
+                          <w:jc w:val="right"/>
+                        </w:pPr>
+                        <w:r>
+                          <w:rPr>
+                            <w:rFonts w:ascii="Segoe Print" w:cs="Segoe Print" w:eastAsia="Segoe Print" w:hAnsi="Segoe Print"/>
+                            <w:b/>
+                            <w:bCs/>
+                            <w:color w:val="4A5057"/>
+                            <w:sz w:val="14"/>
+                            <w:szCs w:val="14"/>
+                          </w:rPr>
+                          <w:t xml:space="preserve">nachher</w:t>
+                        </w:r>
+                      </w:p>
+                    </w:tc>
+                  </w:tr>
+                  <w:tr>
+                    <w:trPr>
+                      <w:cantSplit/>
+                    </w:trPr>
+                    <w:tc>
+                      <w:tcPr>
+                        <w:tcW w:type="pct" w:w="6%"/>
+                        <w:tcBorders>
+                          <w:top w:val="nil" w:color="FFFFFF" w:sz="0"/>
+                          <w:left w:val="nil" w:color="FFFFFF" w:sz="0"/>
+                          <w:bottom w:val="dotted" w:color="8B9099" w:sz="4"/>
+                          <w:right w:val="nil" w:color="FFFFFF" w:sz="0"/>
+                        </w:tcBorders>
+                        <w:tcMar>
+                          <w:top w:type="dxa" w:w="0"/>
+                          <w:left w:type="dxa" w:w="0"/>
+                          <w:bottom w:type="dxa" w:w="0"/>
+                          <w:right w:type="dxa" w:w="50"/>
+                        </w:tcMar>
+                      </w:tcPr>
+                      <w:p>
+                        <w:pPr>
+                          <w:spacing w:after="0" w:before="0" w:line="176" w:lineRule="exact"/>
+                        </w:pPr>
+                        <w:r>
+                          <w:rPr>
+                            <w:rFonts w:ascii="Segoe Print" w:cs="Segoe Print" w:eastAsia="Segoe Print" w:hAnsi="Segoe Print"/>
+                            <w:color w:val="1A1D22"/>
+                            <w:sz w:val="14"/>
+                            <w:szCs w:val="14"/>
+                          </w:rPr>
+                          <w:t xml:space="preserve"/>
+                        </w:r>
+                      </w:p>
+                    </w:tc>
+                    <w:tc>
+                      <w:tcPr>
+                        <w:tcW w:type="pct" w:w="62%"/>
+                        <w:tcBorders>
+                          <w:top w:val="nil" w:color="FFFFFF" w:sz="0"/>
+                          <w:left w:val="nil" w:color="FFFFFF" w:sz="0"/>
+                          <w:bottom w:val="dotted" w:color="8B9099" w:sz="4"/>
+                          <w:right w:val="nil" w:color="FFFFFF" w:sz="0"/>
+                        </w:tcBorders>
+                        <w:tcMar>
+                          <w:top w:type="dxa" w:w="0"/>
+                          <w:left w:type="dxa" w:w="0"/>
+                          <w:bottom w:type="dxa" w:w="0"/>
+                          <w:right w:type="dxa" w:w="50"/>
+                        </w:tcMar>
+                      </w:tcPr>
+                      <w:p>
+                        <w:pPr>
+                          <w:spacing w:after="0" w:before="0" w:line="176" w:lineRule="exact"/>
+                        </w:pPr>
+                        <w:r>
+                          <w:rPr>
+                            <w:rFonts w:ascii="Segoe Print" w:cs="Segoe Print" w:eastAsia="Segoe Print" w:hAnsi="Segoe Print"/>
+                            <w:b/>
+                            <w:bCs/>
+                            <w:color w:val="1A1D22"/>
+                            <w:sz w:val="14"/>
+                            <w:szCs w:val="14"/>
+                          </w:rPr>
+                          <w:t xml:space="preserve">Nettolohn</w:t>
+                        </w:r>
+                      </w:p>
+                    </w:tc>
+                    <w:tc>
+                      <w:tcPr>
+                        <w:tcW w:type="pct" w:w="16%"/>
+                        <w:tcBorders>
+                          <w:top w:val="nil" w:color="FFFFFF" w:sz="0"/>
+                          <w:left w:val="nil" w:color="FFFFFF" w:sz="0"/>
+                          <w:bottom w:val="dotted" w:color="8B9099" w:sz="4"/>
+                          <w:right w:val="nil" w:color="FFFFFF" w:sz="0"/>
+                        </w:tcBorders>
+                        <w:tcMar>
+                          <w:top w:type="dxa" w:w="0"/>
+                          <w:left w:type="dxa" w:w="0"/>
+                          <w:bottom w:type="dxa" w:w="0"/>
+                          <w:right w:type="dxa" w:w="50"/>
+                        </w:tcMar>
+                      </w:tcPr>
+                      <w:p>
+                        <w:pPr>
+                          <w:spacing w:after="0" w:before="0" w:line="176" w:lineRule="exact"/>
+                          <w:jc w:val="right"/>
+                        </w:pPr>
+                        <w:r>
+                          <w:rPr>
+                            <w:rFonts w:ascii="Segoe Print" w:cs="Segoe Print" w:eastAsia="Segoe Print" w:hAnsi="Segoe Print"/>
+                            <w:b/>
+                            <w:bCs/>
+                            <w:color w:val="1A1D22"/>
+                            <w:sz w:val="14"/>
+                            <w:szCs w:val="14"/>
+                          </w:rPr>
+                          <w:t xml:space="preserve">950</w:t>
+                        </w:r>
+                      </w:p>
+                    </w:tc>
+                    <w:tc>
+                      <w:tcPr>
+                        <w:tcW w:type="pct" w:w="16%"/>
+                        <w:tcBorders>
+                          <w:top w:val="nil" w:color="FFFFFF" w:sz="0"/>
+                          <w:left w:val="nil" w:color="FFFFFF" w:sz="0"/>
+                          <w:bottom w:val="dotted" w:color="8B9099" w:sz="4"/>
+                          <w:right w:val="nil" w:color="FFFFFF" w:sz="0"/>
+                        </w:tcBorders>
+                        <w:tcMar>
+                          <w:top w:type="dxa" w:w="0"/>
+                          <w:left w:type="dxa" w:w="0"/>
+                          <w:bottom w:type="dxa" w:w="0"/>
+                          <w:right w:type="dxa" w:w="0"/>
+                        </w:tcMar>
+                      </w:tcPr>
+                      <w:p>
+                        <w:pPr>
+                          <w:spacing w:after="0" w:before="0" w:line="176" w:lineRule="exact"/>
+                          <w:jc w:val="right"/>
+                        </w:pPr>
+                        <w:r>
+                          <w:rPr>
+                            <w:rFonts w:ascii="Segoe Print" w:cs="Segoe Print" w:eastAsia="Segoe Print" w:hAnsi="Segoe Print"/>
+                            <w:b/>
+                            <w:bCs/>
+                            <w:color w:val="1A1D22"/>
+                            <w:sz w:val="14"/>
+                            <w:szCs w:val="14"/>
+                          </w:rPr>
+                          <w:t xml:space="preserve">950</w:t>
+                        </w:r>
+                      </w:p>
+                    </w:tc>
+                  </w:tr>
+                  <w:tr>
+                    <w:trPr>
+                      <w:cantSplit/>
+                    </w:trPr>
+                    <w:tc>
+                      <w:tcPr>
+                        <w:tcW w:type="pct" w:w="6%"/>
+                        <w:tcBorders>
+                          <w:top w:val="nil" w:color="FFFFFF" w:sz="0"/>
+                          <w:left w:val="nil" w:color="FFFFFF" w:sz="0"/>
+                          <w:bottom w:val="dotted" w:color="8B9099" w:sz="4"/>
+                          <w:right w:val="nil" w:color="FFFFFF" w:sz="0"/>
+                        </w:tcBorders>
+                        <w:tcMar>
+                          <w:top w:type="dxa" w:w="0"/>
+                          <w:left w:type="dxa" w:w="0"/>
+                          <w:bottom w:type="dxa" w:w="0"/>
+                          <w:right w:type="dxa" w:w="50"/>
+                        </w:tcMar>
+                      </w:tcPr>
+                      <w:p>
+                        <w:pPr>
+                          <w:spacing w:after="0" w:before="0" w:line="176" w:lineRule="exact"/>
+                        </w:pPr>
+                        <w:r>
+                          <w:rPr>
+                            <w:rFonts w:ascii="Segoe Print" w:cs="Segoe Print" w:eastAsia="Segoe Print" w:hAnsi="Segoe Print"/>
+                            <w:color w:val="1A1D22"/>
+                            <w:sz w:val="14"/>
+                            <w:szCs w:val="14"/>
+                          </w:rPr>
+                          <w:t xml:space="preserve"/>
+                        </w:r>
+                      </w:p>
+                    </w:tc>
+                    <w:tc>
+                      <w:tcPr>
+                        <w:tcW w:type="pct" w:w="62%"/>
+                        <w:tcBorders>
+                          <w:top w:val="nil" w:color="FFFFFF" w:sz="0"/>
+                          <w:left w:val="nil" w:color="FFFFFF" w:sz="0"/>
+                          <w:bottom w:val="dotted" w:color="8B9099" w:sz="4"/>
+                          <w:right w:val="nil" w:color="FFFFFF" w:sz="0"/>
+                        </w:tcBorders>
+                        <w:tcMar>
+                          <w:top w:type="dxa" w:w="0"/>
+                          <w:left w:type="dxa" w:w="0"/>
+                          <w:bottom w:type="dxa" w:w="0"/>
+                          <w:right w:type="dxa" w:w="50"/>
+                        </w:tcMar>
+                      </w:tcPr>
+                      <w:p>
+                        <w:pPr>
+                          <w:spacing w:after="0" w:before="0" w:line="176" w:lineRule="exact"/>
+                        </w:pPr>
+                        <w:r>
+                          <w:rPr>
+                            <w:rFonts w:ascii="Segoe Print" w:cs="Segoe Print" w:eastAsia="Segoe Print" w:hAnsi="Segoe Print"/>
+                            <w:b w:val="false"/>
+                            <w:bCs w:val="false"/>
+                            <w:color w:val="1A1D22"/>
+                            <w:sz w:val="14"/>
+                            <w:szCs w:val="14"/>
+                          </w:rPr>
+                          <w:t xml:space="preserve">Fix: Haushaltsbeitrag</w:t>
+                        </w:r>
+                      </w:p>
+                    </w:tc>
+                    <w:tc>
+                      <w:tcPr>
+                        <w:tcW w:type="pct" w:w="16%"/>
+                        <w:tcBorders>
+                          <w:top w:val="nil" w:color="FFFFFF" w:sz="0"/>
+                          <w:left w:val="nil" w:color="FFFFFF" w:sz="0"/>
+                          <w:bottom w:val="dotted" w:color="8B9099" w:sz="4"/>
+                          <w:right w:val="nil" w:color="FFFFFF" w:sz="0"/>
+                        </w:tcBorders>
+                        <w:tcMar>
+                          <w:top w:type="dxa" w:w="0"/>
+                          <w:left w:type="dxa" w:w="0"/>
+                          <w:bottom w:type="dxa" w:w="0"/>
+                          <w:right w:type="dxa" w:w="50"/>
+                        </w:tcMar>
+                      </w:tcPr>
+                      <w:p>
+                        <w:pPr>
+                          <w:spacing w:after="0" w:before="0" w:line="176" w:lineRule="exact"/>
+                          <w:jc w:val="right"/>
+                        </w:pPr>
+                        <w:r>
+                          <w:rPr>
+                            <w:rFonts w:ascii="Segoe Print" w:cs="Segoe Print" w:eastAsia="Segoe Print" w:hAnsi="Segoe Print"/>
+                            <w:b w:val="false"/>
+                            <w:bCs w:val="false"/>
+                            <w:color w:val="1A1D22"/>
+                            <w:sz w:val="14"/>
+                            <w:szCs w:val="14"/>
+                          </w:rPr>
+                          <w:t xml:space="preserve">200</w:t>
+                        </w:r>
+                      </w:p>
+                    </w:tc>
+                    <w:tc>
+                      <w:tcPr>
+                        <w:tcW w:type="pct" w:w="16%"/>
+                        <w:tcBorders>
+                          <w:top w:val="nil" w:color="FFFFFF" w:sz="0"/>
+                          <w:left w:val="nil" w:color="FFFFFF" w:sz="0"/>
+                          <w:bottom w:val="dotted" w:color="8B9099" w:sz="4"/>
+                          <w:right w:val="nil" w:color="FFFFFF" w:sz="0"/>
+                        </w:tcBorders>
+                        <w:tcMar>
+                          <w:top w:type="dxa" w:w="0"/>
+                          <w:left w:type="dxa" w:w="0"/>
+                          <w:bottom w:type="dxa" w:w="0"/>
+                          <w:right w:type="dxa" w:w="0"/>
+                        </w:tcMar>
+                      </w:tcPr>
+                      <w:p>
+                        <w:pPr>
+                          <w:spacing w:after="0" w:before="0" w:line="176" w:lineRule="exact"/>
+                          <w:jc w:val="right"/>
+                        </w:pPr>
+                        <w:r>
+                          <w:rPr>
+                            <w:rFonts w:ascii="Segoe Print" w:cs="Segoe Print" w:eastAsia="Segoe Print" w:hAnsi="Segoe Print"/>
+                            <w:b w:val="false"/>
+                            <w:bCs w:val="false"/>
+                            <w:color w:val="1A1D22"/>
+                            <w:sz w:val="14"/>
+                            <w:szCs w:val="14"/>
+                          </w:rPr>
+                          <w:t xml:space="preserve">200</w:t>
+                        </w:r>
+                      </w:p>
+                    </w:tc>
+                  </w:tr>
+                  <w:tr>
+                    <w:trPr>
+                      <w:cantSplit/>
+                    </w:trPr>
+                    <w:tc>
+                      <w:tcPr>
+                        <w:tcW w:type="pct" w:w="6%"/>
+                        <w:tcBorders>
+                          <w:top w:val="nil" w:color="FFFFFF" w:sz="0"/>
+                          <w:left w:val="nil" w:color="FFFFFF" w:sz="0"/>
+                          <w:bottom w:val="dotted" w:color="8B9099" w:sz="4"/>
+                          <w:right w:val="nil" w:color="FFFFFF" w:sz="0"/>
+                        </w:tcBorders>
+                        <w:tcMar>
+                          <w:top w:type="dxa" w:w="0"/>
+                          <w:left w:type="dxa" w:w="0"/>
+                          <w:bottom w:type="dxa" w:w="0"/>
+                          <w:right w:type="dxa" w:w="50"/>
+                        </w:tcMar>
+                      </w:tcPr>
+                      <w:p>
+                        <w:pPr>
+                          <w:spacing w:after="0" w:before="0" w:line="176" w:lineRule="exact"/>
+                        </w:pPr>
+                        <w:r>
+                          <w:rPr>
+                            <w:rFonts w:ascii="Segoe Print" w:cs="Segoe Print" w:eastAsia="Segoe Print" w:hAnsi="Segoe Print"/>
+                            <w:color w:val="1A1D22"/>
+                            <w:sz w:val="14"/>
+                            <w:szCs w:val="14"/>
+                          </w:rPr>
+                          <w:t xml:space="preserve"/>
+                        </w:r>
+                      </w:p>
+                    </w:tc>
+                    <w:tc>
+                      <w:tcPr>
+                        <w:tcW w:type="pct" w:w="62%"/>
+                        <w:tcBorders>
+                          <w:top w:val="nil" w:color="FFFFFF" w:sz="0"/>
+                          <w:left w:val="nil" w:color="FFFFFF" w:sz="0"/>
+                          <w:bottom w:val="dotted" w:color="8B9099" w:sz="4"/>
+                          <w:right w:val="nil" w:color="FFFFFF" w:sz="0"/>
+                        </w:tcBorders>
+                        <w:tcMar>
+                          <w:top w:type="dxa" w:w="0"/>
+                          <w:left w:type="dxa" w:w="0"/>
+                          <w:bottom w:type="dxa" w:w="0"/>
+                          <w:right w:type="dxa" w:w="50"/>
+                        </w:tcMar>
+                      </w:tcPr>
+                      <w:p>
+                        <w:pPr>
+                          <w:spacing w:after="0" w:before="0" w:line="176" w:lineRule="exact"/>
+                        </w:pPr>
+                        <w:r>
+                          <w:rPr>
+                            <w:rFonts w:ascii="Segoe Print" w:cs="Segoe Print" w:eastAsia="Segoe Print" w:hAnsi="Segoe Print"/>
+                            <w:b w:val="false"/>
+                            <w:bCs w:val="false"/>
+                            <w:color w:val="1A1D22"/>
+                            <w:sz w:val="14"/>
+                            <w:szCs w:val="14"/>
+                          </w:rPr>
+                          <w:t xml:space="preserve">Fix: Handy-Abo, Musik</w:t>
+                        </w:r>
+                      </w:p>
+                    </w:tc>
+                    <w:tc>
+                      <w:tcPr>
+                        <w:tcW w:type="pct" w:w="16%"/>
+                        <w:tcBorders>
+                          <w:top w:val="nil" w:color="FFFFFF" w:sz="0"/>
+                          <w:left w:val="nil" w:color="FFFFFF" w:sz="0"/>
+                          <w:bottom w:val="dotted" w:color="8B9099" w:sz="4"/>
+                          <w:right w:val="nil" w:color="FFFFFF" w:sz="0"/>
+                        </w:tcBorders>
+                        <w:tcMar>
+                          <w:top w:type="dxa" w:w="0"/>
+                          <w:left w:type="dxa" w:w="0"/>
+                          <w:bottom w:type="dxa" w:w="0"/>
+                          <w:right w:type="dxa" w:w="50"/>
+                        </w:tcMar>
+                      </w:tcPr>
+                      <w:p>
+                        <w:pPr>
+                          <w:spacing w:after="0" w:before="0" w:line="176" w:lineRule="exact"/>
+                          <w:jc w:val="right"/>
+                        </w:pPr>
+                        <w:r>
+                          <w:rPr>
+                            <w:rFonts w:ascii="Segoe Print" w:cs="Segoe Print" w:eastAsia="Segoe Print" w:hAnsi="Segoe Print"/>
+                            <w:b w:val="false"/>
+                            <w:bCs w:val="false"/>
+                            <w:color w:val="1A1D22"/>
+                            <w:sz w:val="14"/>
+                            <w:szCs w:val="14"/>
+                          </w:rPr>
+                          <w:t xml:space="preserve">52</w:t>
+                        </w:r>
+                      </w:p>
+                    </w:tc>
+                    <w:tc>
+                      <w:tcPr>
+                        <w:tcW w:type="pct" w:w="16%"/>
+                        <w:tcBorders>
+                          <w:top w:val="nil" w:color="FFFFFF" w:sz="0"/>
+                          <w:left w:val="nil" w:color="FFFFFF" w:sz="0"/>
+                          <w:bottom w:val="dotted" w:color="8B9099" w:sz="4"/>
+                          <w:right w:val="nil" w:color="FFFFFF" w:sz="0"/>
+                        </w:tcBorders>
+                        <w:tcMar>
+                          <w:top w:type="dxa" w:w="0"/>
+                          <w:left w:type="dxa" w:w="0"/>
+                          <w:bottom w:type="dxa" w:w="0"/>
+                          <w:right w:type="dxa" w:w="0"/>
+                        </w:tcMar>
+                      </w:tcPr>
+                      <w:p>
+                        <w:pPr>
+                          <w:spacing w:after="0" w:before="0" w:line="176" w:lineRule="exact"/>
+                          <w:jc w:val="right"/>
+                        </w:pPr>
+                        <w:r>
+                          <w:rPr>
+                            <w:rFonts w:ascii="Segoe Print" w:cs="Segoe Print" w:eastAsia="Segoe Print" w:hAnsi="Segoe Print"/>
+                            <w:b w:val="false"/>
+                            <w:bCs w:val="false"/>
+                            <w:color w:val="1A1D22"/>
+                            <w:sz w:val="14"/>
+                            <w:szCs w:val="14"/>
+                          </w:rPr>
+                          <w:t xml:space="preserve">52</w:t>
+                        </w:r>
+                      </w:p>
+                    </w:tc>
+                  </w:tr>
+                  <w:tr>
+                    <w:trPr>
+                      <w:cantSplit/>
+                    </w:trPr>
+                    <w:tc>
+                      <w:tcPr>
+                        <w:tcW w:type="pct" w:w="6%"/>
+                        <w:tcBorders>
+                          <w:top w:val="nil" w:color="FFFFFF" w:sz="0"/>
+                          <w:left w:val="nil" w:color="FFFFFF" w:sz="0"/>
+                          <w:bottom w:val="dotted" w:color="8B9099" w:sz="4"/>
+                          <w:right w:val="nil" w:color="FFFFFF" w:sz="0"/>
+                        </w:tcBorders>
+                        <w:tcMar>
+                          <w:top w:type="dxa" w:w="0"/>
+                          <w:left w:type="dxa" w:w="0"/>
+                          <w:bottom w:type="dxa" w:w="0"/>
+                          <w:right w:type="dxa" w:w="50"/>
+                        </w:tcMar>
+                      </w:tcPr>
+                      <w:p>
+                        <w:pPr>
+                          <w:spacing w:after="0" w:before="0" w:line="176" w:lineRule="exact"/>
+                        </w:pPr>
+                        <w:r>
+                          <w:rPr>
+                            <w:rFonts w:ascii="Segoe Print" w:cs="Segoe Print" w:eastAsia="Segoe Print" w:hAnsi="Segoe Print"/>
+                            <w:color w:val="1A1D22"/>
+                            <w:sz w:val="14"/>
+                            <w:szCs w:val="14"/>
+                          </w:rPr>
+                          <w:t xml:space="preserve"/>
+                        </w:r>
+                      </w:p>
+                    </w:tc>
+                    <w:tc>
+                      <w:tcPr>
+                        <w:tcW w:type="pct" w:w="62%"/>
+                        <w:tcBorders>
+                          <w:top w:val="nil" w:color="FFFFFF" w:sz="0"/>
+                          <w:left w:val="nil" w:color="FFFFFF" w:sz="0"/>
+                          <w:bottom w:val="dotted" w:color="8B9099" w:sz="4"/>
+                          <w:right w:val="nil" w:color="FFFFFF" w:sz="0"/>
+                        </w:tcBorders>
+                        <w:tcMar>
+                          <w:top w:type="dxa" w:w="0"/>
+                          <w:left w:type="dxa" w:w="0"/>
+                          <w:bottom w:type="dxa" w:w="0"/>
+                          <w:right w:type="dxa" w:w="50"/>
+                        </w:tcMar>
+                      </w:tcPr>
+                      <w:p>
+                        <w:pPr>
+                          <w:spacing w:after="0" w:before="0" w:line="176" w:lineRule="exact"/>
+                        </w:pPr>
+                        <w:r>
+                          <w:rPr>
+                            <w:rFonts w:ascii="Segoe Print" w:cs="Segoe Print" w:eastAsia="Segoe Print" w:hAnsi="Segoe Print"/>
+                            <w:b w:val="false"/>
+                            <w:bCs w:val="false"/>
+                            <w:color w:val="1A1D22"/>
+                            <w:sz w:val="14"/>
+                            <w:szCs w:val="14"/>
+                          </w:rPr>
+                          <w:t xml:space="preserve">Fix: Verpflegung auswärts</w:t>
+                        </w:r>
+                      </w:p>
+                    </w:tc>
+                    <w:tc>
+                      <w:tcPr>
+                        <w:tcW w:type="pct" w:w="16%"/>
+                        <w:tcBorders>
+                          <w:top w:val="nil" w:color="FFFFFF" w:sz="0"/>
+                          <w:left w:val="nil" w:color="FFFFFF" w:sz="0"/>
+                          <w:bottom w:val="dotted" w:color="8B9099" w:sz="4"/>
+                          <w:right w:val="nil" w:color="FFFFFF" w:sz="0"/>
+                        </w:tcBorders>
+                        <w:tcMar>
+                          <w:top w:type="dxa" w:w="0"/>
+                          <w:left w:type="dxa" w:w="0"/>
+                          <w:bottom w:type="dxa" w:w="0"/>
+                          <w:right w:type="dxa" w:w="50"/>
+                        </w:tcMar>
+                      </w:tcPr>
+                      <w:p>
+                        <w:pPr>
+                          <w:spacing w:after="0" w:before="0" w:line="176" w:lineRule="exact"/>
+                          <w:jc w:val="right"/>
+                        </w:pPr>
+                        <w:r>
+                          <w:rPr>
+                            <w:rFonts w:ascii="Segoe Print" w:cs="Segoe Print" w:eastAsia="Segoe Print" w:hAnsi="Segoe Print"/>
+                            <w:b w:val="false"/>
+                            <w:bCs w:val="false"/>
+                            <w:color w:val="1A1D22"/>
+                            <w:sz w:val="14"/>
+                            <w:szCs w:val="14"/>
+                          </w:rPr>
+                          <w:t xml:space="preserve">180</w:t>
+                        </w:r>
+                      </w:p>
+                    </w:tc>
+                    <w:tc>
+                      <w:tcPr>
+                        <w:tcW w:type="pct" w:w="16%"/>
+                        <w:tcBorders>
+                          <w:top w:val="nil" w:color="FFFFFF" w:sz="0"/>
+                          <w:left w:val="nil" w:color="FFFFFF" w:sz="0"/>
+                          <w:bottom w:val="dotted" w:color="8B9099" w:sz="4"/>
+                          <w:right w:val="nil" w:color="FFFFFF" w:sz="0"/>
+                        </w:tcBorders>
+                        <w:tcMar>
+                          <w:top w:type="dxa" w:w="0"/>
+                          <w:left w:type="dxa" w:w="0"/>
+                          <w:bottom w:type="dxa" w:w="0"/>
+                          <w:right w:type="dxa" w:w="0"/>
+                        </w:tcMar>
+                      </w:tcPr>
+                      <w:p>
+                        <w:pPr>
+                          <w:spacing w:after="0" w:before="0" w:line="176" w:lineRule="exact"/>
+                          <w:jc w:val="right"/>
+                        </w:pPr>
+                        <w:r>
+                          <w:rPr>
+                            <w:rFonts w:ascii="Segoe Print" w:cs="Segoe Print" w:eastAsia="Segoe Print" w:hAnsi="Segoe Print"/>
+                            <w:b w:val="false"/>
+                            <w:bCs w:val="false"/>
+                            <w:color w:val="1A1D22"/>
+                            <w:sz w:val="14"/>
+                            <w:szCs w:val="14"/>
+                          </w:rPr>
+                          <w:t xml:space="preserve">180</w:t>
+                        </w:r>
+                      </w:p>
+                    </w:tc>
+                  </w:tr>
+                  <w:tr>
+                    <w:trPr>
+                      <w:cantSplit/>
+                    </w:trPr>
+                    <w:tc>
+                      <w:tcPr>
+                        <w:tcW w:type="pct" w:w="6%"/>
+                        <w:tcBorders>
+                          <w:top w:val="nil" w:color="FFFFFF" w:sz="0"/>
+                          <w:left w:val="nil" w:color="FFFFFF" w:sz="0"/>
+                          <w:bottom w:val="dotted" w:color="8B9099" w:sz="4"/>
+                          <w:right w:val="nil" w:color="FFFFFF" w:sz="0"/>
+                        </w:tcBorders>
+                        <w:tcMar>
+                          <w:top w:type="dxa" w:w="0"/>
+                          <w:left w:type="dxa" w:w="0"/>
+                          <w:bottom w:type="dxa" w:w="0"/>
+                          <w:right w:type="dxa" w:w="50"/>
+                        </w:tcMar>
+                      </w:tcPr>
+                      <w:p>
+                        <w:pPr>
+                          <w:spacing w:after="0" w:before="0" w:line="176" w:lineRule="exact"/>
+                        </w:pPr>
+                        <w:r>
+                          <w:rPr>
+                            <w:rFonts w:ascii="Segoe UI Symbol" w:cs="Segoe UI Symbol" w:eastAsia="Segoe UI Symbol" w:hAnsi="Segoe UI Symbol"/>
+                            <w:color w:val="1A1D22"/>
+                            <w:sz w:val="14"/>
+                            <w:szCs w:val="14"/>
+                          </w:rPr>
+                          <w:t xml:space="preserve">●</w:t>
+                        </w:r>
+                      </w:p>
+                    </w:tc>
+                    <w:tc>
+                      <w:tcPr>
+                        <w:tcW w:type="pct" w:w="62%"/>
+                        <w:tcBorders>
+                          <w:top w:val="nil" w:color="FFFFFF" w:sz="0"/>
+                          <w:left w:val="nil" w:color="FFFFFF" w:sz="0"/>
+                          <w:bottom w:val="dotted" w:color="8B9099" w:sz="4"/>
+                          <w:right w:val="nil" w:color="FFFFFF" w:sz="0"/>
+                        </w:tcBorders>
+                        <w:tcMar>
+                          <w:top w:type="dxa" w:w="0"/>
+                          <w:left w:type="dxa" w:w="0"/>
+                          <w:bottom w:type="dxa" w:w="0"/>
+                          <w:right w:type="dxa" w:w="50"/>
+                        </w:tcMar>
+                      </w:tcPr>
+                      <w:p>
+                        <w:pPr>
+                          <w:spacing w:after="0" w:before="0" w:line="176" w:lineRule="exact"/>
+                        </w:pPr>
+                        <w:r>
+                          <w:rPr>
+                            <w:rFonts w:ascii="Segoe Print" w:cs="Segoe Print" w:eastAsia="Segoe Print" w:hAnsi="Segoe Print"/>
+                            <w:b w:val="false"/>
+                            <w:bCs w:val="false"/>
+                            <w:color w:val="1A1D22"/>
+                            <w:sz w:val="14"/>
+                            <w:szCs w:val="14"/>
+                          </w:rPr>
+                          <w:t xml:space="preserve">Variabel: Kleider</w:t>
+                        </w:r>
+                      </w:p>
+                    </w:tc>
+                    <w:tc>
+                      <w:tcPr>
+                        <w:tcW w:type="pct" w:w="16%"/>
+                        <w:tcBorders>
+                          <w:top w:val="nil" w:color="FFFFFF" w:sz="0"/>
+                          <w:left w:val="nil" w:color="FFFFFF" w:sz="0"/>
+                          <w:bottom w:val="dotted" w:color="8B9099" w:sz="4"/>
+                          <w:right w:val="nil" w:color="FFFFFF" w:sz="0"/>
+                        </w:tcBorders>
+                        <w:tcMar>
+                          <w:top w:type="dxa" w:w="0"/>
+                          <w:left w:type="dxa" w:w="0"/>
+                          <w:bottom w:type="dxa" w:w="0"/>
+                          <w:right w:type="dxa" w:w="50"/>
+                        </w:tcMar>
+                      </w:tcPr>
+                      <w:p>
+                        <w:pPr>
+                          <w:spacing w:after="0" w:before="0" w:line="176" w:lineRule="exact"/>
+                          <w:jc w:val="right"/>
+                        </w:pPr>
+                        <w:r>
+                          <w:rPr>
+                            <w:rFonts w:ascii="Segoe Print" w:cs="Segoe Print" w:eastAsia="Segoe Print" w:hAnsi="Segoe Print"/>
+                            <w:b w:val="false"/>
+                            <w:bCs w:val="false"/>
+                            <w:color w:val="1A1D22"/>
+                            <w:sz w:val="14"/>
+                            <w:szCs w:val="14"/>
+                          </w:rPr>
+                          <w:t xml:space="preserve">140</w:t>
+                        </w:r>
+                      </w:p>
+                    </w:tc>
+                    <w:tc>
+                      <w:tcPr>
+                        <w:tcW w:type="pct" w:w="16%"/>
+                        <w:tcBorders>
+                          <w:top w:val="nil" w:color="FFFFFF" w:sz="0"/>
+                          <w:left w:val="nil" w:color="FFFFFF" w:sz="0"/>
+                          <w:bottom w:val="dotted" w:color="8B9099" w:sz="4"/>
+                          <w:right w:val="nil" w:color="FFFFFF" w:sz="0"/>
+                        </w:tcBorders>
+                        <w:tcMar>
+                          <w:top w:type="dxa" w:w="0"/>
+                          <w:left w:type="dxa" w:w="0"/>
+                          <w:bottom w:type="dxa" w:w="0"/>
+                          <w:right w:type="dxa" w:w="0"/>
+                        </w:tcMar>
+                      </w:tcPr>
+                      <w:p>
+                        <w:pPr>
+                          <w:spacing w:after="0" w:before="0" w:line="176" w:lineRule="exact"/>
+                          <w:jc w:val="right"/>
+                        </w:pPr>
+                        <w:r>
+                          <w:rPr>
+                            <w:rFonts w:ascii="Segoe Print" w:cs="Segoe Print" w:eastAsia="Segoe Print" w:hAnsi="Segoe Print"/>
+                            <w:b w:val="false"/>
+                            <w:bCs w:val="false"/>
+                            <w:color w:val="1A1D22"/>
+                            <w:sz w:val="14"/>
+                            <w:szCs w:val="14"/>
+                          </w:rPr>
+                          <w:t xml:space="preserve">90</w:t>
+                        </w:r>
+                      </w:p>
+                    </w:tc>
+                  </w:tr>
+                  <w:tr>
+                    <w:trPr>
+                      <w:cantSplit/>
+                    </w:trPr>
+                    <w:tc>
+                      <w:tcPr>
+                        <w:tcW w:type="pct" w:w="6%"/>
+                        <w:tcBorders>
+                          <w:top w:val="nil" w:color="FFFFFF" w:sz="0"/>
+                          <w:left w:val="nil" w:color="FFFFFF" w:sz="0"/>
+                          <w:bottom w:val="dotted" w:color="8B9099" w:sz="4"/>
+                          <w:right w:val="nil" w:color="FFFFFF" w:sz="0"/>
+                        </w:tcBorders>
+                        <w:tcMar>
+                          <w:top w:type="dxa" w:w="0"/>
+                          <w:left w:type="dxa" w:w="0"/>
+                          <w:bottom w:type="dxa" w:w="0"/>
+                          <w:right w:type="dxa" w:w="50"/>
+                        </w:tcMar>
+                      </w:tcPr>
+                      <w:p>
+                        <w:pPr>
+                          <w:spacing w:after="0" w:before="0" w:line="176" w:lineRule="exact"/>
+                        </w:pPr>
+                        <w:r>
+                          <w:rPr>
+                            <w:rFonts w:ascii="Segoe UI Symbol" w:cs="Segoe UI Symbol" w:eastAsia="Segoe UI Symbol" w:hAnsi="Segoe UI Symbol"/>
+                            <w:color w:val="1A1D22"/>
+                            <w:sz w:val="14"/>
+                            <w:szCs w:val="14"/>
+                          </w:rPr>
+                          <w:t xml:space="preserve">●</w:t>
+                        </w:r>
+                      </w:p>
+                    </w:tc>
+                    <w:tc>
+                      <w:tcPr>
+                        <w:tcW w:type="pct" w:w="62%"/>
+                        <w:tcBorders>
+                          <w:top w:val="nil" w:color="FFFFFF" w:sz="0"/>
+                          <w:left w:val="nil" w:color="FFFFFF" w:sz="0"/>
+                          <w:bottom w:val="dotted" w:color="8B9099" w:sz="4"/>
+                          <w:right w:val="nil" w:color="FFFFFF" w:sz="0"/>
+                        </w:tcBorders>
+                        <w:tcMar>
+                          <w:top w:type="dxa" w:w="0"/>
+                          <w:left w:type="dxa" w:w="0"/>
+                          <w:bottom w:type="dxa" w:w="0"/>
+                          <w:right w:type="dxa" w:w="50"/>
+                        </w:tcMar>
+                      </w:tcPr>
+                      <w:p>
+                        <w:pPr>
+                          <w:spacing w:after="0" w:before="0" w:line="176" w:lineRule="exact"/>
+                        </w:pPr>
+                        <w:r>
+                          <w:rPr>
+                            <w:rFonts w:ascii="Segoe Print" w:cs="Segoe Print" w:eastAsia="Segoe Print" w:hAnsi="Segoe Print"/>
+                            <w:b w:val="false"/>
+                            <w:bCs w:val="false"/>
+                            <w:color w:val="1A1D22"/>
+                            <w:sz w:val="14"/>
+                            <w:szCs w:val="14"/>
+                          </w:rPr>
+                          <w:t xml:space="preserve">Variabel: Ausgang</w:t>
+                        </w:r>
+                      </w:p>
+                    </w:tc>
+                    <w:tc>
+                      <w:tcPr>
+                        <w:tcW w:type="pct" w:w="16%"/>
+                        <w:tcBorders>
+                          <w:top w:val="nil" w:color="FFFFFF" w:sz="0"/>
+                          <w:left w:val="nil" w:color="FFFFFF" w:sz="0"/>
+                          <w:bottom w:val="dotted" w:color="8B9099" w:sz="4"/>
+                          <w:right w:val="nil" w:color="FFFFFF" w:sz="0"/>
+                        </w:tcBorders>
+                        <w:tcMar>
+                          <w:top w:type="dxa" w:w="0"/>
+                          <w:left w:type="dxa" w:w="0"/>
+                          <w:bottom w:type="dxa" w:w="0"/>
+                          <w:right w:type="dxa" w:w="50"/>
+                        </w:tcMar>
+                      </w:tcPr>
+                      <w:p>
+                        <w:pPr>
+                          <w:spacing w:after="0" w:before="0" w:line="176" w:lineRule="exact"/>
+                          <w:jc w:val="right"/>
+                        </w:pPr>
+                        <w:r>
+                          <w:rPr>
+                            <w:rFonts w:ascii="Segoe Print" w:cs="Segoe Print" w:eastAsia="Segoe Print" w:hAnsi="Segoe Print"/>
+                            <w:b w:val="false"/>
+                            <w:bCs w:val="false"/>
+                            <w:color w:val="1A1D22"/>
+                            <w:sz w:val="14"/>
+                            <w:szCs w:val="14"/>
+                          </w:rPr>
+                          <w:t xml:space="preserve">190</w:t>
+                        </w:r>
+                      </w:p>
+                    </w:tc>
+                    <w:tc>
+                      <w:tcPr>
+                        <w:tcW w:type="pct" w:w="16%"/>
+                        <w:tcBorders>
+                          <w:top w:val="nil" w:color="FFFFFF" w:sz="0"/>
+                          <w:left w:val="nil" w:color="FFFFFF" w:sz="0"/>
+                          <w:bottom w:val="dotted" w:color="8B9099" w:sz="4"/>
+                          <w:right w:val="nil" w:color="FFFFFF" w:sz="0"/>
+                        </w:tcBorders>
+                        <w:tcMar>
+                          <w:top w:type="dxa" w:w="0"/>
+                          <w:left w:type="dxa" w:w="0"/>
+                          <w:bottom w:type="dxa" w:w="0"/>
+                          <w:right w:type="dxa" w:w="0"/>
+                        </w:tcMar>
+                      </w:tcPr>
+                      <w:p>
+                        <w:pPr>
+                          <w:spacing w:after="0" w:before="0" w:line="176" w:lineRule="exact"/>
+                          <w:jc w:val="right"/>
+                        </w:pPr>
+                        <w:r>
+                          <w:rPr>
+                            <w:rFonts w:ascii="Segoe Print" w:cs="Segoe Print" w:eastAsia="Segoe Print" w:hAnsi="Segoe Print"/>
+                            <w:b w:val="false"/>
+                            <w:bCs w:val="false"/>
+                            <w:color w:val="1A1D22"/>
+                            <w:sz w:val="14"/>
+                            <w:szCs w:val="14"/>
+                          </w:rPr>
+                          <w:t xml:space="preserve">140</w:t>
+                        </w:r>
+                      </w:p>
+                    </w:tc>
+                  </w:tr>
+                  <w:tr>
+                    <w:trPr>
+                      <w:cantSplit/>
+                    </w:trPr>
+                    <w:tc>
+                      <w:tcPr>
+                        <w:tcW w:type="pct" w:w="6%"/>
+                        <w:tcBorders>
+                          <w:top w:val="nil" w:color="FFFFFF" w:sz="0"/>
+                          <w:left w:val="nil" w:color="FFFFFF" w:sz="0"/>
+                          <w:bottom w:val="dotted" w:color="8B9099" w:sz="4"/>
+                          <w:right w:val="nil" w:color="FFFFFF" w:sz="0"/>
+                        </w:tcBorders>
+                        <w:tcMar>
+                          <w:top w:type="dxa" w:w="0"/>
+                          <w:left w:type="dxa" w:w="0"/>
+                          <w:bottom w:type="dxa" w:w="0"/>
+                          <w:right w:type="dxa" w:w="50"/>
+                        </w:tcMar>
+                      </w:tcPr>
+                      <w:p>
+                        <w:pPr>
+                          <w:spacing w:after="0" w:before="0" w:line="176" w:lineRule="exact"/>
+                        </w:pPr>
+                        <w:r>
+                          <w:rPr>
+                            <w:rFonts w:ascii="Segoe Print" w:cs="Segoe Print" w:eastAsia="Segoe Print" w:hAnsi="Segoe Print"/>
+                            <w:color w:val="1A1D22"/>
+                            <w:sz w:val="14"/>
+                            <w:szCs w:val="14"/>
+                          </w:rPr>
+                          <w:t xml:space="preserve"/>
+                        </w:r>
+                      </w:p>
+                    </w:tc>
+                    <w:tc>
+                      <w:tcPr>
+                        <w:tcW w:type="pct" w:w="62%"/>
+                        <w:tcBorders>
+                          <w:top w:val="nil" w:color="FFFFFF" w:sz="0"/>
+                          <w:left w:val="nil" w:color="FFFFFF" w:sz="0"/>
+                          <w:bottom w:val="dotted" w:color="8B9099" w:sz="4"/>
+                          <w:right w:val="nil" w:color="FFFFFF" w:sz="0"/>
+                        </w:tcBorders>
+                        <w:tcMar>
+                          <w:top w:type="dxa" w:w="0"/>
+                          <w:left w:type="dxa" w:w="0"/>
+                          <w:bottom w:type="dxa" w:w="0"/>
+                          <w:right w:type="dxa" w:w="50"/>
+                        </w:tcMar>
+                      </w:tcPr>
+                      <w:p>
+                        <w:pPr>
+                          <w:spacing w:after="0" w:before="0" w:line="176" w:lineRule="exact"/>
+                        </w:pPr>
+                        <w:r>
+                          <w:rPr>
+                            <w:rFonts w:ascii="Segoe Print" w:cs="Segoe Print" w:eastAsia="Segoe Print" w:hAnsi="Segoe Print"/>
+                            <w:b w:val="false"/>
+                            <w:bCs w:val="false"/>
+                            <w:color w:val="1A1D22"/>
+                            <w:sz w:val="14"/>
+                            <w:szCs w:val="14"/>
+                          </w:rPr>
+                          <w:t xml:space="preserve">Variabel: Hobby, Geschenke</w:t>
+                        </w:r>
+                      </w:p>
+                    </w:tc>
+                    <w:tc>
+                      <w:tcPr>
+                        <w:tcW w:type="pct" w:w="16%"/>
+                        <w:tcBorders>
+                          <w:top w:val="nil" w:color="FFFFFF" w:sz="0"/>
+                          <w:left w:val="nil" w:color="FFFFFF" w:sz="0"/>
+                          <w:bottom w:val="dotted" w:color="8B9099" w:sz="4"/>
+                          <w:right w:val="nil" w:color="FFFFFF" w:sz="0"/>
+                        </w:tcBorders>
+                        <w:tcMar>
+                          <w:top w:type="dxa" w:w="0"/>
+                          <w:left w:type="dxa" w:w="0"/>
+                          <w:bottom w:type="dxa" w:w="0"/>
+                          <w:right w:type="dxa" w:w="50"/>
+                        </w:tcMar>
+                      </w:tcPr>
+                      <w:p>
+                        <w:pPr>
+                          <w:spacing w:after="0" w:before="0" w:line="176" w:lineRule="exact"/>
+                          <w:jc w:val="right"/>
+                        </w:pPr>
+                        <w:r>
+                          <w:rPr>
+                            <w:rFonts w:ascii="Segoe Print" w:cs="Segoe Print" w:eastAsia="Segoe Print" w:hAnsi="Segoe Print"/>
+                            <w:b w:val="false"/>
+                            <w:bCs w:val="false"/>
+                            <w:color w:val="1A1D22"/>
+                            <w:sz w:val="14"/>
+                            <w:szCs w:val="14"/>
+                          </w:rPr>
+                          <w:t xml:space="preserve">100</w:t>
+                        </w:r>
+                      </w:p>
+                    </w:tc>
+                    <w:tc>
+                      <w:tcPr>
+                        <w:tcW w:type="pct" w:w="16%"/>
+                        <w:tcBorders>
+                          <w:top w:val="nil" w:color="FFFFFF" w:sz="0"/>
+                          <w:left w:val="nil" w:color="FFFFFF" w:sz="0"/>
+                          <w:bottom w:val="dotted" w:color="8B9099" w:sz="4"/>
+                          <w:right w:val="nil" w:color="FFFFFF" w:sz="0"/>
+                        </w:tcBorders>
+                        <w:tcMar>
+                          <w:top w:type="dxa" w:w="0"/>
+                          <w:left w:type="dxa" w:w="0"/>
+                          <w:bottom w:type="dxa" w:w="0"/>
+                          <w:right w:type="dxa" w:w="0"/>
+                        </w:tcMar>
+                      </w:tcPr>
+                      <w:p>
+                        <w:pPr>
+                          <w:spacing w:after="0" w:before="0" w:line="176" w:lineRule="exact"/>
+                          <w:jc w:val="right"/>
+                        </w:pPr>
+                        <w:r>
+                          <w:rPr>
+                            <w:rFonts w:ascii="Segoe Print" w:cs="Segoe Print" w:eastAsia="Segoe Print" w:hAnsi="Segoe Print"/>
+                            <w:b w:val="false"/>
+                            <w:bCs w:val="false"/>
+                            <w:color w:val="1A1D22"/>
+                            <w:sz w:val="14"/>
+                            <w:szCs w:val="14"/>
+                          </w:rPr>
+                          <w:t xml:space="preserve">100</w:t>
+                        </w:r>
+                      </w:p>
+                    </w:tc>
+                  </w:tr>
+                  <w:tr>
+                    <w:trPr>
+                      <w:cantSplit/>
+                    </w:trPr>
+                    <w:tc>
+                      <w:tcPr>
+                        <w:tcW w:type="pct" w:w="6%"/>
+                        <w:tcBorders>
+                          <w:top w:val="nil" w:color="FFFFFF" w:sz="0"/>
+                          <w:left w:val="nil" w:color="FFFFFF" w:sz="0"/>
+                          <w:bottom w:val="dotted" w:color="8B9099" w:sz="4"/>
+                          <w:right w:val="nil" w:color="FFFFFF" w:sz="0"/>
+                        </w:tcBorders>
+                        <w:tcMar>
+                          <w:top w:type="dxa" w:w="0"/>
+                          <w:left w:type="dxa" w:w="0"/>
+                          <w:bottom w:type="dxa" w:w="0"/>
+                          <w:right w:type="dxa" w:w="50"/>
+                        </w:tcMar>
+                      </w:tcPr>
+                      <w:p>
+                        <w:pPr>
+                          <w:spacing w:after="0" w:before="0" w:line="176" w:lineRule="exact"/>
+                        </w:pPr>
+                        <w:r>
+                          <w:rPr>
+                            <w:rFonts w:ascii="Segoe Print" w:cs="Segoe Print" w:eastAsia="Segoe Print" w:hAnsi="Segoe Print"/>
+                            <w:color w:val="1A1D22"/>
+                            <w:sz w:val="14"/>
+                            <w:szCs w:val="14"/>
+                          </w:rPr>
+                          <w:t xml:space="preserve"/>
+                        </w:r>
+                      </w:p>
+                    </w:tc>
+                    <w:tc>
+                      <w:tcPr>
+                        <w:tcW w:type="pct" w:w="62%"/>
+                        <w:tcBorders>
+                          <w:top w:val="nil" w:color="FFFFFF" w:sz="0"/>
+                          <w:left w:val="nil" w:color="FFFFFF" w:sz="0"/>
+                          <w:bottom w:val="dotted" w:color="8B9099" w:sz="4"/>
+                          <w:right w:val="nil" w:color="FFFFFF" w:sz="0"/>
+                        </w:tcBorders>
+                        <w:tcMar>
+                          <w:top w:type="dxa" w:w="0"/>
+                          <w:left w:type="dxa" w:w="0"/>
+                          <w:bottom w:type="dxa" w:w="0"/>
+                          <w:right w:type="dxa" w:w="50"/>
+                        </w:tcMar>
+                      </w:tcPr>
+                      <w:p>
+                        <w:pPr>
+                          <w:spacing w:after="0" w:before="0" w:line="176" w:lineRule="exact"/>
+                        </w:pPr>
+                        <w:r>
+                          <w:rPr>
+                            <w:rFonts w:ascii="Segoe Print" w:cs="Segoe Print" w:eastAsia="Segoe Print" w:hAnsi="Segoe Print"/>
+                            <w:b w:val="false"/>
+                            <w:bCs w:val="false"/>
+                            <w:color w:val="1A1D22"/>
+                            <w:sz w:val="14"/>
+                            <w:szCs w:val="14"/>
+                          </w:rPr>
+                          <w:t xml:space="preserve">Rückstellung: Ferien, Sparen</w:t>
+                        </w:r>
+                      </w:p>
+                    </w:tc>
+                    <w:tc>
+                      <w:tcPr>
+                        <w:tcW w:type="pct" w:w="16%"/>
+                        <w:tcBorders>
+                          <w:top w:val="nil" w:color="FFFFFF" w:sz="0"/>
+                          <w:left w:val="nil" w:color="FFFFFF" w:sz="0"/>
+                          <w:bottom w:val="dotted" w:color="8B9099" w:sz="4"/>
+                          <w:right w:val="nil" w:color="FFFFFF" w:sz="0"/>
+                        </w:tcBorders>
+                        <w:tcMar>
+                          <w:top w:type="dxa" w:w="0"/>
+                          <w:left w:type="dxa" w:w="0"/>
+                          <w:bottom w:type="dxa" w:w="0"/>
+                          <w:right w:type="dxa" w:w="50"/>
+                        </w:tcMar>
+                      </w:tcPr>
+                      <w:p>
+                        <w:pPr>
+                          <w:spacing w:after="0" w:before="0" w:line="176" w:lineRule="exact"/>
+                          <w:jc w:val="right"/>
+                        </w:pPr>
+                        <w:r>
+                          <w:rPr>
+                            <w:rFonts w:ascii="Segoe Print" w:cs="Segoe Print" w:eastAsia="Segoe Print" w:hAnsi="Segoe Print"/>
+                            <w:b w:val="false"/>
+                            <w:bCs w:val="false"/>
+                            <w:color w:val="1A1D22"/>
+                            <w:sz w:val="14"/>
+                            <w:szCs w:val="14"/>
+                          </w:rPr>
+                          <w:t xml:space="preserve">50</w:t>
+                        </w:r>
+                      </w:p>
+                    </w:tc>
+                    <w:tc>
+                      <w:tcPr>
+                        <w:tcW w:type="pct" w:w="16%"/>
+                        <w:tcBorders>
+                          <w:top w:val="nil" w:color="FFFFFF" w:sz="0"/>
+                          <w:left w:val="nil" w:color="FFFFFF" w:sz="0"/>
+                          <w:bottom w:val="dotted" w:color="8B9099" w:sz="4"/>
+                          <w:right w:val="nil" w:color="FFFFFF" w:sz="0"/>
+                        </w:tcBorders>
+                        <w:tcMar>
+                          <w:top w:type="dxa" w:w="0"/>
+                          <w:left w:type="dxa" w:w="0"/>
+                          <w:bottom w:type="dxa" w:w="0"/>
+                          <w:right w:type="dxa" w:w="0"/>
+                        </w:tcMar>
+                      </w:tcPr>
+                      <w:p>
+                        <w:pPr>
+                          <w:spacing w:after="0" w:before="0" w:line="176" w:lineRule="exact"/>
+                          <w:jc w:val="right"/>
+                        </w:pPr>
+                        <w:r>
+                          <w:rPr>
+                            <w:rFonts w:ascii="Segoe Print" w:cs="Segoe Print" w:eastAsia="Segoe Print" w:hAnsi="Segoe Print"/>
+                            <w:b w:val="false"/>
+                            <w:bCs w:val="false"/>
+                            <w:color w:val="1A1D22"/>
+                            <w:sz w:val="14"/>
+                            <w:szCs w:val="14"/>
+                          </w:rPr>
+                          <w:t xml:space="preserve">70</w:t>
+                        </w:r>
+                      </w:p>
+                    </w:tc>
+                  </w:tr>
+                  <w:tr>
+                    <w:trPr>
+                      <w:cantSplit/>
+                    </w:trPr>
+                    <w:tc>
+                      <w:tcPr>
+                        <w:tcW w:type="pct" w:w="6%"/>
+                        <w:tcBorders>
+                          <w:top w:val="nil" w:color="FFFFFF" w:sz="0"/>
+                          <w:left w:val="nil" w:color="FFFFFF" w:sz="0"/>
+                          <w:bottom w:val="dotted" w:color="8B9099" w:sz="4"/>
+                          <w:right w:val="nil" w:color="FFFFFF" w:sz="0"/>
+                        </w:tcBorders>
+                        <w:tcMar>
+                          <w:top w:type="dxa" w:w="0"/>
+                          <w:left w:type="dxa" w:w="0"/>
+                          <w:bottom w:type="dxa" w:w="0"/>
+                          <w:right w:type="dxa" w:w="50"/>
+                        </w:tcMar>
+                      </w:tcPr>
+                      <w:p>
+                        <w:pPr>
+                          <w:spacing w:after="0" w:before="0" w:line="176" w:lineRule="exact"/>
+                        </w:pPr>
+                        <w:r>
+                          <w:rPr>
+                            <w:rFonts w:ascii="Segoe UI Symbol" w:cs="Segoe UI Symbol" w:eastAsia="Segoe UI Symbol" w:hAnsi="Segoe UI Symbol"/>
+                            <w:color w:val="1A1D22"/>
+                            <w:sz w:val="14"/>
+                            <w:szCs w:val="14"/>
+                          </w:rPr>
+                          <w:t xml:space="preserve">○</w:t>
+                        </w:r>
+                      </w:p>
+                    </w:tc>
+                    <w:tc>
+                      <w:tcPr>
+                        <w:tcW w:type="pct" w:w="62%"/>
+                        <w:tcBorders>
+                          <w:top w:val="nil" w:color="FFFFFF" w:sz="0"/>
+                          <w:left w:val="nil" w:color="FFFFFF" w:sz="0"/>
+                          <w:bottom w:val="dotted" w:color="8B9099" w:sz="4"/>
+                          <w:right w:val="nil" w:color="FFFFFF" w:sz="0"/>
+                        </w:tcBorders>
+                        <w:tcMar>
+                          <w:top w:type="dxa" w:w="0"/>
+                          <w:left w:type="dxa" w:w="0"/>
+                          <w:bottom w:type="dxa" w:w="0"/>
+                          <w:right w:type="dxa" w:w="50"/>
+                        </w:tcMar>
+                      </w:tcPr>
+                      <w:p>
+                        <w:pPr>
+                          <w:spacing w:after="0" w:before="0" w:line="176" w:lineRule="exact"/>
+                        </w:pPr>
+                        <w:r>
+                          <w:rPr>
+                            <w:rFonts w:ascii="Segoe Print" w:cs="Segoe Print" w:eastAsia="Segoe Print" w:hAnsi="Segoe Print"/>
+                            <w:b w:val="false"/>
+                            <w:bCs w:val="false"/>
+                            <w:color w:val="1A1D22"/>
+                            <w:sz w:val="14"/>
+                            <w:szCs w:val="14"/>
+                          </w:rPr>
+                          <w:t xml:space="preserve">Nachzahlung Handy (Roaming)</w:t>
+                        </w:r>
+                      </w:p>
+                    </w:tc>
+                    <w:tc>
+                      <w:tcPr>
+                        <w:tcW w:type="pct" w:w="16%"/>
+                        <w:tcBorders>
+                          <w:top w:val="nil" w:color="FFFFFF" w:sz="0"/>
+                          <w:left w:val="nil" w:color="FFFFFF" w:sz="0"/>
+                          <w:bottom w:val="dotted" w:color="8B9099" w:sz="4"/>
+                          <w:right w:val="nil" w:color="FFFFFF" w:sz="0"/>
+                        </w:tcBorders>
+                        <w:tcMar>
+                          <w:top w:type="dxa" w:w="0"/>
+                          <w:left w:type="dxa" w:w="0"/>
+                          <w:bottom w:type="dxa" w:w="0"/>
+                          <w:right w:type="dxa" w:w="50"/>
+                        </w:tcMar>
+                      </w:tcPr>
+                      <w:p>
+                        <w:pPr>
+                          <w:spacing w:after="0" w:before="0" w:line="176" w:lineRule="exact"/>
+                          <w:jc w:val="right"/>
+                        </w:pPr>
+                        <w:r>
+                          <w:rPr>
+                            <w:rFonts w:ascii="Segoe Print" w:cs="Segoe Print" w:eastAsia="Segoe Print" w:hAnsi="Segoe Print"/>
+                            <w:b w:val="false"/>
+                            <w:bCs w:val="false"/>
+                            <w:color w:val="1A1D22"/>
+                            <w:sz w:val="14"/>
+                            <w:szCs w:val="14"/>
+                          </w:rPr>
+                          <w:t xml:space="preserve">90</w:t>
+                        </w:r>
+                      </w:p>
+                    </w:tc>
+                    <w:tc>
+                      <w:tcPr>
+                        <w:tcW w:type="pct" w:w="16%"/>
+                        <w:tcBorders>
+                          <w:top w:val="nil" w:color="FFFFFF" w:sz="0"/>
+                          <w:left w:val="nil" w:color="FFFFFF" w:sz="0"/>
+                          <w:bottom w:val="dotted" w:color="8B9099" w:sz="4"/>
+                          <w:right w:val="nil" w:color="FFFFFF" w:sz="0"/>
+                        </w:tcBorders>
+                        <w:tcMar>
+                          <w:top w:type="dxa" w:w="0"/>
+                          <w:left w:type="dxa" w:w="0"/>
+                          <w:bottom w:type="dxa" w:w="0"/>
+                          <w:right w:type="dxa" w:w="0"/>
+                        </w:tcMar>
+                      </w:tcPr>
+                      <w:p>
+                        <w:pPr>
+                          <w:spacing w:after="0" w:before="0" w:line="176" w:lineRule="exact"/>
+                          <w:jc w:val="right"/>
+                        </w:pPr>
+                        <w:r>
+                          <w:rPr>
+                            <w:rFonts w:ascii="Segoe Print" w:cs="Segoe Print" w:eastAsia="Segoe Print" w:hAnsi="Segoe Print"/>
+                            <w:b w:val="false"/>
+                            <w:bCs w:val="false"/>
+                            <w:color w:val="1A1D22"/>
+                            <w:sz w:val="14"/>
+                            <w:szCs w:val="14"/>
+                          </w:rPr>
+                          <w:t xml:space="preserve">90</w:t>
+                        </w:r>
+                      </w:p>
+                    </w:tc>
+                  </w:tr>
+                  <w:tr>
+                    <w:trPr>
+                      <w:cantSplit/>
+                    </w:trPr>
+                    <w:tc>
+                      <w:tcPr>
+                        <w:tcW w:type="pct" w:w="6%"/>
+                        <w:tcBorders>
+                          <w:top w:val="single" w:color="4A5057" w:sz="6"/>
+                          <w:left w:val="nil" w:color="FFFFFF" w:sz="0"/>
+                          <w:bottom w:val="nil" w:color="FFFFFF" w:sz="0"/>
+                          <w:right w:val="nil" w:color="FFFFFF" w:sz="0"/>
+                        </w:tcBorders>
+                        <w:tcMar>
+                          <w:top w:type="dxa" w:w="0"/>
+                          <w:left w:type="dxa" w:w="0"/>
+                          <w:bottom w:type="dxa" w:w="0"/>
+                          <w:right w:type="dxa" w:w="50"/>
+                        </w:tcMar>
+                      </w:tcPr>
+                      <w:p>
+                        <w:pPr>
+                          <w:spacing w:after="0" w:before="0" w:line="176" w:lineRule="exact"/>
+                        </w:pPr>
+                        <w:r>
+                          <w:rPr>
+                            <w:rFonts w:ascii="Segoe Print" w:cs="Segoe Print" w:eastAsia="Segoe Print" w:hAnsi="Segoe Print"/>
+                            <w:color w:val="1A1D22"/>
+                            <w:sz w:val="14"/>
+                            <w:szCs w:val="14"/>
+                          </w:rPr>
+                          <w:t xml:space="preserve"/>
+                        </w:r>
+                      </w:p>
+                    </w:tc>
+                    <w:tc>
+                      <w:tcPr>
+                        <w:tcW w:type="pct" w:w="62%"/>
+                        <w:tcBorders>
+                          <w:top w:val="single" w:color="4A5057" w:sz="6"/>
+                          <w:left w:val="nil" w:color="FFFFFF" w:sz="0"/>
+                          <w:bottom w:val="nil" w:color="FFFFFF" w:sz="0"/>
+                          <w:right w:val="nil" w:color="FFFFFF" w:sz="0"/>
+                        </w:tcBorders>
+                        <w:tcMar>
+                          <w:top w:type="dxa" w:w="0"/>
+                          <w:left w:type="dxa" w:w="0"/>
+                          <w:bottom w:type="dxa" w:w="0"/>
+                          <w:right w:type="dxa" w:w="50"/>
+                        </w:tcMar>
+                      </w:tcPr>
+                      <w:p>
+                        <w:pPr>
+                          <w:spacing w:after="0" w:before="0" w:line="176" w:lineRule="exact"/>
+                        </w:pPr>
+                        <w:r>
+                          <w:rPr>
+                            <w:rFonts w:ascii="Segoe Print" w:cs="Segoe Print" w:eastAsia="Segoe Print" w:hAnsi="Segoe Print"/>
+                            <w:b/>
+                            <w:bCs/>
+                            <w:color w:val="1A1D22"/>
+                            <w:sz w:val="14"/>
+                            <w:szCs w:val="14"/>
+                          </w:rPr>
+                          <w:t xml:space="preserve">Saldo</w:t>
+                        </w:r>
+                      </w:p>
+                    </w:tc>
+                    <w:tc>
+                      <w:tcPr>
+                        <w:tcW w:type="pct" w:w="16%"/>
+                        <w:tcBorders>
+                          <w:top w:val="single" w:color="4A5057" w:sz="6"/>
+                          <w:left w:val="nil" w:color="FFFFFF" w:sz="0"/>
+                          <w:bottom w:val="nil" w:color="FFFFFF" w:sz="0"/>
+                          <w:right w:val="nil" w:color="FFFFFF" w:sz="0"/>
+                        </w:tcBorders>
+                        <w:tcMar>
+                          <w:top w:type="dxa" w:w="0"/>
+                          <w:left w:type="dxa" w:w="0"/>
+                          <w:bottom w:type="dxa" w:w="0"/>
+                          <w:right w:type="dxa" w:w="50"/>
+                        </w:tcMar>
+                      </w:tcPr>
+                      <w:p>
+                        <w:pPr>
+                          <w:spacing w:after="0" w:before="0" w:line="176" w:lineRule="exact"/>
+                          <w:jc w:val="right"/>
+                        </w:pPr>
+                        <w:r>
+                          <w:rPr>
+                            <w:rFonts w:ascii="Segoe Print" w:cs="Segoe Print" w:eastAsia="Segoe Print" w:hAnsi="Segoe Print"/>
+                            <w:b/>
+                            <w:bCs/>
+                            <w:color w:val="1A1D22"/>
+                            <w:sz w:val="14"/>
+                            <w:szCs w:val="14"/>
+                          </w:rPr>
+                          <w:t xml:space="preserve">−52</w:t>
+                        </w:r>
+                      </w:p>
+                    </w:tc>
+                    <w:tc>
+                      <w:tcPr>
+                        <w:tcW w:type="pct" w:w="16%"/>
+                        <w:tcBorders>
+                          <w:top w:val="single" w:color="4A5057" w:sz="6"/>
+                          <w:left w:val="nil" w:color="FFFFFF" w:sz="0"/>
+                          <w:bottom w:val="nil" w:color="FFFFFF" w:sz="0"/>
+                          <w:right w:val="nil" w:color="FFFFFF" w:sz="0"/>
+                        </w:tcBorders>
+                        <w:tcMar>
+                          <w:top w:type="dxa" w:w="0"/>
+                          <w:left w:type="dxa" w:w="0"/>
+                          <w:bottom w:type="dxa" w:w="0"/>
+                          <w:right w:type="dxa" w:w="0"/>
+                        </w:tcMar>
+                      </w:tcPr>
+                      <w:p>
+                        <w:pPr>
+                          <w:spacing w:after="0" w:before="0" w:line="176" w:lineRule="exact"/>
+                          <w:jc w:val="right"/>
+                        </w:pPr>
+                        <w:r>
+                          <w:rPr>
+                            <w:rFonts w:ascii="Segoe Print" w:cs="Segoe Print" w:eastAsia="Segoe Print" w:hAnsi="Segoe Print"/>
+                            <w:b/>
+                            <w:bCs/>
+                            <w:color w:val="1A1D22"/>
+                            <w:sz w:val="14"/>
+                            <w:szCs w:val="14"/>
+                          </w:rPr>
+                          <w:t xml:space="preserve">+28</w:t>
+                        </w:r>
+                      </w:p>
+                    </w:tc>
+                  </w:tr>
+                </w:tbl>
+                <w:p>
+                  <w:pPr>
+                    <w:spacing w:after="0" w:before="0" w:line="20" w:lineRule="exact"/>
+                  </w:pPr>
+                  <w:r>
+                    <w:t xml:space="preserve"/>
+                  </w:r>
+                </w:p>
+              </w:tc>
+              <w:tc>
+                <w:tcPr>
+                  <w:tcW w:type="pct" w:w="30%"/>
+                  <w:tcBorders>
+                    <w:top w:val="nil" w:color="FFFFFF" w:sz="0"/>
+                    <w:left w:val="nil" w:color="FFFFFF" w:sz="0"/>
+                    <w:bottom w:val="nil" w:color="FFFFFF" w:sz="0"/>
+                    <w:right w:val="nil" w:color="FFFFFF" w:sz="0"/>
+                  </w:tcBorders>
+                  <w:tcMar>
+                    <w:top w:type="dxa" w:w="0"/>
+                    <w:left w:type="dxa" w:w="0"/>
+                    <w:bottom w:type="dxa" w:w="0"/>
+                    <w:right w:type="dxa" w:w="160"/>
+                  </w:tcMar>
+                </w:tcPr>
+                <w:p>
+                  <w:pPr>
+                    <w:keepNext/>
+                    <w:pBdr>
+                      <w:bottom w:val="single" w:color="2471A3" w:sz="4" w:space="1"/>
+                    </w:pBdr>
+                    <w:spacing w:after="20" w:before="0" w:line="176" w:lineRule="exact"/>
+                  </w:pPr>
+                  <w:r>
+                    <w:rPr>
+                      <w:rFonts w:ascii="Segoe Print" w:cs="Segoe Print" w:eastAsia="Segoe Print" w:hAnsi="Segoe Print"/>
+                      <w:b/>
+                      <w:bCs/>
+                      <w:color w:val="2471A3"/>
+                      <w:sz w:val="15"/>
+                      <w:szCs w:val="15"/>
+                    </w:rPr>
+                    <w:t xml:space="preserve">Anpassungen und Schutzregeln</w:t>
+                  </w:r>
+                </w:p>
+                <w:p>
+                  <w:pPr>
+                    <w:spacing w:after="10" w:before="0" w:line="176" w:lineRule="exact"/>
+                  </w:pPr>
+                  <w:r>
+                    <w:rPr>
+                      <w:rFonts w:ascii="Segoe Print" w:cs="Segoe Print" w:eastAsia="Segoe Print" w:hAnsi="Segoe Print"/>
+                      <w:color w:val="1A1D22"/>
+                      <w:sz w:val="14"/>
+                      <w:szCs w:val="14"/>
+                    </w:rPr>
+                    <w:t xml:space="preserve">Nachzahlung am Zahltag zuerst überweisen — sonst folgt eine Mahnung.</w:t>
+                  </w:r>
+                </w:p>
+                <w:p>
+                  <w:pPr>
+                    <w:spacing w:after="10" w:before="0" w:line="176" w:lineRule="exact"/>
+                  </w:pPr>
+                  <w:r>
+                    <w:rPr>
+                      <w:rFonts w:ascii="Segoe Print" w:cs="Segoe Print" w:eastAsia="Segoe Print" w:hAnsi="Segoe Print"/>
+                      <w:color w:val="1A1D22"/>
+                      <w:sz w:val="14"/>
+                      <w:szCs w:val="14"/>
+                    </w:rPr>
+                    <w:t xml:space="preserve">Ausgang und Kleider je CHF 50 tiefer — das steuere ich selbst.</w:t>
+                  </w:r>
+                </w:p>
+                <w:p>
+                  <w:pPr>
+                    <w:spacing w:after="10" w:before="0" w:line="176" w:lineRule="exact"/>
+                  </w:pPr>
+                  <w:r>
+                    <w:rPr>
+                      <w:rFonts w:ascii="Segoe Print" w:cs="Segoe Print" w:eastAsia="Segoe Print" w:hAnsi="Segoe Print"/>
+                      <w:color w:val="1A1D22"/>
+                      <w:sz w:val="14"/>
+                      <w:szCs w:val="14"/>
+                    </w:rPr>
+                    <w:t xml:space="preserve">Regel 1: Wenn ich ins Ausland fahre, schalte ich das Roaming aus.</w:t>
+                  </w:r>
+                </w:p>
+                <w:p>
+                  <w:pPr>
+                    <w:spacing w:after="10" w:before="0" w:line="176" w:lineRule="exact"/>
+                  </w:pPr>
+                  <w:r>
+                    <w:rPr>
+                      <w:rFonts w:ascii="Segoe Print" w:cs="Segoe Print" w:eastAsia="Segoe Print" w:hAnsi="Segoe Print"/>
+                      <w:color w:val="1A1D22"/>
+                      <w:sz w:val="14"/>
+                      <w:szCs w:val="14"/>
+                    </w:rPr>
+                    <w:t xml:space="preserve">Regel 2: Wenn der Lohn kommt, lege ich zuerst CHF 70 zur Seite.</w:t>
+                  </w:r>
+                </w:p>
+              </w:tc>
+              <w:tc>
+                <w:tcPr>
+                  <w:tcW w:type="pct" w:w="30%"/>
+                  <w:tcBorders>
+                    <w:top w:val="nil" w:color="FFFFFF" w:sz="0"/>
+                    <w:left w:val="nil" w:color="FFFFFF" w:sz="0"/>
+                    <w:bottom w:val="nil" w:color="FFFFFF" w:sz="0"/>
+                    <w:right w:val="nil" w:color="FFFFFF" w:sz="0"/>
+                  </w:tcBorders>
+                  <w:tcMar>
+                    <w:top w:type="dxa" w:w="0"/>
+                    <w:left w:type="dxa" w:w="0"/>
+                    <w:bottom w:type="dxa" w:w="0"/>
+                    <w:right w:type="dxa" w:w="0"/>
+                  </w:tcMar>
+                </w:tcPr>
+                <w:p>
+                  <w:pPr>
+                    <w:keepNext/>
+                    <w:pBdr>
+                      <w:bottom w:val="single" w:color="2471A3" w:sz="4" w:space="1"/>
+                    </w:pBdr>
+                    <w:spacing w:after="20" w:before="0" w:line="176" w:lineRule="exact"/>
+                  </w:pPr>
+                  <w:r>
+                    <w:rPr>
+                      <w:rFonts w:ascii="Segoe Print" w:cs="Segoe Print" w:eastAsia="Segoe Print" w:hAnsi="Segoe Print"/>
+                      <w:b/>
+                      <w:bCs/>
+                      <w:color w:val="2471A3"/>
+                      <w:sz w:val="15"/>
+                      <w:szCs w:val="15"/>
+                    </w:rPr>
+                    <w:t xml:space="preserve">Gesprächsnotiz</w:t>
+                  </w:r>
+                </w:p>
+                <w:p>
+                  <w:pPr>
+                    <w:spacing w:after="10" w:before="0" w:line="176" w:lineRule="exact"/>
+                  </w:pPr>
+                  <w:r>
+                    <w:rPr>
+                      <w:rFonts w:ascii="Segoe Print" w:cs="Segoe Print" w:eastAsia="Segoe Print" w:hAnsi="Segoe Print"/>
+                      <w:color w:val="1A1D22"/>
+                      <w:sz w:val="14"/>
+                      <w:szCs w:val="14"/>
+                    </w:rPr>
+                    <w:t xml:space="preserve">Argument 1: Der Saldo ist plus 28 statt minus 52.</w:t>
+                  </w:r>
+                </w:p>
+                <w:p>
+                  <w:pPr>
+                    <w:spacing w:after="10" w:before="0" w:line="176" w:lineRule="exact"/>
+                  </w:pPr>
+                  <w:r>
+                    <w:rPr>
+                      <w:rFonts w:ascii="Segoe Print" w:cs="Segoe Print" w:eastAsia="Segoe Print" w:hAnsi="Segoe Print"/>
+                      <w:color w:val="1A1D22"/>
+                      <w:sz w:val="14"/>
+                      <w:szCs w:val="14"/>
+                    </w:rPr>
+                    <w:t xml:space="preserve">Argument 2: Die Nachzahlung ist diesen Monat erledigt.</w:t>
+                  </w:r>
+                </w:p>
+                <w:p>
+                  <w:pPr>
+                    <w:spacing w:after="10" w:before="0" w:line="176" w:lineRule="exact"/>
+                  </w:pPr>
+                  <w:r>
+                    <w:rPr>
+                      <w:rFonts w:ascii="Segoe Print" w:cs="Segoe Print" w:eastAsia="Segoe Print" w:hAnsi="Segoe Print"/>
+                      <w:color w:val="1A1D22"/>
+                      <w:sz w:val="14"/>
+                      <w:szCs w:val="14"/>
+                    </w:rPr>
+                    <w:t xml:space="preserve">Argument 3: Ausgang bleibt, nur kleiner.</w:t>
+                  </w:r>
+                </w:p>
+                <w:p>
+                  <w:pPr>
+                    <w:spacing w:after="10" w:before="0" w:line="176" w:lineRule="exact"/>
+                  </w:pPr>
+                  <w:r>
+                    <w:rPr>
+                      <w:rFonts w:ascii="Segoe Print" w:cs="Segoe Print" w:eastAsia="Segoe Print" w:hAnsi="Segoe Print"/>
+                      <w:color w:val="1A1D22"/>
+                      <w:sz w:val="14"/>
+                      <w:szCs w:val="14"/>
+                    </w:rPr>
+                    <w:t xml:space="preserve">Rückfrage: «Wo würdest du zuerst kürzen?»</w:t>
+                  </w:r>
+                </w:p>
+                <w:p>
+                  <w:pPr>
+                    <w:spacing w:after="10" w:before="0" w:line="176" w:lineRule="exact"/>
+                  </w:pPr>
+                  <w:r>
+                    <w:rPr>
+                      <w:rFonts w:ascii="Segoe Print" w:cs="Segoe Print" w:eastAsia="Segoe Print" w:hAnsi="Segoe Print"/>
+                      <w:color w:val="1A1D22"/>
+                      <w:sz w:val="14"/>
+                      <w:szCs w:val="14"/>
+                    </w:rPr>
+                    <w:t xml:space="preserve">Einwand «Du sparst dich kaputt» — Antwort: «CHF 140 für Ausgang bleiben mir.»</w:t>
+                  </w:r>
+                </w:p>
+              </w:tc>
+            </w:tr>
+          </w:tbl>
+          <w:p>
+            <w:pPr>
+              <w:spacing w:after="0" w:before="0" w:line="20" w:lineRule="exact"/>
+            </w:pPr>
+            <w:r>
+              <w:t xml:space="preserve"/>
+            </w:r>
+          </w:p>
+        </w:tc>
+      </w:tr>
+    </w:tbl>
+    <w:p>
+      <w:pPr>
         <w:sectPr>
           <w:headerReference w:type="default" r:id="rId17"/>
           <w:footerReference w:type="default" r:id="rId18"/>
@@ -7118,7 +9057,1496 @@
           <w:sz w:val="18"/>
           <w:szCs w:val="18"/>
         </w:rPr>
-        <w:t xml:space="preserve">Verbinden Sie die Begriffe mit Linien und schreiben Sie an jede Linie, wie die zwei Begriffe zusammenhängen — mindestens fünf Verbindungen. Ergänzen Sie mindestens zwei Begriffe aus Ihrem Raster (S. 3). Tragen Sie im Feld «gilt auch bei …» ein, wo dasselbe sonst noch gilt, und führen Sie eine Verbindung dorthin.</w:t>
+        <w:t xml:space="preserve">Verbinden Sie Begriffe mit Linien und schreiben Sie an jede Linie, wie die zwei Begriffe zusammenhängen — mindestens fünf Verbindungen, eine davon zum Feld «gilt auch bei …». Schreiben Sie in die zwei leeren Knoten je einen Begriff aus Ihrem Raster (S. 3).</w:t>
+      </w:r>
+    </w:p>
+    <w:tbl>
+      <w:tblPr>
+        <w:tblW w:type="dxa" w:w="9638"/>
+        <w:tblBorders>
+          <w:top w:val="single" w:color="auto" w:sz="4"/>
+          <w:left w:val="single" w:color="auto" w:sz="4"/>
+          <w:bottom w:val="single" w:color="auto" w:sz="4"/>
+          <w:right w:val="single" w:color="auto" w:sz="4"/>
+          <w:insideH w:val="single" w:color="auto" w:sz="4"/>
+          <w:insideV w:val="single" w:color="auto" w:sz="4"/>
+        </w:tblBorders>
+      </w:tblPr>
+      <w:tblGrid>
+        <w:gridCol w:w="2120"/>
+        <w:gridCol w:w="2313"/>
+        <w:gridCol w:w="771"/>
+        <w:gridCol w:w="2313"/>
+        <w:gridCol w:w="2120"/>
+      </w:tblGrid>
+      <w:tr>
+        <w:trPr>
+          <w:cantSplit/>
+        </w:trPr>
+        <w:tc>
+          <w:tcPr>
+            <w:tcW w:type="pct" w:w="46%"/>
+            <w:gridSpan w:val="2"/>
+            <w:tcBorders>
+              <w:top w:val="nil" w:color="FFFFFF" w:sz="0"/>
+              <w:left w:val="nil" w:color="FFFFFF" w:sz="0"/>
+              <w:bottom w:val="nil" w:color="FFFFFF" w:sz="0"/>
+              <w:right w:val="nil" w:color="FFFFFF" w:sz="0"/>
+            </w:tcBorders>
+            <w:tcMar>
+              <w:top w:type="dxa" w:w="0"/>
+              <w:left w:type="dxa" w:w="0"/>
+              <w:bottom w:type="dxa" w:w="0"/>
+              <w:right w:type="dxa" w:w="0"/>
+            </w:tcMar>
+            <w:vAlign w:val="top"/>
+          </w:tcPr>
+          <w:p>
+            <w:pPr>
+              <w:spacing w:after="60" w:before="0"/>
+              <w:jc w:val="left"/>
+            </w:pPr>
+            <w:r>
+              <w:rPr>
+                <w:rFonts w:ascii="Consolas" w:cs="Consolas" w:eastAsia="Consolas" w:hAnsi="Consolas"/>
+                <w:b/>
+                <w:bCs/>
+                <w:color w:val="2471A3"/>
+                <w:sz w:val="14"/>
+                <w:szCs w:val="14"/>
+              </w:rPr>
+              <w:t xml:space="preserve">MEIN BUDGET</w:t>
+            </w:r>
+          </w:p>
+          <w:tbl>
+            <w:tblPr>
+              <w:tblW w:type="pct" w:w="100%"/>
+              <w:tblBorders>
+                <w:top w:val="single" w:color="auto" w:sz="4"/>
+                <w:left w:val="single" w:color="auto" w:sz="4"/>
+                <w:bottom w:val="single" w:color="auto" w:sz="4"/>
+                <w:right w:val="single" w:color="auto" w:sz="4"/>
+                <w:insideH w:val="single" w:color="auto" w:sz="4"/>
+                <w:insideV w:val="single" w:color="auto" w:sz="4"/>
+              </w:tblBorders>
+            </w:tblPr>
+            <w:tblGrid>
+              <w:gridCol w:w="100"/>
+              <w:gridCol w:w="100"/>
+              <w:gridCol w:w="100"/>
+            </w:tblGrid>
+            <w:tr>
+              <w:trPr>
+                <w:cantSplit/>
+                <w:trHeight w:val="351" w:hRule="atLeast"/>
+              </w:trPr>
+              <w:tc>
+                <w:tcPr>
+                  <w:tcW w:type="pct" w:w="42%"/>
+                  <w:tcBorders>
+                    <w:top w:val="single" w:color="4A5057" w:sz="6"/>
+                    <w:left w:val="single" w:color="4A5057" w:sz="6"/>
+                    <w:bottom w:val="single" w:color="4A5057" w:sz="6"/>
+                    <w:right w:val="single" w:color="4A5057" w:sz="6"/>
+                  </w:tcBorders>
+                  <w:tcMar>
+                    <w:top w:type="dxa" w:w="20"/>
+                    <w:left w:type="dxa" w:w="60"/>
+                    <w:bottom w:type="dxa" w:w="20"/>
+                    <w:right w:type="dxa" w:w="60"/>
+                  </w:tcMar>
+                  <w:vAlign w:val="center"/>
+                </w:tcPr>
+                <w:p>
+                  <w:pPr>
+                    <w:spacing w:after="0" w:before="0" w:line="228" w:lineRule="auto"/>
+                    <w:jc w:val="center"/>
+                  </w:pPr>
+                  <w:r>
+                    <w:rPr>
+                      <w:b/>
+                      <w:bCs/>
+                      <w:sz w:val="17"/>
+                      <w:szCs w:val="17"/>
+                    </w:rPr>
+                    <w:t xml:space="preserve">Nettolohn</w:t>
+                  </w:r>
+                </w:p>
+              </w:tc>
+              <w:tc>
+                <w:tcPr>
+                  <w:tcW w:type="pct" w:w="16%"/>
+                  <w:tcBorders>
+                    <w:top w:val="nil" w:color="FFFFFF" w:sz="0"/>
+                    <w:left w:val="nil" w:color="FFFFFF" w:sz="0"/>
+                    <w:bottom w:val="nil" w:color="FFFFFF" w:sz="0"/>
+                    <w:right w:val="nil" w:color="FFFFFF" w:sz="0"/>
+                  </w:tcBorders>
+                  <w:tcMar>
+                    <w:top w:type="dxa" w:w="0"/>
+                    <w:left w:type="dxa" w:w="0"/>
+                    <w:bottom w:type="dxa" w:w="0"/>
+                    <w:right w:type="dxa" w:w="0"/>
+                  </w:tcMar>
+                </w:tcPr>
+                <w:p>
+                  <w:pPr>
+                    <w:spacing w:after="0" w:before="0"/>
+                  </w:pPr>
+                  <w:r>
+                    <w:t xml:space="preserve"/>
+                  </w:r>
+                </w:p>
+              </w:tc>
+              <w:tc>
+                <w:tcPr>
+                  <w:tcW w:type="pct" w:w="42%"/>
+                  <w:tcBorders>
+                    <w:top w:val="nil" w:color="FFFFFF" w:sz="0"/>
+                    <w:left w:val="nil" w:color="FFFFFF" w:sz="0"/>
+                    <w:bottom w:val="nil" w:color="FFFFFF" w:sz="0"/>
+                    <w:right w:val="nil" w:color="FFFFFF" w:sz="0"/>
+                  </w:tcBorders>
+                  <w:tcMar>
+                    <w:top w:type="dxa" w:w="0"/>
+                    <w:left w:type="dxa" w:w="0"/>
+                    <w:bottom w:type="dxa" w:w="0"/>
+                    <w:right w:type="dxa" w:w="0"/>
+                  </w:tcMar>
+                </w:tcPr>
+                <w:p>
+                  <w:pPr>
+                    <w:spacing w:after="0" w:before="0"/>
+                  </w:pPr>
+                  <w:r>
+                    <w:t xml:space="preserve"/>
+                  </w:r>
+                </w:p>
+              </w:tc>
+            </w:tr>
+            <w:tr>
+              <w:trPr>
+                <w:cantSplit/>
+                <w:trHeight w:val="351" w:hRule="atLeast"/>
+              </w:trPr>
+              <w:tc>
+                <w:tcPr>
+                  <w:tcW w:type="pct" w:w="42%"/>
+                  <w:tcBorders>
+                    <w:top w:val="nil" w:color="FFFFFF" w:sz="0"/>
+                    <w:left w:val="nil" w:color="FFFFFF" w:sz="0"/>
+                    <w:bottom w:val="nil" w:color="FFFFFF" w:sz="0"/>
+                    <w:right w:val="nil" w:color="FFFFFF" w:sz="0"/>
+                  </w:tcBorders>
+                  <w:tcMar>
+                    <w:top w:type="dxa" w:w="0"/>
+                    <w:left w:type="dxa" w:w="0"/>
+                    <w:bottom w:type="dxa" w:w="0"/>
+                    <w:right w:type="dxa" w:w="0"/>
+                  </w:tcMar>
+                </w:tcPr>
+                <w:p>
+                  <w:pPr>
+                    <w:spacing w:after="0" w:before="0"/>
+                  </w:pPr>
+                  <w:r>
+                    <w:t xml:space="preserve"/>
+                  </w:r>
+                </w:p>
+              </w:tc>
+              <w:tc>
+                <w:tcPr>
+                  <w:tcW w:type="pct" w:w="16%"/>
+                  <w:tcBorders>
+                    <w:top w:val="nil" w:color="FFFFFF" w:sz="0"/>
+                    <w:left w:val="nil" w:color="FFFFFF" w:sz="0"/>
+                    <w:bottom w:val="nil" w:color="FFFFFF" w:sz="0"/>
+                    <w:right w:val="nil" w:color="FFFFFF" w:sz="0"/>
+                  </w:tcBorders>
+                  <w:tcMar>
+                    <w:top w:type="dxa" w:w="0"/>
+                    <w:left w:type="dxa" w:w="0"/>
+                    <w:bottom w:type="dxa" w:w="0"/>
+                    <w:right w:type="dxa" w:w="0"/>
+                  </w:tcMar>
+                </w:tcPr>
+                <w:p>
+                  <w:pPr>
+                    <w:spacing w:after="0" w:before="0"/>
+                  </w:pPr>
+                  <w:r>
+                    <w:t xml:space="preserve"/>
+                  </w:r>
+                </w:p>
+              </w:tc>
+              <w:tc>
+                <w:tcPr>
+                  <w:tcW w:type="pct" w:w="42%"/>
+                  <w:tcBorders>
+                    <w:top w:val="single" w:color="4A5057" w:sz="6"/>
+                    <w:left w:val="single" w:color="4A5057" w:sz="6"/>
+                    <w:bottom w:val="single" w:color="4A5057" w:sz="6"/>
+                    <w:right w:val="single" w:color="4A5057" w:sz="6"/>
+                  </w:tcBorders>
+                  <w:tcMar>
+                    <w:top w:type="dxa" w:w="20"/>
+                    <w:left w:type="dxa" w:w="60"/>
+                    <w:bottom w:type="dxa" w:w="20"/>
+                    <w:right w:type="dxa" w:w="60"/>
+                  </w:tcMar>
+                  <w:vAlign w:val="center"/>
+                </w:tcPr>
+                <w:p>
+                  <w:pPr>
+                    <w:spacing w:after="0" w:before="0" w:line="228" w:lineRule="auto"/>
+                    <w:jc w:val="center"/>
+                  </w:pPr>
+                  <w:r>
+                    <w:rPr>
+                      <w:b/>
+                      <w:bCs/>
+                      <w:sz w:val="17"/>
+                      <w:szCs w:val="17"/>
+                    </w:rPr>
+                    <w:t xml:space="preserve">Fixe Kosten</w:t>
+                  </w:r>
+                </w:p>
+              </w:tc>
+            </w:tr>
+            <w:tr>
+              <w:trPr>
+                <w:cantSplit/>
+                <w:trHeight w:val="351" w:hRule="atLeast"/>
+              </w:trPr>
+              <w:tc>
+                <w:tcPr>
+                  <w:tcW w:type="pct" w:w="42%"/>
+                  <w:tcBorders>
+                    <w:top w:val="single" w:color="4A5057" w:sz="6"/>
+                    <w:left w:val="single" w:color="4A5057" w:sz="6"/>
+                    <w:bottom w:val="single" w:color="4A5057" w:sz="6"/>
+                    <w:right w:val="single" w:color="4A5057" w:sz="6"/>
+                  </w:tcBorders>
+                  <w:tcMar>
+                    <w:top w:type="dxa" w:w="20"/>
+                    <w:left w:type="dxa" w:w="60"/>
+                    <w:bottom w:type="dxa" w:w="20"/>
+                    <w:right w:type="dxa" w:w="60"/>
+                  </w:tcMar>
+                  <w:vAlign w:val="center"/>
+                </w:tcPr>
+                <w:p>
+                  <w:pPr>
+                    <w:spacing w:after="0" w:before="0" w:line="228" w:lineRule="auto"/>
+                    <w:jc w:val="center"/>
+                  </w:pPr>
+                  <w:r>
+                    <w:rPr>
+                      <w:b/>
+                      <w:bCs/>
+                      <w:sz w:val="17"/>
+                      <w:szCs w:val="17"/>
+                    </w:rPr>
+                    <w:t xml:space="preserve">Variable Kosten</w:t>
+                  </w:r>
+                </w:p>
+              </w:tc>
+              <w:tc>
+                <w:tcPr>
+                  <w:tcW w:type="pct" w:w="16%"/>
+                  <w:tcBorders>
+                    <w:top w:val="nil" w:color="FFFFFF" w:sz="0"/>
+                    <w:left w:val="nil" w:color="FFFFFF" w:sz="0"/>
+                    <w:bottom w:val="nil" w:color="FFFFFF" w:sz="0"/>
+                    <w:right w:val="nil" w:color="FFFFFF" w:sz="0"/>
+                  </w:tcBorders>
+                  <w:tcMar>
+                    <w:top w:type="dxa" w:w="0"/>
+                    <w:left w:type="dxa" w:w="0"/>
+                    <w:bottom w:type="dxa" w:w="0"/>
+                    <w:right w:type="dxa" w:w="0"/>
+                  </w:tcMar>
+                </w:tcPr>
+                <w:p>
+                  <w:pPr>
+                    <w:spacing w:after="0" w:before="0"/>
+                  </w:pPr>
+                  <w:r>
+                    <w:t xml:space="preserve"/>
+                  </w:r>
+                </w:p>
+              </w:tc>
+              <w:tc>
+                <w:tcPr>
+                  <w:tcW w:type="pct" w:w="42%"/>
+                  <w:tcBorders>
+                    <w:top w:val="nil" w:color="FFFFFF" w:sz="0"/>
+                    <w:left w:val="nil" w:color="FFFFFF" w:sz="0"/>
+                    <w:bottom w:val="nil" w:color="FFFFFF" w:sz="0"/>
+                    <w:right w:val="nil" w:color="FFFFFF" w:sz="0"/>
+                  </w:tcBorders>
+                  <w:tcMar>
+                    <w:top w:type="dxa" w:w="0"/>
+                    <w:left w:type="dxa" w:w="0"/>
+                    <w:bottom w:type="dxa" w:w="0"/>
+                    <w:right w:type="dxa" w:w="0"/>
+                  </w:tcMar>
+                </w:tcPr>
+                <w:p>
+                  <w:pPr>
+                    <w:spacing w:after="0" w:before="0"/>
+                  </w:pPr>
+                  <w:r>
+                    <w:t xml:space="preserve"/>
+                  </w:r>
+                </w:p>
+              </w:tc>
+            </w:tr>
+            <w:tr>
+              <w:trPr>
+                <w:cantSplit/>
+                <w:trHeight w:val="351" w:hRule="atLeast"/>
+              </w:trPr>
+              <w:tc>
+                <w:tcPr>
+                  <w:tcW w:type="pct" w:w="42%"/>
+                  <w:tcBorders>
+                    <w:top w:val="nil" w:color="FFFFFF" w:sz="0"/>
+                    <w:left w:val="nil" w:color="FFFFFF" w:sz="0"/>
+                    <w:bottom w:val="nil" w:color="FFFFFF" w:sz="0"/>
+                    <w:right w:val="nil" w:color="FFFFFF" w:sz="0"/>
+                  </w:tcBorders>
+                  <w:tcMar>
+                    <w:top w:type="dxa" w:w="0"/>
+                    <w:left w:type="dxa" w:w="0"/>
+                    <w:bottom w:type="dxa" w:w="0"/>
+                    <w:right w:type="dxa" w:w="0"/>
+                  </w:tcMar>
+                </w:tcPr>
+                <w:p>
+                  <w:pPr>
+                    <w:spacing w:after="0" w:before="0"/>
+                  </w:pPr>
+                  <w:r>
+                    <w:t xml:space="preserve"/>
+                  </w:r>
+                </w:p>
+              </w:tc>
+              <w:tc>
+                <w:tcPr>
+                  <w:tcW w:type="pct" w:w="16%"/>
+                  <w:tcBorders>
+                    <w:top w:val="nil" w:color="FFFFFF" w:sz="0"/>
+                    <w:left w:val="nil" w:color="FFFFFF" w:sz="0"/>
+                    <w:bottom w:val="nil" w:color="FFFFFF" w:sz="0"/>
+                    <w:right w:val="nil" w:color="FFFFFF" w:sz="0"/>
+                  </w:tcBorders>
+                  <w:tcMar>
+                    <w:top w:type="dxa" w:w="0"/>
+                    <w:left w:type="dxa" w:w="0"/>
+                    <w:bottom w:type="dxa" w:w="0"/>
+                    <w:right w:type="dxa" w:w="0"/>
+                  </w:tcMar>
+                </w:tcPr>
+                <w:p>
+                  <w:pPr>
+                    <w:spacing w:after="0" w:before="0"/>
+                  </w:pPr>
+                  <w:r>
+                    <w:t xml:space="preserve"/>
+                  </w:r>
+                </w:p>
+              </w:tc>
+              <w:tc>
+                <w:tcPr>
+                  <w:tcW w:type="pct" w:w="42%"/>
+                  <w:tcBorders>
+                    <w:top w:val="single" w:color="4A5057" w:sz="6"/>
+                    <w:left w:val="single" w:color="4A5057" w:sz="6"/>
+                    <w:bottom w:val="single" w:color="4A5057" w:sz="6"/>
+                    <w:right w:val="single" w:color="4A5057" w:sz="6"/>
+                  </w:tcBorders>
+                  <w:tcMar>
+                    <w:top w:type="dxa" w:w="20"/>
+                    <w:left w:type="dxa" w:w="60"/>
+                    <w:bottom w:type="dxa" w:w="20"/>
+                    <w:right w:type="dxa" w:w="60"/>
+                  </w:tcMar>
+                  <w:vAlign w:val="center"/>
+                </w:tcPr>
+                <w:p>
+                  <w:pPr>
+                    <w:spacing w:after="0" w:before="0" w:line="228" w:lineRule="auto"/>
+                    <w:jc w:val="center"/>
+                  </w:pPr>
+                  <w:r>
+                    <w:rPr>
+                      <w:b/>
+                      <w:bCs/>
+                      <w:sz w:val="17"/>
+                      <w:szCs w:val="17"/>
+                    </w:rPr>
+                    <w:t xml:space="preserve">Rückstellung</w:t>
+                  </w:r>
+                </w:p>
+              </w:tc>
+            </w:tr>
+            <w:tr>
+              <w:trPr>
+                <w:cantSplit/>
+                <w:trHeight w:val="351" w:hRule="atLeast"/>
+              </w:trPr>
+              <w:tc>
+                <w:tcPr>
+                  <w:tcW w:type="pct" w:w="42%"/>
+                  <w:tcBorders>
+                    <w:top w:val="single" w:color="4A5057" w:sz="6"/>
+                    <w:left w:val="single" w:color="4A5057" w:sz="6"/>
+                    <w:bottom w:val="single" w:color="4A5057" w:sz="6"/>
+                    <w:right w:val="single" w:color="4A5057" w:sz="6"/>
+                  </w:tcBorders>
+                  <w:tcMar>
+                    <w:top w:type="dxa" w:w="20"/>
+                    <w:left w:type="dxa" w:w="60"/>
+                    <w:bottom w:type="dxa" w:w="20"/>
+                    <w:right w:type="dxa" w:w="60"/>
+                  </w:tcMar>
+                  <w:vAlign w:val="center"/>
+                </w:tcPr>
+                <w:p>
+                  <w:pPr>
+                    <w:spacing w:after="0" w:before="0" w:line="228" w:lineRule="auto"/>
+                    <w:jc w:val="center"/>
+                  </w:pPr>
+                  <w:r>
+                    <w:rPr>
+                      <w:b/>
+                      <w:bCs/>
+                      <w:sz w:val="17"/>
+                      <w:szCs w:val="17"/>
+                    </w:rPr>
+                    <w:t xml:space="preserve">Saldo</w:t>
+                  </w:r>
+                </w:p>
+              </w:tc>
+              <w:tc>
+                <w:tcPr>
+                  <w:tcW w:type="pct" w:w="16%"/>
+                  <w:tcBorders>
+                    <w:top w:val="nil" w:color="FFFFFF" w:sz="0"/>
+                    <w:left w:val="nil" w:color="FFFFFF" w:sz="0"/>
+                    <w:bottom w:val="nil" w:color="FFFFFF" w:sz="0"/>
+                    <w:right w:val="nil" w:color="FFFFFF" w:sz="0"/>
+                  </w:tcBorders>
+                  <w:tcMar>
+                    <w:top w:type="dxa" w:w="0"/>
+                    <w:left w:type="dxa" w:w="0"/>
+                    <w:bottom w:type="dxa" w:w="0"/>
+                    <w:right w:type="dxa" w:w="0"/>
+                  </w:tcMar>
+                </w:tcPr>
+                <w:p>
+                  <w:pPr>
+                    <w:spacing w:after="0" w:before="0"/>
+                  </w:pPr>
+                  <w:r>
+                    <w:t xml:space="preserve"/>
+                  </w:r>
+                </w:p>
+              </w:tc>
+              <w:tc>
+                <w:tcPr>
+                  <w:tcW w:type="pct" w:w="42%"/>
+                  <w:tcBorders>
+                    <w:top w:val="nil" w:color="FFFFFF" w:sz="0"/>
+                    <w:left w:val="nil" w:color="FFFFFF" w:sz="0"/>
+                    <w:bottom w:val="nil" w:color="FFFFFF" w:sz="0"/>
+                    <w:right w:val="nil" w:color="FFFFFF" w:sz="0"/>
+                  </w:tcBorders>
+                  <w:tcMar>
+                    <w:top w:type="dxa" w:w="0"/>
+                    <w:left w:type="dxa" w:w="0"/>
+                    <w:bottom w:type="dxa" w:w="0"/>
+                    <w:right w:type="dxa" w:w="0"/>
+                  </w:tcMar>
+                </w:tcPr>
+                <w:p>
+                  <w:pPr>
+                    <w:spacing w:after="0" w:before="0"/>
+                  </w:pPr>
+                  <w:r>
+                    <w:t xml:space="preserve"/>
+                  </w:r>
+                </w:p>
+              </w:tc>
+            </w:tr>
+          </w:tbl>
+          <w:p>
+            <w:pPr>
+              <w:spacing w:after="0" w:before="0" w:line="20" w:lineRule="exact"/>
+            </w:pPr>
+          </w:p>
+        </w:tc>
+        <w:tc>
+          <w:tcPr>
+            <w:tcW w:type="pct" w:w="8%"/>
+            <w:gridSpan w:val="1"/>
+            <w:tcBorders>
+              <w:top w:val="nil" w:color="FFFFFF" w:sz="0"/>
+              <w:left w:val="nil" w:color="FFFFFF" w:sz="0"/>
+              <w:bottom w:val="nil" w:color="FFFFFF" w:sz="0"/>
+              <w:right w:val="nil" w:color="FFFFFF" w:sz="0"/>
+            </w:tcBorders>
+            <w:tcMar>
+              <w:top w:type="dxa" w:w="0"/>
+              <w:left w:type="dxa" w:w="0"/>
+              <w:bottom w:type="dxa" w:w="0"/>
+              <w:right w:type="dxa" w:w="0"/>
+            </w:tcMar>
+            <w:vAlign w:val="top"/>
+          </w:tcPr>
+          <w:p>
+            <w:pPr>
+              <w:spacing w:after="0" w:before="0"/>
+            </w:pPr>
+            <w:r>
+              <w:t xml:space="preserve"/>
+            </w:r>
+          </w:p>
+        </w:tc>
+        <w:tc>
+          <w:tcPr>
+            <w:tcW w:type="pct" w:w="46%"/>
+            <w:gridSpan w:val="2"/>
+            <w:tcBorders>
+              <w:top w:val="nil" w:color="FFFFFF" w:sz="0"/>
+              <w:left w:val="nil" w:color="FFFFFF" w:sz="0"/>
+              <w:bottom w:val="nil" w:color="FFFFFF" w:sz="0"/>
+              <w:right w:val="nil" w:color="FFFFFF" w:sz="0"/>
+            </w:tcBorders>
+            <w:tcMar>
+              <w:top w:type="dxa" w:w="0"/>
+              <w:left w:type="dxa" w:w="0"/>
+              <w:bottom w:type="dxa" w:w="0"/>
+              <w:right w:type="dxa" w:w="0"/>
+            </w:tcMar>
+            <w:vAlign w:val="top"/>
+          </w:tcPr>
+          <w:p>
+            <w:pPr>
+              <w:spacing w:after="60" w:before="0"/>
+              <w:jc w:val="right"/>
+            </w:pPr>
+            <w:r>
+              <w:rPr>
+                <w:rFonts w:ascii="Consolas" w:cs="Consolas" w:eastAsia="Consolas" w:hAnsi="Consolas"/>
+                <w:b/>
+                <w:bCs/>
+                <w:color w:val="2471A3"/>
+                <w:sz w:val="14"/>
+                <w:szCs w:val="14"/>
+              </w:rPr>
+              <w:t xml:space="preserve">WEGE IN DIE SCHULDEN</w:t>
+            </w:r>
+          </w:p>
+          <w:tbl>
+            <w:tblPr>
+              <w:tblW w:type="pct" w:w="100%"/>
+              <w:tblBorders>
+                <w:top w:val="single" w:color="auto" w:sz="4"/>
+                <w:left w:val="single" w:color="auto" w:sz="4"/>
+                <w:bottom w:val="single" w:color="auto" w:sz="4"/>
+                <w:right w:val="single" w:color="auto" w:sz="4"/>
+                <w:insideH w:val="single" w:color="auto" w:sz="4"/>
+                <w:insideV w:val="single" w:color="auto" w:sz="4"/>
+              </w:tblBorders>
+            </w:tblPr>
+            <w:tblGrid>
+              <w:gridCol w:w="100"/>
+              <w:gridCol w:w="100"/>
+              <w:gridCol w:w="100"/>
+            </w:tblGrid>
+            <w:tr>
+              <w:trPr>
+                <w:cantSplit/>
+                <w:trHeight w:val="351" w:hRule="atLeast"/>
+              </w:trPr>
+              <w:tc>
+                <w:tcPr>
+                  <w:tcW w:type="pct" w:w="42%"/>
+                  <w:tcBorders>
+                    <w:top w:val="nil" w:color="FFFFFF" w:sz="0"/>
+                    <w:left w:val="nil" w:color="FFFFFF" w:sz="0"/>
+                    <w:bottom w:val="nil" w:color="FFFFFF" w:sz="0"/>
+                    <w:right w:val="nil" w:color="FFFFFF" w:sz="0"/>
+                  </w:tcBorders>
+                  <w:tcMar>
+                    <w:top w:type="dxa" w:w="0"/>
+                    <w:left w:type="dxa" w:w="0"/>
+                    <w:bottom w:type="dxa" w:w="0"/>
+                    <w:right w:type="dxa" w:w="0"/>
+                  </w:tcMar>
+                </w:tcPr>
+                <w:p>
+                  <w:pPr>
+                    <w:spacing w:after="0" w:before="0"/>
+                  </w:pPr>
+                  <w:r>
+                    <w:t xml:space="preserve"/>
+                  </w:r>
+                </w:p>
+              </w:tc>
+              <w:tc>
+                <w:tcPr>
+                  <w:tcW w:type="pct" w:w="16%"/>
+                  <w:tcBorders>
+                    <w:top w:val="nil" w:color="FFFFFF" w:sz="0"/>
+                    <w:left w:val="nil" w:color="FFFFFF" w:sz="0"/>
+                    <w:bottom w:val="nil" w:color="FFFFFF" w:sz="0"/>
+                    <w:right w:val="nil" w:color="FFFFFF" w:sz="0"/>
+                  </w:tcBorders>
+                  <w:tcMar>
+                    <w:top w:type="dxa" w:w="0"/>
+                    <w:left w:type="dxa" w:w="0"/>
+                    <w:bottom w:type="dxa" w:w="0"/>
+                    <w:right w:type="dxa" w:w="0"/>
+                  </w:tcMar>
+                </w:tcPr>
+                <w:p>
+                  <w:pPr>
+                    <w:spacing w:after="0" w:before="0"/>
+                  </w:pPr>
+                  <w:r>
+                    <w:t xml:space="preserve"/>
+                  </w:r>
+                </w:p>
+              </w:tc>
+              <w:tc>
+                <w:tcPr>
+                  <w:tcW w:type="pct" w:w="42%"/>
+                  <w:tcBorders>
+                    <w:top w:val="single" w:color="4A5057" w:sz="6"/>
+                    <w:left w:val="single" w:color="4A5057" w:sz="6"/>
+                    <w:bottom w:val="single" w:color="4A5057" w:sz="6"/>
+                    <w:right w:val="single" w:color="4A5057" w:sz="6"/>
+                  </w:tcBorders>
+                  <w:tcMar>
+                    <w:top w:type="dxa" w:w="20"/>
+                    <w:left w:type="dxa" w:w="60"/>
+                    <w:bottom w:type="dxa" w:w="20"/>
+                    <w:right w:type="dxa" w:w="60"/>
+                  </w:tcMar>
+                  <w:vAlign w:val="center"/>
+                </w:tcPr>
+                <w:p>
+                  <w:pPr>
+                    <w:spacing w:after="0" w:before="0" w:line="228" w:lineRule="auto"/>
+                    <w:jc w:val="center"/>
+                  </w:pPr>
+                  <w:r>
+                    <w:rPr>
+                      <w:b/>
+                      <w:bCs/>
+                      <w:sz w:val="17"/>
+                      <w:szCs w:val="17"/>
+                    </w:rPr>
+                    <w:t xml:space="preserve">Engpass</w:t>
+                  </w:r>
+                </w:p>
+              </w:tc>
+            </w:tr>
+            <w:tr>
+              <w:trPr>
+                <w:cantSplit/>
+                <w:trHeight w:val="351" w:hRule="atLeast"/>
+              </w:trPr>
+              <w:tc>
+                <w:tcPr>
+                  <w:tcW w:type="pct" w:w="42%"/>
+                  <w:tcBorders>
+                    <w:top w:val="single" w:color="4A5057" w:sz="6"/>
+                    <w:left w:val="single" w:color="4A5057" w:sz="6"/>
+                    <w:bottom w:val="single" w:color="4A5057" w:sz="6"/>
+                    <w:right w:val="single" w:color="4A5057" w:sz="6"/>
+                  </w:tcBorders>
+                  <w:tcMar>
+                    <w:top w:type="dxa" w:w="20"/>
+                    <w:left w:type="dxa" w:w="60"/>
+                    <w:bottom w:type="dxa" w:w="20"/>
+                    <w:right w:type="dxa" w:w="60"/>
+                  </w:tcMar>
+                  <w:vAlign w:val="center"/>
+                </w:tcPr>
+                <w:p>
+                  <w:pPr>
+                    <w:spacing w:after="0" w:before="0" w:line="228" w:lineRule="auto"/>
+                    <w:jc w:val="center"/>
+                  </w:pPr>
+                  <w:r>
+                    <w:rPr>
+                      <w:b/>
+                      <w:bCs/>
+                      <w:sz w:val="17"/>
+                      <w:szCs w:val="17"/>
+                    </w:rPr>
+                    <w:t xml:space="preserve">Mahnung</w:t>
+                  </w:r>
+                </w:p>
+              </w:tc>
+              <w:tc>
+                <w:tcPr>
+                  <w:tcW w:type="pct" w:w="16%"/>
+                  <w:tcBorders>
+                    <w:top w:val="nil" w:color="FFFFFF" w:sz="0"/>
+                    <w:left w:val="nil" w:color="FFFFFF" w:sz="0"/>
+                    <w:bottom w:val="nil" w:color="FFFFFF" w:sz="0"/>
+                    <w:right w:val="nil" w:color="FFFFFF" w:sz="0"/>
+                  </w:tcBorders>
+                  <w:tcMar>
+                    <w:top w:type="dxa" w:w="0"/>
+                    <w:left w:type="dxa" w:w="0"/>
+                    <w:bottom w:type="dxa" w:w="0"/>
+                    <w:right w:type="dxa" w:w="0"/>
+                  </w:tcMar>
+                </w:tcPr>
+                <w:p>
+                  <w:pPr>
+                    <w:spacing w:after="0" w:before="0"/>
+                  </w:pPr>
+                  <w:r>
+                    <w:t xml:space="preserve"/>
+                  </w:r>
+                </w:p>
+              </w:tc>
+              <w:tc>
+                <w:tcPr>
+                  <w:tcW w:type="pct" w:w="42%"/>
+                  <w:tcBorders>
+                    <w:top w:val="nil" w:color="FFFFFF" w:sz="0"/>
+                    <w:left w:val="nil" w:color="FFFFFF" w:sz="0"/>
+                    <w:bottom w:val="nil" w:color="FFFFFF" w:sz="0"/>
+                    <w:right w:val="nil" w:color="FFFFFF" w:sz="0"/>
+                  </w:tcBorders>
+                  <w:tcMar>
+                    <w:top w:type="dxa" w:w="0"/>
+                    <w:left w:type="dxa" w:w="0"/>
+                    <w:bottom w:type="dxa" w:w="0"/>
+                    <w:right w:type="dxa" w:w="0"/>
+                  </w:tcMar>
+                </w:tcPr>
+                <w:p>
+                  <w:pPr>
+                    <w:spacing w:after="0" w:before="0"/>
+                  </w:pPr>
+                  <w:r>
+                    <w:t xml:space="preserve"/>
+                  </w:r>
+                </w:p>
+              </w:tc>
+            </w:tr>
+            <w:tr>
+              <w:trPr>
+                <w:cantSplit/>
+                <w:trHeight w:val="351" w:hRule="atLeast"/>
+              </w:trPr>
+              <w:tc>
+                <w:tcPr>
+                  <w:tcW w:type="pct" w:w="42%"/>
+                  <w:tcBorders>
+                    <w:top w:val="nil" w:color="FFFFFF" w:sz="0"/>
+                    <w:left w:val="nil" w:color="FFFFFF" w:sz="0"/>
+                    <w:bottom w:val="nil" w:color="FFFFFF" w:sz="0"/>
+                    <w:right w:val="nil" w:color="FFFFFF" w:sz="0"/>
+                  </w:tcBorders>
+                  <w:tcMar>
+                    <w:top w:type="dxa" w:w="0"/>
+                    <w:left w:type="dxa" w:w="0"/>
+                    <w:bottom w:type="dxa" w:w="0"/>
+                    <w:right w:type="dxa" w:w="0"/>
+                  </w:tcMar>
+                </w:tcPr>
+                <w:p>
+                  <w:pPr>
+                    <w:spacing w:after="0" w:before="0"/>
+                  </w:pPr>
+                  <w:r>
+                    <w:t xml:space="preserve"/>
+                  </w:r>
+                </w:p>
+              </w:tc>
+              <w:tc>
+                <w:tcPr>
+                  <w:tcW w:type="pct" w:w="16%"/>
+                  <w:tcBorders>
+                    <w:top w:val="nil" w:color="FFFFFF" w:sz="0"/>
+                    <w:left w:val="nil" w:color="FFFFFF" w:sz="0"/>
+                    <w:bottom w:val="nil" w:color="FFFFFF" w:sz="0"/>
+                    <w:right w:val="nil" w:color="FFFFFF" w:sz="0"/>
+                  </w:tcBorders>
+                  <w:tcMar>
+                    <w:top w:type="dxa" w:w="0"/>
+                    <w:left w:type="dxa" w:w="0"/>
+                    <w:bottom w:type="dxa" w:w="0"/>
+                    <w:right w:type="dxa" w:w="0"/>
+                  </w:tcMar>
+                </w:tcPr>
+                <w:p>
+                  <w:pPr>
+                    <w:spacing w:after="0" w:before="0"/>
+                  </w:pPr>
+                  <w:r>
+                    <w:t xml:space="preserve"/>
+                  </w:r>
+                </w:p>
+              </w:tc>
+              <w:tc>
+                <w:tcPr>
+                  <w:tcW w:type="pct" w:w="42%"/>
+                  <w:tcBorders>
+                    <w:top w:val="single" w:color="4A5057" w:sz="6"/>
+                    <w:left w:val="single" w:color="4A5057" w:sz="6"/>
+                    <w:bottom w:val="single" w:color="4A5057" w:sz="6"/>
+                    <w:right w:val="single" w:color="4A5057" w:sz="6"/>
+                  </w:tcBorders>
+                  <w:tcMar>
+                    <w:top w:type="dxa" w:w="20"/>
+                    <w:left w:type="dxa" w:w="60"/>
+                    <w:bottom w:type="dxa" w:w="20"/>
+                    <w:right w:type="dxa" w:w="60"/>
+                  </w:tcMar>
+                  <w:vAlign w:val="center"/>
+                </w:tcPr>
+                <w:p>
+                  <w:pPr>
+                    <w:spacing w:after="0" w:before="0" w:line="228" w:lineRule="auto"/>
+                    <w:jc w:val="center"/>
+                  </w:pPr>
+                  <w:r>
+                    <w:rPr>
+                      <w:b/>
+                      <w:bCs/>
+                      <w:sz w:val="17"/>
+                      <w:szCs w:val="17"/>
+                    </w:rPr>
+                    <w:t xml:space="preserve">Schuldenspirale</w:t>
+                  </w:r>
+                </w:p>
+              </w:tc>
+            </w:tr>
+          </w:tbl>
+          <w:p>
+            <w:pPr>
+              <w:spacing w:after="0" w:before="0" w:line="20" w:lineRule="exact"/>
+            </w:pPr>
+          </w:p>
+        </w:tc>
+      </w:tr>
+      <w:tr>
+        <w:trPr>
+          <w:cantSplit/>
+          <w:trHeight w:val="850" w:hRule="atLeast"/>
+        </w:trPr>
+        <w:tc>
+          <w:tcPr>
+            <w:tcW w:type="pct" w:w="22%"/>
+            <w:gridSpan w:val="1"/>
+            <w:tcBorders>
+              <w:top w:val="nil" w:color="FFFFFF" w:sz="0"/>
+              <w:left w:val="nil" w:color="FFFFFF" w:sz="0"/>
+              <w:bottom w:val="nil" w:color="FFFFFF" w:sz="0"/>
+              <w:right w:val="nil" w:color="FFFFFF" w:sz="0"/>
+            </w:tcBorders>
+            <w:tcMar>
+              <w:top w:type="dxa" w:w="0"/>
+              <w:left w:type="dxa" w:w="0"/>
+              <w:bottom w:type="dxa" w:w="0"/>
+              <w:right w:type="dxa" w:w="0"/>
+            </w:tcMar>
+            <w:vAlign w:val="center"/>
+          </w:tcPr>
+          <w:tbl>
+            <w:tblPr>
+              <w:tblW w:type="dxa" w:w="1814"/>
+              <w:jc w:val="center"/>
+              <w:tblBorders>
+                <w:top w:val="single" w:color="auto" w:sz="4"/>
+                <w:left w:val="single" w:color="auto" w:sz="4"/>
+                <w:bottom w:val="single" w:color="auto" w:sz="4"/>
+                <w:right w:val="single" w:color="auto" w:sz="4"/>
+                <w:insideH w:val="single" w:color="auto" w:sz="4"/>
+                <w:insideV w:val="single" w:color="auto" w:sz="4"/>
+              </w:tblBorders>
+            </w:tblPr>
+            <w:tblGrid>
+              <w:gridCol w:w="100"/>
+            </w:tblGrid>
+            <w:tr>
+              <w:trPr>
+                <w:cantSplit/>
+                <w:trHeight w:val="567" w:hRule="exact"/>
+              </w:trPr>
+              <w:tc>
+                <w:tcPr>
+                  <w:tcW w:type="dxa" w:w="1814"/>
+                  <w:tcBorders>
+                    <w:top w:val="dashed" w:color="8B9099" w:sz="6"/>
+                    <w:left w:val="dashed" w:color="8B9099" w:sz="6"/>
+                    <w:bottom w:val="dashed" w:color="8B9099" w:sz="6"/>
+                    <w:right w:val="dashed" w:color="8B9099" w:sz="6"/>
+                  </w:tcBorders>
+                  <w:tcMar>
+                    <w:top w:type="dxa" w:w="20"/>
+                    <w:left w:type="dxa" w:w="60"/>
+                    <w:bottom w:type="dxa" w:w="0"/>
+                    <w:right w:type="dxa" w:w="60"/>
+                  </w:tcMar>
+                  <w:vAlign w:val="top"/>
+                </w:tcPr>
+                <w:p>
+                  <w:pPr>
+                    <w:spacing w:after="0" w:before="0"/>
+                    <w:jc w:val="center"/>
+                  </w:pPr>
+                  <w:r>
+                    <w:rPr>
+                      <w:color w:val="8B9099"/>
+                      <w:sz w:val="14"/>
+                      <w:szCs w:val="14"/>
+                    </w:rPr>
+                    <w:t xml:space="preserve">aus meinem Raster</w:t>
+                  </w:r>
+                </w:p>
+              </w:tc>
+            </w:tr>
+          </w:tbl>
+          <w:p>
+            <w:pPr>
+              <w:spacing w:after="0" w:before="0" w:line="20" w:lineRule="exact"/>
+            </w:pPr>
+          </w:p>
+        </w:tc>
+        <w:tc>
+          <w:tcPr>
+            <w:tcW w:type="pct" w:w="56%"/>
+            <w:gridSpan w:val="3"/>
+            <w:tcBorders>
+              <w:top w:val="nil" w:color="FFFFFF" w:sz="0"/>
+              <w:left w:val="nil" w:color="FFFFFF" w:sz="0"/>
+              <w:bottom w:val="nil" w:color="FFFFFF" w:sz="0"/>
+              <w:right w:val="nil" w:color="FFFFFF" w:sz="0"/>
+            </w:tcBorders>
+            <w:tcMar>
+              <w:top w:type="dxa" w:w="0"/>
+              <w:left w:type="dxa" w:w="0"/>
+              <w:bottom w:type="dxa" w:w="0"/>
+              <w:right w:type="dxa" w:w="0"/>
+            </w:tcMar>
+            <w:vAlign w:val="center"/>
+          </w:tcPr>
+          <w:tbl>
+            <w:tblPr>
+              <w:tblW w:type="dxa" w:w="3628"/>
+              <w:jc w:val="center"/>
+              <w:tblBorders>
+                <w:top w:val="single" w:color="auto" w:sz="4"/>
+                <w:left w:val="single" w:color="auto" w:sz="4"/>
+                <w:bottom w:val="single" w:color="auto" w:sz="4"/>
+                <w:right w:val="single" w:color="auto" w:sz="4"/>
+                <w:insideH w:val="single" w:color="auto" w:sz="4"/>
+                <w:insideV w:val="single" w:color="auto" w:sz="4"/>
+              </w:tblBorders>
+            </w:tblPr>
+            <w:tblGrid>
+              <w:gridCol w:w="100"/>
+            </w:tblGrid>
+            <w:tr>
+              <w:trPr>
+                <w:cantSplit/>
+              </w:trPr>
+              <w:tc>
+                <w:tcPr>
+                  <w:tcW w:type="dxa" w:w="3628"/>
+                  <w:tcBorders>
+                    <w:top w:val="single" w:color="2471A3" w:sz="12"/>
+                    <w:left w:val="single" w:color="2471A3" w:sz="12"/>
+                    <w:bottom w:val="single" w:color="2471A3" w:sz="12"/>
+                    <w:right w:val="single" w:color="2471A3" w:sz="12"/>
+                  </w:tcBorders>
+                  <w:tcMar>
+                    <w:top w:type="dxa" w:w="100"/>
+                    <w:left w:type="dxa" w:w="160"/>
+                    <w:bottom w:type="dxa" w:w="100"/>
+                    <w:right w:type="dxa" w:w="160"/>
+                  </w:tcMar>
+                  <w:vAlign w:val="center"/>
+                </w:tcPr>
+                <w:p>
+                  <w:pPr>
+                    <w:spacing w:after="0" w:before="0" w:line="240" w:lineRule="auto"/>
+                    <w:jc w:val="center"/>
+                  </w:pPr>
+                  <w:r>
+                    <w:rPr>
+                      <w:b/>
+                      <w:bCs/>
+                      <w:sz w:val="20"/>
+                      <w:szCs w:val="20"/>
+                    </w:rPr>
+                    <w:t xml:space="preserve">Wunsch jetzt oder Sicherheit später</w:t>
+                  </w:r>
+                </w:p>
+              </w:tc>
+            </w:tr>
+          </w:tbl>
+          <w:p>
+            <w:pPr>
+              <w:spacing w:after="0" w:before="0" w:line="20" w:lineRule="exact"/>
+            </w:pPr>
+          </w:p>
+        </w:tc>
+        <w:tc>
+          <w:tcPr>
+            <w:tcW w:type="pct" w:w="22%"/>
+            <w:gridSpan w:val="1"/>
+            <w:tcBorders>
+              <w:top w:val="nil" w:color="FFFFFF" w:sz="0"/>
+              <w:left w:val="nil" w:color="FFFFFF" w:sz="0"/>
+              <w:bottom w:val="nil" w:color="FFFFFF" w:sz="0"/>
+              <w:right w:val="nil" w:color="FFFFFF" w:sz="0"/>
+            </w:tcBorders>
+            <w:tcMar>
+              <w:top w:type="dxa" w:w="0"/>
+              <w:left w:type="dxa" w:w="0"/>
+              <w:bottom w:type="dxa" w:w="0"/>
+              <w:right w:type="dxa" w:w="0"/>
+            </w:tcMar>
+            <w:vAlign w:val="center"/>
+          </w:tcPr>
+          <w:tbl>
+            <w:tblPr>
+              <w:tblW w:type="dxa" w:w="1814"/>
+              <w:jc w:val="center"/>
+              <w:tblBorders>
+                <w:top w:val="single" w:color="auto" w:sz="4"/>
+                <w:left w:val="single" w:color="auto" w:sz="4"/>
+                <w:bottom w:val="single" w:color="auto" w:sz="4"/>
+                <w:right w:val="single" w:color="auto" w:sz="4"/>
+                <w:insideH w:val="single" w:color="auto" w:sz="4"/>
+                <w:insideV w:val="single" w:color="auto" w:sz="4"/>
+              </w:tblBorders>
+            </w:tblPr>
+            <w:tblGrid>
+              <w:gridCol w:w="100"/>
+            </w:tblGrid>
+            <w:tr>
+              <w:trPr>
+                <w:cantSplit/>
+                <w:trHeight w:val="567" w:hRule="exact"/>
+              </w:trPr>
+              <w:tc>
+                <w:tcPr>
+                  <w:tcW w:type="dxa" w:w="1814"/>
+                  <w:tcBorders>
+                    <w:top w:val="dashed" w:color="8B9099" w:sz="6"/>
+                    <w:left w:val="dashed" w:color="8B9099" w:sz="6"/>
+                    <w:bottom w:val="dashed" w:color="8B9099" w:sz="6"/>
+                    <w:right w:val="dashed" w:color="8B9099" w:sz="6"/>
+                  </w:tcBorders>
+                  <w:tcMar>
+                    <w:top w:type="dxa" w:w="20"/>
+                    <w:left w:type="dxa" w:w="60"/>
+                    <w:bottom w:type="dxa" w:w="0"/>
+                    <w:right w:type="dxa" w:w="60"/>
+                  </w:tcMar>
+                  <w:vAlign w:val="top"/>
+                </w:tcPr>
+                <w:p>
+                  <w:pPr>
+                    <w:spacing w:after="0" w:before="0"/>
+                    <w:jc w:val="center"/>
+                  </w:pPr>
+                  <w:r>
+                    <w:rPr>
+                      <w:color w:val="8B9099"/>
+                      <w:sz w:val="14"/>
+                      <w:szCs w:val="14"/>
+                    </w:rPr>
+                    <w:t xml:space="preserve">aus meinem Raster</w:t>
+                  </w:r>
+                </w:p>
+              </w:tc>
+            </w:tr>
+          </w:tbl>
+          <w:p>
+            <w:pPr>
+              <w:spacing w:after="0" w:before="0" w:line="20" w:lineRule="exact"/>
+            </w:pPr>
+          </w:p>
+        </w:tc>
+      </w:tr>
+      <w:tr>
+        <w:trPr>
+          <w:cantSplit/>
+        </w:trPr>
+        <w:tc>
+          <w:tcPr>
+            <w:tcW w:type="pct" w:w="46%"/>
+            <w:gridSpan w:val="2"/>
+            <w:tcBorders>
+              <w:top w:val="nil" w:color="FFFFFF" w:sz="0"/>
+              <w:left w:val="nil" w:color="FFFFFF" w:sz="0"/>
+              <w:bottom w:val="nil" w:color="FFFFFF" w:sz="0"/>
+              <w:right w:val="nil" w:color="FFFFFF" w:sz="0"/>
+            </w:tcBorders>
+            <w:tcMar>
+              <w:top w:type="dxa" w:w="0"/>
+              <w:left w:type="dxa" w:w="0"/>
+              <w:bottom w:type="dxa" w:w="0"/>
+              <w:right w:type="dxa" w:w="0"/>
+            </w:tcMar>
+            <w:vAlign w:val="top"/>
+          </w:tcPr>
+          <w:tbl>
+            <w:tblPr>
+              <w:tblW w:type="pct" w:w="100%"/>
+              <w:tblBorders>
+                <w:top w:val="single" w:color="auto" w:sz="4"/>
+                <w:left w:val="single" w:color="auto" w:sz="4"/>
+                <w:bottom w:val="single" w:color="auto" w:sz="4"/>
+                <w:right w:val="single" w:color="auto" w:sz="4"/>
+                <w:insideH w:val="single" w:color="auto" w:sz="4"/>
+                <w:insideV w:val="single" w:color="auto" w:sz="4"/>
+              </w:tblBorders>
+            </w:tblPr>
+            <w:tblGrid>
+              <w:gridCol w:w="100"/>
+              <w:gridCol w:w="100"/>
+              <w:gridCol w:w="100"/>
+            </w:tblGrid>
+            <w:tr>
+              <w:trPr>
+                <w:cantSplit/>
+                <w:trHeight w:val="351" w:hRule="atLeast"/>
+              </w:trPr>
+              <w:tc>
+                <w:tcPr>
+                  <w:tcW w:type="pct" w:w="42%"/>
+                  <w:tcBorders>
+                    <w:top w:val="single" w:color="4A5057" w:sz="6"/>
+                    <w:left w:val="single" w:color="4A5057" w:sz="6"/>
+                    <w:bottom w:val="single" w:color="4A5057" w:sz="6"/>
+                    <w:right w:val="single" w:color="4A5057" w:sz="6"/>
+                  </w:tcBorders>
+                  <w:tcMar>
+                    <w:top w:type="dxa" w:w="20"/>
+                    <w:left w:type="dxa" w:w="60"/>
+                    <w:bottom w:type="dxa" w:w="20"/>
+                    <w:right w:type="dxa" w:w="60"/>
+                  </w:tcMar>
+                  <w:vAlign w:val="center"/>
+                </w:tcPr>
+                <w:p>
+                  <w:pPr>
+                    <w:spacing w:after="0" w:before="0" w:line="228" w:lineRule="auto"/>
+                    <w:jc w:val="center"/>
+                  </w:pPr>
+                  <w:r>
+                    <w:rPr>
+                      <w:b/>
+                      <w:bCs/>
+                      <w:sz w:val="17"/>
+                      <w:szCs w:val="17"/>
+                    </w:rPr>
+                    <w:t xml:space="preserve">Anpassung</w:t>
+                  </w:r>
+                </w:p>
+              </w:tc>
+              <w:tc>
+                <w:tcPr>
+                  <w:tcW w:type="pct" w:w="16%"/>
+                  <w:tcBorders>
+                    <w:top w:val="nil" w:color="FFFFFF" w:sz="0"/>
+                    <w:left w:val="nil" w:color="FFFFFF" w:sz="0"/>
+                    <w:bottom w:val="nil" w:color="FFFFFF" w:sz="0"/>
+                    <w:right w:val="nil" w:color="FFFFFF" w:sz="0"/>
+                  </w:tcBorders>
+                  <w:tcMar>
+                    <w:top w:type="dxa" w:w="0"/>
+                    <w:left w:type="dxa" w:w="0"/>
+                    <w:bottom w:type="dxa" w:w="0"/>
+                    <w:right w:type="dxa" w:w="0"/>
+                  </w:tcMar>
+                </w:tcPr>
+                <w:p>
+                  <w:pPr>
+                    <w:spacing w:after="0" w:before="0"/>
+                  </w:pPr>
+                  <w:r>
+                    <w:t xml:space="preserve"/>
+                  </w:r>
+                </w:p>
+              </w:tc>
+              <w:tc>
+                <w:tcPr>
+                  <w:tcW w:type="pct" w:w="42%"/>
+                  <w:tcBorders>
+                    <w:top w:val="nil" w:color="FFFFFF" w:sz="0"/>
+                    <w:left w:val="nil" w:color="FFFFFF" w:sz="0"/>
+                    <w:bottom w:val="nil" w:color="FFFFFF" w:sz="0"/>
+                    <w:right w:val="nil" w:color="FFFFFF" w:sz="0"/>
+                  </w:tcBorders>
+                  <w:tcMar>
+                    <w:top w:type="dxa" w:w="0"/>
+                    <w:left w:type="dxa" w:w="0"/>
+                    <w:bottom w:type="dxa" w:w="0"/>
+                    <w:right w:type="dxa" w:w="0"/>
+                  </w:tcMar>
+                </w:tcPr>
+                <w:p>
+                  <w:pPr>
+                    <w:spacing w:after="0" w:before="0"/>
+                  </w:pPr>
+                  <w:r>
+                    <w:t xml:space="preserve"/>
+                  </w:r>
+                </w:p>
+              </w:tc>
+            </w:tr>
+            <w:tr>
+              <w:trPr>
+                <w:cantSplit/>
+                <w:trHeight w:val="351" w:hRule="atLeast"/>
+              </w:trPr>
+              <w:tc>
+                <w:tcPr>
+                  <w:tcW w:type="pct" w:w="42%"/>
+                  <w:tcBorders>
+                    <w:top w:val="nil" w:color="FFFFFF" w:sz="0"/>
+                    <w:left w:val="nil" w:color="FFFFFF" w:sz="0"/>
+                    <w:bottom w:val="nil" w:color="FFFFFF" w:sz="0"/>
+                    <w:right w:val="nil" w:color="FFFFFF" w:sz="0"/>
+                  </w:tcBorders>
+                  <w:tcMar>
+                    <w:top w:type="dxa" w:w="0"/>
+                    <w:left w:type="dxa" w:w="0"/>
+                    <w:bottom w:type="dxa" w:w="0"/>
+                    <w:right w:type="dxa" w:w="0"/>
+                  </w:tcMar>
+                </w:tcPr>
+                <w:p>
+                  <w:pPr>
+                    <w:spacing w:after="0" w:before="0"/>
+                  </w:pPr>
+                  <w:r>
+                    <w:t xml:space="preserve"/>
+                  </w:r>
+                </w:p>
+              </w:tc>
+              <w:tc>
+                <w:tcPr>
+                  <w:tcW w:type="pct" w:w="16%"/>
+                  <w:tcBorders>
+                    <w:top w:val="nil" w:color="FFFFFF" w:sz="0"/>
+                    <w:left w:val="nil" w:color="FFFFFF" w:sz="0"/>
+                    <w:bottom w:val="nil" w:color="FFFFFF" w:sz="0"/>
+                    <w:right w:val="nil" w:color="FFFFFF" w:sz="0"/>
+                  </w:tcBorders>
+                  <w:tcMar>
+                    <w:top w:type="dxa" w:w="0"/>
+                    <w:left w:type="dxa" w:w="0"/>
+                    <w:bottom w:type="dxa" w:w="0"/>
+                    <w:right w:type="dxa" w:w="0"/>
+                  </w:tcMar>
+                </w:tcPr>
+                <w:p>
+                  <w:pPr>
+                    <w:spacing w:after="0" w:before="0"/>
+                  </w:pPr>
+                  <w:r>
+                    <w:t xml:space="preserve"/>
+                  </w:r>
+                </w:p>
+              </w:tc>
+              <w:tc>
+                <w:tcPr>
+                  <w:tcW w:type="pct" w:w="42%"/>
+                  <w:tcBorders>
+                    <w:top w:val="single" w:color="4A5057" w:sz="6"/>
+                    <w:left w:val="single" w:color="4A5057" w:sz="6"/>
+                    <w:bottom w:val="single" w:color="4A5057" w:sz="6"/>
+                    <w:right w:val="single" w:color="4A5057" w:sz="6"/>
+                  </w:tcBorders>
+                  <w:tcMar>
+                    <w:top w:type="dxa" w:w="20"/>
+                    <w:left w:type="dxa" w:w="60"/>
+                    <w:bottom w:type="dxa" w:w="20"/>
+                    <w:right w:type="dxa" w:w="60"/>
+                  </w:tcMar>
+                  <w:vAlign w:val="center"/>
+                </w:tcPr>
+                <w:p>
+                  <w:pPr>
+                    <w:spacing w:after="0" w:before="0" w:line="228" w:lineRule="auto"/>
+                    <w:jc w:val="center"/>
+                  </w:pPr>
+                  <w:r>
+                    <w:rPr>
+                      <w:b/>
+                      <w:bCs/>
+                      <w:sz w:val="17"/>
+                      <w:szCs w:val="17"/>
+                    </w:rPr>
+                    <w:t xml:space="preserve">Schutzregel</w:t>
+                  </w:r>
+                </w:p>
+              </w:tc>
+            </w:tr>
+          </w:tbl>
+          <w:p>
+            <w:pPr>
+              <w:spacing w:after="60" w:before="80"/>
+              <w:jc w:val="left"/>
+            </w:pPr>
+            <w:r>
+              <w:rPr>
+                <w:rFonts w:ascii="Consolas" w:cs="Consolas" w:eastAsia="Consolas" w:hAnsi="Consolas"/>
+                <w:b/>
+                <w:bCs/>
+                <w:color w:val="2471A3"/>
+                <w:sz w:val="14"/>
+                <w:szCs w:val="14"/>
+              </w:rPr>
+              <w:t xml:space="preserve">ANPASSEN UND SCHÜTZEN</w:t>
+            </w:r>
+          </w:p>
+        </w:tc>
+        <w:tc>
+          <w:tcPr>
+            <w:tcW w:type="pct" w:w="8%"/>
+            <w:gridSpan w:val="1"/>
+            <w:tcBorders>
+              <w:top w:val="nil" w:color="FFFFFF" w:sz="0"/>
+              <w:left w:val="nil" w:color="FFFFFF" w:sz="0"/>
+              <w:bottom w:val="nil" w:color="FFFFFF" w:sz="0"/>
+              <w:right w:val="nil" w:color="FFFFFF" w:sz="0"/>
+            </w:tcBorders>
+            <w:tcMar>
+              <w:top w:type="dxa" w:w="0"/>
+              <w:left w:type="dxa" w:w="0"/>
+              <w:bottom w:type="dxa" w:w="0"/>
+              <w:right w:type="dxa" w:w="0"/>
+            </w:tcMar>
+            <w:vAlign w:val="top"/>
+          </w:tcPr>
+          <w:p>
+            <w:pPr>
+              <w:spacing w:after="0" w:before="0"/>
+            </w:pPr>
+            <w:r>
+              <w:t xml:space="preserve"/>
+            </w:r>
+          </w:p>
+        </w:tc>
+        <w:tc>
+          <w:tcPr>
+            <w:gridSpan w:val="2"/>
+            <w:tcBorders>
+              <w:top w:val="dashed" w:color="4A5057" w:sz="6"/>
+              <w:left w:val="dashed" w:color="4A5057" w:sz="24"/>
+              <w:bottom w:val="dashed" w:color="4A5057" w:sz="6"/>
+              <w:right w:val="dashed" w:color="4A5057" w:sz="6"/>
+            </w:tcBorders>
+            <w:tcMar>
+              <w:top w:type="dxa" w:w="80"/>
+              <w:left w:type="dxa" w:w="140"/>
+              <w:bottom w:type="dxa" w:w="80"/>
+              <w:right w:type="dxa" w:w="140"/>
+            </w:tcMar>
+            <w:vAlign w:val="bottom"/>
+          </w:tcPr>
+          <w:p>
+            <w:pPr>
+              <w:spacing w:after="0" w:before="0"/>
+            </w:pPr>
+            <w:r>
+              <w:rPr>
+                <w:b/>
+                <w:bCs/>
+                <w:sz w:val="18"/>
+                <w:szCs w:val="18"/>
+              </w:rPr>
+              <w:t xml:space="preserve">gilt auch bei …</w:t>
+            </w:r>
+          </w:p>
+          <w:p>
+            <w:pPr>
+              <w:pBdr>
+                <w:bottom w:val="dotted" w:color="8B9099" w:sz="4"/>
+                <w:between w:val="dotted" w:color="8B9099" w:sz="4"/>
+              </w:pBdr>
+              <w:spacing w:after="0" w:before="0" w:line="312" w:lineRule="exact"/>
+            </w:pPr>
+            <w:r>
+              <w:t xml:space="preserve"/>
+            </w:r>
+          </w:p>
+          <w:p>
+            <w:pPr>
+              <w:pBdr>
+                <w:bottom w:val="dotted" w:color="8B9099" w:sz="4"/>
+                <w:between w:val="dotted" w:color="8B9099" w:sz="4"/>
+              </w:pBdr>
+              <w:spacing w:after="0" w:before="0" w:line="312" w:lineRule="exact"/>
+            </w:pPr>
+            <w:r>
+              <w:t xml:space="preserve"/>
+            </w:r>
+          </w:p>
+          <w:p>
+            <w:pPr>
+              <w:pBdr>
+                <w:bottom w:val="dotted" w:color="8B9099" w:sz="4"/>
+                <w:between w:val="dotted" w:color="8B9099" w:sz="4"/>
+              </w:pBdr>
+              <w:spacing w:after="0" w:before="0" w:line="312" w:lineRule="exact"/>
+            </w:pPr>
+            <w:r>
+              <w:t xml:space="preserve"/>
+            </w:r>
+          </w:p>
+        </w:tc>
+      </w:tr>
+    </w:tbl>
+    <w:p>
+      <w:pPr>
+        <w:spacing w:after="60" w:before="0" w:line="40" w:lineRule="exact"/>
+      </w:pPr>
+      <w:r>
+        <w:rPr>
+          <w:sz w:val="4"/>
+          <w:szCs w:val="4"/>
+        </w:rPr>
+        <w:t xml:space="preserve"/>
+      </w:r>
+    </w:p>
+    <w:p>
+      <w:pPr>
+        <w:keepNext/>
+        <w:pBdr>
+          <w:top w:val="single" w:color="D8DBE0" w:sz="4" w:space="3"/>
+        </w:pBdr>
+        <w:spacing w:after="30" w:before="40"/>
+      </w:pPr>
+      <w:r>
+        <w:rPr>
+          <w:rFonts w:ascii="Consolas" w:cs="Consolas" w:eastAsia="Consolas" w:hAnsi="Consolas"/>
+          <w:b/>
+          <w:bCs/>
+          <w:color w:val="2471A3"/>
+          <w:sz w:val="14"/>
+          <w:szCs w:val="14"/>
+        </w:rPr>
+        <w:t xml:space="preserve">GLOSSAR</w:t>
       </w:r>
     </w:p>
     <w:tbl>
@@ -7141,95 +10569,10 @@
       <w:tr>
         <w:trPr>
           <w:cantSplit/>
-          <w:trHeight w:val="1134" w:hRule="atLeast"/>
         </w:trPr>
         <w:tc>
           <w:tcPr>
-            <w:tcW w:type="pct" w:w="33%"/>
-            <w:tcBorders>
-              <w:top w:val="single" w:color="D8DBE0" w:sz="4"/>
-              <w:left w:val="single" w:color="2471A3" w:sz="24"/>
-              <w:bottom w:val="single" w:color="D8DBE0" w:sz="4"/>
-              <w:right w:val="single" w:color="D8DBE0" w:sz="4"/>
-            </w:tcBorders>
-            <w:tcMar>
-              <w:top w:type="dxa" w:w="80"/>
-              <w:left w:type="dxa" w:w="100"/>
-              <w:bottom w:type="dxa" w:w="80"/>
-              <w:right w:type="dxa" w:w="100"/>
-            </w:tcMar>
-            <w:vAlign w:val="center"/>
-          </w:tcPr>
-          <w:p>
-            <w:pPr>
-              <w:spacing w:after="40"/>
-            </w:pPr>
-            <w:r>
-              <w:rPr>
-                <w:b/>
-                <w:bCs/>
-                <w:color w:val="2471A3"/>
-                <w:sz w:val="19"/>
-                <w:szCs w:val="19"/>
-              </w:rPr>
-              <w:t xml:space="preserve">Mein Budget</w:t>
-            </w:r>
-          </w:p>
-          <w:p>
-            <w:pPr>
-              <w:pStyle w:val="ListParagraph"/>
-              <w:numPr>
-                <w:ilvl w:val="0"/>
-                <w:numId w:val="1"/>
-              </w:numPr>
-              <w:spacing w:after="10"/>
-            </w:pPr>
-            <w:r>
-              <w:rPr>
-                <w:sz w:val="17"/>
-                <w:szCs w:val="17"/>
-              </w:rPr>
-              <w:t xml:space="preserve">fix / variabel</w:t>
-            </w:r>
-          </w:p>
-          <w:p>
-            <w:pPr>
-              <w:pStyle w:val="ListParagraph"/>
-              <w:numPr>
-                <w:ilvl w:val="0"/>
-                <w:numId w:val="1"/>
-              </w:numPr>
-              <w:spacing w:after="10"/>
-            </w:pPr>
-            <w:r>
-              <w:rPr>
-                <w:sz w:val="17"/>
-                <w:szCs w:val="17"/>
-              </w:rPr>
-              <w:t xml:space="preserve">Rückstellungen</w:t>
-            </w:r>
-          </w:p>
-          <w:p>
-            <w:pPr>
-              <w:pStyle w:val="ListParagraph"/>
-              <w:numPr>
-                <w:ilvl w:val="0"/>
-                <w:numId w:val="1"/>
-              </w:numPr>
-              <w:spacing w:after="10"/>
-            </w:pPr>
-            <w:r>
-              <w:rPr>
-                <w:sz w:val="17"/>
-                <w:szCs w:val="17"/>
-              </w:rPr>
-              <w:t xml:space="preserve">Saldo, Engpass</w:t>
-            </w:r>
-          </w:p>
-        </w:tc>
-        <w:tc>
-          <w:tcPr>
-            <w:tcW w:type="pct" w:w="33%"/>
+            <w:tcW w:type="pct" w:w="33.333333333333336%"/>
             <w:tcBorders>
               <w:top w:val="nil" w:color="FFFFFF" w:sz="0"/>
               <w:left w:val="nil" w:color="FFFFFF" w:sz="0"/>
@@ -7237,114 +10580,38 @@
               <w:right w:val="nil" w:color="FFFFFF" w:sz="0"/>
             </w:tcBorders>
             <w:tcMar>
-              <w:top w:type="dxa" w:w="80"/>
-              <w:left w:type="dxa" w:w="100"/>
-              <w:bottom w:type="dxa" w:w="80"/>
-              <w:right w:type="dxa" w:w="100"/>
+              <w:top w:type="dxa" w:w="0"/>
+              <w:left w:type="dxa" w:w="0"/>
+              <w:bottom w:type="dxa" w:w="30"/>
+              <w:right w:type="dxa" w:w="90"/>
             </w:tcMar>
           </w:tcPr>
           <w:p>
             <w:pPr>
-              <w:spacing w:after="60" w:line="280" w:lineRule="auto"/>
-            </w:pPr>
-            <w:r>
-              <w:t xml:space="preserve"/>
+              <w:spacing w:after="0" w:before="0" w:line="216" w:lineRule="auto"/>
+            </w:pPr>
+            <w:r>
+              <w:rPr>
+                <w:b/>
+                <w:bCs/>
+                <w:sz w:val="15"/>
+                <w:szCs w:val="15"/>
+              </w:rPr>
+              <w:t xml:space="preserve">Nettolohn</w:t>
+            </w:r>
+            <w:r>
+              <w:rPr>
+                <w:color w:val="4A5057"/>
+                <w:sz w:val="15"/>
+                <w:szCs w:val="15"/>
+              </w:rPr>
+              <w:t xml:space="preserve"> Bruttolohn minus Sozialabzüge.</w:t>
             </w:r>
           </w:p>
         </w:tc>
         <w:tc>
           <w:tcPr>
-            <w:tcW w:type="pct" w:w="33%"/>
-            <w:tcBorders>
-              <w:top w:val="single" w:color="D8DBE0" w:sz="4"/>
-              <w:left w:val="single" w:color="2471A3" w:sz="24"/>
-              <w:bottom w:val="single" w:color="D8DBE0" w:sz="4"/>
-              <w:right w:val="single" w:color="D8DBE0" w:sz="4"/>
-            </w:tcBorders>
-            <w:tcMar>
-              <w:top w:type="dxa" w:w="80"/>
-              <w:left w:type="dxa" w:w="100"/>
-              <w:bottom w:type="dxa" w:w="80"/>
-              <w:right w:type="dxa" w:w="100"/>
-            </w:tcMar>
-            <w:vAlign w:val="center"/>
-          </w:tcPr>
-          <w:p>
-            <w:pPr>
-              <w:spacing w:after="40"/>
-            </w:pPr>
-            <w:r>
-              <w:rPr>
-                <w:b/>
-                <w:bCs/>
-                <w:color w:val="2471A3"/>
-                <w:sz w:val="19"/>
-                <w:szCs w:val="19"/>
-              </w:rPr>
-              <w:t xml:space="preserve">Wege in die Schulden</w:t>
-            </w:r>
-          </w:p>
-          <w:p>
-            <w:pPr>
-              <w:pStyle w:val="ListParagraph"/>
-              <w:numPr>
-                <w:ilvl w:val="0"/>
-                <w:numId w:val="1"/>
-              </w:numPr>
-              <w:spacing w:after="10"/>
-            </w:pPr>
-            <w:r>
-              <w:rPr>
-                <w:sz w:val="17"/>
-                <w:szCs w:val="17"/>
-              </w:rPr>
-              <w:t xml:space="preserve">Abos summieren</w:t>
-            </w:r>
-          </w:p>
-          <w:p>
-            <w:pPr>
-              <w:pStyle w:val="ListParagraph"/>
-              <w:numPr>
-                <w:ilvl w:val="0"/>
-                <w:numId w:val="1"/>
-              </w:numPr>
-              <w:spacing w:after="10"/>
-            </w:pPr>
-            <w:r>
-              <w:rPr>
-                <w:sz w:val="17"/>
-                <w:szCs w:val="17"/>
-              </w:rPr>
-              <w:t xml:space="preserve">Rechnung, Mahnung</w:t>
-            </w:r>
-          </w:p>
-          <w:p>
-            <w:pPr>
-              <w:pStyle w:val="ListParagraph"/>
-              <w:numPr>
-                <w:ilvl w:val="0"/>
-                <w:numId w:val="1"/>
-              </w:numPr>
-              <w:spacing w:after="10"/>
-            </w:pPr>
-            <w:r>
-              <w:rPr>
-                <w:sz w:val="17"/>
-                <w:szCs w:val="17"/>
-              </w:rPr>
-              <w:t xml:space="preserve">Schuldenspirale</w:t>
-            </w:r>
-          </w:p>
-        </w:tc>
-      </w:tr>
-      <w:tr>
-        <w:trPr>
-          <w:cantSplit/>
-          <w:trHeight w:val="1134" w:hRule="atLeast"/>
-        </w:trPr>
-        <w:tc>
-          <w:tcPr>
-            <w:tcW w:type="pct" w:w="33%"/>
+            <w:tcW w:type="pct" w:w="33.333333333333336%"/>
             <w:tcBorders>
               <w:top w:val="nil" w:color="FFFFFF" w:sz="0"/>
               <w:left w:val="nil" w:color="FFFFFF" w:sz="0"/>
@@ -7352,57 +10619,38 @@
               <w:right w:val="nil" w:color="FFFFFF" w:sz="0"/>
             </w:tcBorders>
             <w:tcMar>
-              <w:top w:type="dxa" w:w="80"/>
-              <w:left w:type="dxa" w:w="100"/>
-              <w:bottom w:type="dxa" w:w="80"/>
-              <w:right w:type="dxa" w:w="100"/>
+              <w:top w:type="dxa" w:w="0"/>
+              <w:left w:type="dxa" w:w="90"/>
+              <w:bottom w:type="dxa" w:w="30"/>
+              <w:right w:type="dxa" w:w="90"/>
             </w:tcMar>
           </w:tcPr>
           <w:p>
             <w:pPr>
-              <w:spacing w:after="60" w:line="280" w:lineRule="auto"/>
-            </w:pPr>
-            <w:r>
-              <w:t xml:space="preserve"/>
+              <w:spacing w:after="0" w:before="0" w:line="216" w:lineRule="auto"/>
+            </w:pPr>
+            <w:r>
+              <w:rPr>
+                <w:b/>
+                <w:bCs/>
+                <w:sz w:val="15"/>
+                <w:szCs w:val="15"/>
+              </w:rPr>
+              <w:t xml:space="preserve">Saldo</w:t>
+            </w:r>
+            <w:r>
+              <w:rPr>
+                <w:color w:val="4A5057"/>
+                <w:sz w:val="15"/>
+                <w:szCs w:val="15"/>
+              </w:rPr>
+              <w:t xml:space="preserve"> Differenz zwischen Einnahmen und Ausgaben.</w:t>
             </w:r>
           </w:p>
         </w:tc>
         <w:tc>
           <w:tcPr>
-            <w:tcW w:type="pct" w:w="34%"/>
-            <w:tcBorders>
-              <w:top w:val="single" w:color="2471A3" w:sz="12"/>
-              <w:left w:val="single" w:color="2471A3" w:sz="12"/>
-              <w:bottom w:val="single" w:color="2471A3" w:sz="12"/>
-              <w:right w:val="single" w:color="2471A3" w:sz="12"/>
-            </w:tcBorders>
-            <w:tcMar>
-              <w:top w:type="dxa" w:w="120"/>
-              <w:left w:type="dxa" w:w="120"/>
-              <w:bottom w:type="dxa" w:w="120"/>
-              <w:right w:type="dxa" w:w="120"/>
-            </w:tcMar>
-            <w:vAlign w:val="center"/>
-          </w:tcPr>
-          <w:p>
-            <w:pPr>
-              <w:spacing w:after="0"/>
-              <w:jc w:val="center"/>
-            </w:pPr>
-            <w:r>
-              <w:rPr>
-                <w:b/>
-                <w:bCs/>
-                <w:sz w:val="21"/>
-                <w:szCs w:val="21"/>
-              </w:rPr>
-              <w:t xml:space="preserve">Wunsch jetzt oder Sicherheit später</w:t>
-            </w:r>
-          </w:p>
-        </w:tc>
-        <w:tc>
-          <w:tcPr>
-            <w:tcW w:type="pct" w:w="33%"/>
+            <w:tcW w:type="pct" w:w="33.333333333333336%"/>
             <w:tcBorders>
               <w:top w:val="nil" w:color="FFFFFF" w:sz="0"/>
               <w:left w:val="nil" w:color="FFFFFF" w:sz="0"/>
@@ -7410,18 +10658,32 @@
               <w:right w:val="nil" w:color="FFFFFF" w:sz="0"/>
             </w:tcBorders>
             <w:tcMar>
-              <w:top w:type="dxa" w:w="80"/>
-              <w:left w:type="dxa" w:w="100"/>
-              <w:bottom w:type="dxa" w:w="80"/>
-              <w:right w:type="dxa" w:w="100"/>
+              <w:top w:type="dxa" w:w="0"/>
+              <w:left w:type="dxa" w:w="90"/>
+              <w:bottom w:type="dxa" w:w="30"/>
+              <w:right w:type="dxa" w:w="0"/>
             </w:tcMar>
           </w:tcPr>
           <w:p>
             <w:pPr>
-              <w:spacing w:after="60" w:line="280" w:lineRule="auto"/>
-            </w:pPr>
-            <w:r>
-              <w:t xml:space="preserve"/>
+              <w:spacing w:after="0" w:before="0" w:line="216" w:lineRule="auto"/>
+            </w:pPr>
+            <w:r>
+              <w:rPr>
+                <w:b/>
+                <w:bCs/>
+                <w:sz w:val="15"/>
+                <w:szCs w:val="15"/>
+              </w:rPr>
+              <w:t xml:space="preserve">Anpassung</w:t>
+            </w:r>
+            <w:r>
+              <w:rPr>
+                <w:color w:val="4A5057"/>
+                <w:sz w:val="15"/>
+                <w:szCs w:val="15"/>
+              </w:rPr>
+              <w:t xml:space="preserve"> Änderung an einem Budgetposten, damit der Saldo aufgeht.</w:t>
             </w:r>
           </w:p>
         </w:tc>
@@ -7429,95 +10691,10 @@
       <w:tr>
         <w:trPr>
           <w:cantSplit/>
-          <w:trHeight w:val="1134" w:hRule="atLeast"/>
         </w:trPr>
         <w:tc>
           <w:tcPr>
-            <w:tcW w:type="pct" w:w="33%"/>
-            <w:tcBorders>
-              <w:top w:val="single" w:color="D8DBE0" w:sz="4"/>
-              <w:left w:val="single" w:color="2471A3" w:sz="24"/>
-              <w:bottom w:val="single" w:color="D8DBE0" w:sz="4"/>
-              <w:right w:val="single" w:color="D8DBE0" w:sz="4"/>
-            </w:tcBorders>
-            <w:tcMar>
-              <w:top w:type="dxa" w:w="80"/>
-              <w:left w:type="dxa" w:w="100"/>
-              <w:bottom w:type="dxa" w:w="80"/>
-              <w:right w:type="dxa" w:w="100"/>
-            </w:tcMar>
-            <w:vAlign w:val="center"/>
-          </w:tcPr>
-          <w:p>
-            <w:pPr>
-              <w:spacing w:after="40"/>
-            </w:pPr>
-            <w:r>
-              <w:rPr>
-                <w:b/>
-                <w:bCs/>
-                <w:color w:val="2471A3"/>
-                <w:sz w:val="19"/>
-                <w:szCs w:val="19"/>
-              </w:rPr>
-              <w:t xml:space="preserve">Anpassen und schützen</w:t>
-            </w:r>
-          </w:p>
-          <w:p>
-            <w:pPr>
-              <w:pStyle w:val="ListParagraph"/>
-              <w:numPr>
-                <w:ilvl w:val="0"/>
-                <w:numId w:val="1"/>
-              </w:numPr>
-              <w:spacing w:after="10"/>
-            </w:pPr>
-            <w:r>
-              <w:rPr>
-                <w:sz w:val="17"/>
-                <w:szCs w:val="17"/>
-              </w:rPr>
-              <w:t xml:space="preserve">Anpassungen</w:t>
-            </w:r>
-          </w:p>
-          <w:p>
-            <w:pPr>
-              <w:pStyle w:val="ListParagraph"/>
-              <w:numPr>
-                <w:ilvl w:val="0"/>
-                <w:numId w:val="1"/>
-              </w:numPr>
-              <w:spacing w:after="10"/>
-            </w:pPr>
-            <w:r>
-              <w:rPr>
-                <w:sz w:val="17"/>
-                <w:szCs w:val="17"/>
-              </w:rPr>
-              <w:t xml:space="preserve">Wenn-dann-Regeln</w:t>
-            </w:r>
-          </w:p>
-          <w:p>
-            <w:pPr>
-              <w:pStyle w:val="ListParagraph"/>
-              <w:numPr>
-                <w:ilvl w:val="0"/>
-                <w:numId w:val="1"/>
-              </w:numPr>
-              <w:spacing w:after="10"/>
-            </w:pPr>
-            <w:r>
-              <w:rPr>
-                <w:sz w:val="17"/>
-                <w:szCs w:val="17"/>
-              </w:rPr>
-              <w:t xml:space="preserve">Einwand</w:t>
-            </w:r>
-          </w:p>
-        </w:tc>
-        <w:tc>
-          <w:tcPr>
-            <w:tcW w:type="pct" w:w="33%"/>
+            <w:tcW w:type="pct" w:w="33.333333333333336%"/>
             <w:tcBorders>
               <w:top w:val="nil" w:color="FFFFFF" w:sz="0"/>
               <w:left w:val="nil" w:color="FFFFFF" w:sz="0"/>
@@ -7525,81 +10702,337 @@
               <w:right w:val="nil" w:color="FFFFFF" w:sz="0"/>
             </w:tcBorders>
             <w:tcMar>
-              <w:top w:type="dxa" w:w="80"/>
-              <w:left w:type="dxa" w:w="100"/>
-              <w:bottom w:type="dxa" w:w="80"/>
-              <w:right w:type="dxa" w:w="100"/>
+              <w:top w:type="dxa" w:w="0"/>
+              <w:left w:type="dxa" w:w="0"/>
+              <w:bottom w:type="dxa" w:w="30"/>
+              <w:right w:type="dxa" w:w="90"/>
             </w:tcMar>
           </w:tcPr>
           <w:p>
             <w:pPr>
-              <w:spacing w:after="60" w:line="280" w:lineRule="auto"/>
-            </w:pPr>
-            <w:r>
-              <w:t xml:space="preserve"/>
+              <w:spacing w:after="0" w:before="0" w:line="216" w:lineRule="auto"/>
+            </w:pPr>
+            <w:r>
+              <w:rPr>
+                <w:b/>
+                <w:bCs/>
+                <w:sz w:val="15"/>
+                <w:szCs w:val="15"/>
+              </w:rPr>
+              <w:t xml:space="preserve">Fixe Kosten</w:t>
+            </w:r>
+            <w:r>
+              <w:rPr>
+                <w:color w:val="4A5057"/>
+                <w:sz w:val="15"/>
+                <w:szCs w:val="15"/>
+              </w:rPr>
+              <w:t xml:space="preserve"> Ausgaben, die jeden Monat gleich bleiben und sich kurzfristig nicht ändern lassen.</w:t>
             </w:r>
           </w:p>
         </w:tc>
         <w:tc>
           <w:tcPr>
-            <w:tcW w:type="pct" w:w="33%"/>
+            <w:tcW w:type="pct" w:w="33.333333333333336%"/>
             <w:tcBorders>
-              <w:top w:val="dashed" w:color="4A5057" w:sz="4"/>
-              <w:left w:val="dashed" w:color="4A5057" w:sz="24"/>
-              <w:bottom w:val="dashed" w:color="4A5057" w:sz="4"/>
-              <w:right w:val="dashed" w:color="4A5057" w:sz="4"/>
+              <w:top w:val="nil" w:color="FFFFFF" w:sz="0"/>
+              <w:left w:val="nil" w:color="FFFFFF" w:sz="0"/>
+              <w:bottom w:val="nil" w:color="FFFFFF" w:sz="0"/>
+              <w:right w:val="nil" w:color="FFFFFF" w:sz="0"/>
             </w:tcBorders>
             <w:tcMar>
-              <w:top w:type="dxa" w:w="80"/>
-              <w:left w:type="dxa" w:w="100"/>
-              <w:bottom w:type="dxa" w:w="80"/>
-              <w:right w:type="dxa" w:w="100"/>
+              <w:top w:type="dxa" w:w="0"/>
+              <w:left w:type="dxa" w:w="90"/>
+              <w:bottom w:type="dxa" w:w="30"/>
+              <w:right w:type="dxa" w:w="90"/>
             </w:tcMar>
-            <w:vAlign w:val="center"/>
           </w:tcPr>
           <w:p>
             <w:pPr>
-              <w:spacing w:after="40"/>
+              <w:spacing w:after="0" w:before="0" w:line="216" w:lineRule="auto"/>
             </w:pPr>
             <w:r>
               <w:rPr>
                 <w:b/>
                 <w:bCs/>
-                <w:color w:val="1A1D22"/>
-                <w:sz w:val="19"/>
-                <w:szCs w:val="19"/>
-              </w:rPr>
-              <w:t xml:space="preserve">gilt auch bei …</w:t>
-            </w:r>
-          </w:p>
-          <w:p>
-            <w:pPr>
-              <w:pBdr>
-                <w:bottom w:val="dotted" w:color="8B9099" w:sz="4"/>
-              </w:pBdr>
-              <w:spacing w:after="60" w:before="0" w:line="300" w:lineRule="auto"/>
-            </w:pPr>
-            <w:r>
-              <w:t xml:space="preserve"/>
-            </w:r>
-          </w:p>
-          <w:p>
-            <w:pPr>
-              <w:pBdr>
-                <w:bottom w:val="dotted" w:color="8B9099" w:sz="4"/>
-              </w:pBdr>
-              <w:spacing w:after="60" w:before="0" w:line="300" w:lineRule="auto"/>
-            </w:pPr>
-            <w:r>
-              <w:t xml:space="preserve"/>
-            </w:r>
-          </w:p>
-          <w:p>
-            <w:pPr>
-              <w:pBdr>
-                <w:bottom w:val="dotted" w:color="8B9099" w:sz="4"/>
-              </w:pBdr>
-              <w:spacing w:after="60" w:before="0" w:line="300" w:lineRule="auto"/>
+                <w:sz w:val="15"/>
+                <w:szCs w:val="15"/>
+              </w:rPr>
+              <w:t xml:space="preserve">Engpass</w:t>
+            </w:r>
+            <w:r>
+              <w:rPr>
+                <w:color w:val="4A5057"/>
+                <w:sz w:val="15"/>
+                <w:szCs w:val="15"/>
+              </w:rPr>
+              <w:t xml:space="preserve"> Zeitpunkt oder Posten, bei dem das Geld nicht mehr reicht.</w:t>
+            </w:r>
+          </w:p>
+        </w:tc>
+        <w:tc>
+          <w:tcPr>
+            <w:tcW w:type="pct" w:w="33.333333333333336%"/>
+            <w:tcBorders>
+              <w:top w:val="nil" w:color="FFFFFF" w:sz="0"/>
+              <w:left w:val="nil" w:color="FFFFFF" w:sz="0"/>
+              <w:bottom w:val="nil" w:color="FFFFFF" w:sz="0"/>
+              <w:right w:val="nil" w:color="FFFFFF" w:sz="0"/>
+            </w:tcBorders>
+            <w:tcMar>
+              <w:top w:type="dxa" w:w="0"/>
+              <w:left w:type="dxa" w:w="90"/>
+              <w:bottom w:type="dxa" w:w="30"/>
+              <w:right w:type="dxa" w:w="0"/>
+            </w:tcMar>
+          </w:tcPr>
+          <w:p>
+            <w:pPr>
+              <w:spacing w:after="0" w:before="0" w:line="216" w:lineRule="auto"/>
+            </w:pPr>
+            <w:r>
+              <w:rPr>
+                <w:b/>
+                <w:bCs/>
+                <w:sz w:val="15"/>
+                <w:szCs w:val="15"/>
+              </w:rPr>
+              <w:t xml:space="preserve">Schutzregel</w:t>
+            </w:r>
+            <w:r>
+              <w:rPr>
+                <w:color w:val="4A5057"/>
+                <w:sz w:val="15"/>
+                <w:szCs w:val="15"/>
+              </w:rPr>
+              <w:t xml:space="preserve"> Wenn-dann-Regel, die mich vor neuen Schulden schützt.</w:t>
+            </w:r>
+          </w:p>
+        </w:tc>
+      </w:tr>
+      <w:tr>
+        <w:trPr>
+          <w:cantSplit/>
+        </w:trPr>
+        <w:tc>
+          <w:tcPr>
+            <w:tcW w:type="pct" w:w="33.333333333333336%"/>
+            <w:tcBorders>
+              <w:top w:val="nil" w:color="FFFFFF" w:sz="0"/>
+              <w:left w:val="nil" w:color="FFFFFF" w:sz="0"/>
+              <w:bottom w:val="nil" w:color="FFFFFF" w:sz="0"/>
+              <w:right w:val="nil" w:color="FFFFFF" w:sz="0"/>
+            </w:tcBorders>
+            <w:tcMar>
+              <w:top w:type="dxa" w:w="0"/>
+              <w:left w:type="dxa" w:w="0"/>
+              <w:bottom w:type="dxa" w:w="30"/>
+              <w:right w:type="dxa" w:w="90"/>
+            </w:tcMar>
+          </w:tcPr>
+          <w:p>
+            <w:pPr>
+              <w:spacing w:after="0" w:before="0" w:line="216" w:lineRule="auto"/>
+            </w:pPr>
+            <w:r>
+              <w:rPr>
+                <w:b/>
+                <w:bCs/>
+                <w:sz w:val="15"/>
+                <w:szCs w:val="15"/>
+              </w:rPr>
+              <w:t xml:space="preserve">Variable Kosten</w:t>
+            </w:r>
+            <w:r>
+              <w:rPr>
+                <w:color w:val="4A5057"/>
+                <w:sz w:val="15"/>
+                <w:szCs w:val="15"/>
+              </w:rPr>
+              <w:t xml:space="preserve"> Ausgaben, die ich durch mein Verhalten beeinflussen kann.</w:t>
+            </w:r>
+          </w:p>
+        </w:tc>
+        <w:tc>
+          <w:tcPr>
+            <w:tcW w:type="pct" w:w="33.333333333333336%"/>
+            <w:tcBorders>
+              <w:top w:val="nil" w:color="FFFFFF" w:sz="0"/>
+              <w:left w:val="nil" w:color="FFFFFF" w:sz="0"/>
+              <w:bottom w:val="nil" w:color="FFFFFF" w:sz="0"/>
+              <w:right w:val="nil" w:color="FFFFFF" w:sz="0"/>
+            </w:tcBorders>
+            <w:tcMar>
+              <w:top w:type="dxa" w:w="0"/>
+              <w:left w:type="dxa" w:w="90"/>
+              <w:bottom w:type="dxa" w:w="30"/>
+              <w:right w:type="dxa" w:w="90"/>
+            </w:tcMar>
+          </w:tcPr>
+          <w:p>
+            <w:pPr>
+              <w:spacing w:after="0" w:before="0" w:line="216" w:lineRule="auto"/>
+            </w:pPr>
+            <w:r>
+              <w:rPr>
+                <w:b/>
+                <w:bCs/>
+                <w:sz w:val="15"/>
+                <w:szCs w:val="15"/>
+              </w:rPr>
+              <w:t xml:space="preserve">Mahnung</w:t>
+            </w:r>
+            <w:r>
+              <w:rPr>
+                <w:color w:val="4A5057"/>
+                <w:sz w:val="15"/>
+                <w:szCs w:val="15"/>
+              </w:rPr>
+              <w:t xml:space="preserve"> Zahlungsaufforderung nach Ablauf der Zahlungsfrist.</w:t>
+            </w:r>
+          </w:p>
+        </w:tc>
+        <w:tc>
+          <w:tcPr>
+            <w:tcW w:type="pct" w:w="33.333333333333336%"/>
+            <w:tcBorders>
+              <w:top w:val="nil" w:color="FFFFFF" w:sz="0"/>
+              <w:left w:val="nil" w:color="FFFFFF" w:sz="0"/>
+              <w:bottom w:val="nil" w:color="FFFFFF" w:sz="0"/>
+              <w:right w:val="nil" w:color="FFFFFF" w:sz="0"/>
+            </w:tcBorders>
+            <w:tcMar>
+              <w:top w:type="dxa" w:w="0"/>
+              <w:left w:type="dxa" w:w="90"/>
+              <w:bottom w:type="dxa" w:w="30"/>
+              <w:right w:type="dxa" w:w="0"/>
+            </w:tcMar>
+          </w:tcPr>
+          <w:p>
+            <w:pPr>
+              <w:spacing w:after="0" w:before="0" w:line="216" w:lineRule="auto"/>
+            </w:pPr>
+            <w:r>
+              <w:rPr>
+                <w:b/>
+                <w:bCs/>
+                <w:sz w:val="15"/>
+                <w:szCs w:val="15"/>
+              </w:rPr>
+              <w:t xml:space="preserve">Betreibung</w:t>
+            </w:r>
+            <w:r>
+              <w:rPr>
+                <w:color w:val="4A5057"/>
+                <w:sz w:val="15"/>
+                <w:szCs w:val="15"/>
+              </w:rPr>
+              <w:t xml:space="preserve"> Amtliches Verfahren, mit dem offenes Geld eingefordert wird.</w:t>
+            </w:r>
+          </w:p>
+        </w:tc>
+      </w:tr>
+      <w:tr>
+        <w:trPr>
+          <w:cantSplit/>
+        </w:trPr>
+        <w:tc>
+          <w:tcPr>
+            <w:tcW w:type="pct" w:w="33.333333333333336%"/>
+            <w:tcBorders>
+              <w:top w:val="nil" w:color="FFFFFF" w:sz="0"/>
+              <w:left w:val="nil" w:color="FFFFFF" w:sz="0"/>
+              <w:bottom w:val="nil" w:color="FFFFFF" w:sz="0"/>
+              <w:right w:val="nil" w:color="FFFFFF" w:sz="0"/>
+            </w:tcBorders>
+            <w:tcMar>
+              <w:top w:type="dxa" w:w="0"/>
+              <w:left w:type="dxa" w:w="0"/>
+              <w:bottom w:type="dxa" w:w="30"/>
+              <w:right w:type="dxa" w:w="90"/>
+            </w:tcMar>
+          </w:tcPr>
+          <w:p>
+            <w:pPr>
+              <w:spacing w:after="0" w:before="0" w:line="216" w:lineRule="auto"/>
+            </w:pPr>
+            <w:r>
+              <w:rPr>
+                <w:b/>
+                <w:bCs/>
+                <w:sz w:val="15"/>
+                <w:szCs w:val="15"/>
+              </w:rPr>
+              <w:t xml:space="preserve">Rückstellung</w:t>
+            </w:r>
+            <w:r>
+              <w:rPr>
+                <w:color w:val="4A5057"/>
+                <w:sz w:val="15"/>
+                <w:szCs w:val="15"/>
+              </w:rPr>
+              <w:t xml:space="preserve"> Geld, das für spätere, grössere Ausgaben zur Seite gelegt wird.</w:t>
+            </w:r>
+          </w:p>
+        </w:tc>
+        <w:tc>
+          <w:tcPr>
+            <w:tcW w:type="pct" w:w="33.333333333333336%"/>
+            <w:tcBorders>
+              <w:top w:val="nil" w:color="FFFFFF" w:sz="0"/>
+              <w:left w:val="nil" w:color="FFFFFF" w:sz="0"/>
+              <w:bottom w:val="nil" w:color="FFFFFF" w:sz="0"/>
+              <w:right w:val="nil" w:color="FFFFFF" w:sz="0"/>
+            </w:tcBorders>
+            <w:tcMar>
+              <w:top w:type="dxa" w:w="0"/>
+              <w:left w:type="dxa" w:w="90"/>
+              <w:bottom w:type="dxa" w:w="30"/>
+              <w:right w:type="dxa" w:w="90"/>
+            </w:tcMar>
+          </w:tcPr>
+          <w:p>
+            <w:pPr>
+              <w:spacing w:after="0" w:before="0" w:line="216" w:lineRule="auto"/>
+            </w:pPr>
+            <w:r>
+              <w:rPr>
+                <w:b/>
+                <w:bCs/>
+                <w:sz w:val="15"/>
+                <w:szCs w:val="15"/>
+              </w:rPr>
+              <w:t xml:space="preserve">Schuldenspirale</w:t>
+            </w:r>
+            <w:r>
+              <w:rPr>
+                <w:color w:val="4A5057"/>
+                <w:sz w:val="15"/>
+                <w:szCs w:val="15"/>
+              </w:rPr>
+              <w:t xml:space="preserve"> Dauernd über den eigenen Verhältnissen leben, sodass die Schulden weiter wachsen.</w:t>
+            </w:r>
+          </w:p>
+        </w:tc>
+        <w:tc>
+          <w:tcPr>
+            <w:tcW w:type="pct" w:w="33.333333333333336%"/>
+            <w:tcBorders>
+              <w:top w:val="nil" w:color="FFFFFF" w:sz="0"/>
+              <w:left w:val="nil" w:color="FFFFFF" w:sz="0"/>
+              <w:bottom w:val="nil" w:color="FFFFFF" w:sz="0"/>
+              <w:right w:val="nil" w:color="FFFFFF" w:sz="0"/>
+            </w:tcBorders>
+            <w:tcMar>
+              <w:top w:type="dxa" w:w="0"/>
+              <w:left w:type="dxa" w:w="90"/>
+              <w:bottom w:type="dxa" w:w="30"/>
+              <w:right w:type="dxa" w:w="0"/>
+            </w:tcMar>
+          </w:tcPr>
+          <w:p>
+            <w:pPr>
+              <w:spacing w:after="0" w:before="0"/>
             </w:pPr>
             <w:r>
               <w:t xml:space="preserve"/>
@@ -7705,21 +11138,7 @@
           <w:sz w:val="14"/>
           <w:szCs w:val="14"/>
         </w:rPr>
-        <w:t xml:space="preserve">MITNAHME IN DEN GEMEINSAMEN AUFTRAG (WOCHE 3)</w:t>
-      </w:r>
-    </w:p>
-    <w:p>
-      <w:pPr>
-        <w:keepNext/>
-        <w:spacing w:after="60"/>
-      </w:pPr>
-      <w:r>
-        <w:rPr>
-          <w:color w:val="4A5057"/>
-          <w:sz w:val="18"/>
-          <w:szCs w:val="18"/>
-        </w:rPr>
-        <w:t xml:space="preserve">Diese drei Zeilen brauchen Sie in Woche 3 wieder.</w:t>
+        <w:t xml:space="preserve">DAS NEHME ICH MIT</w:t>
       </w:r>
     </w:p>
     <w:tbl>
@@ -7741,7 +11160,7 @@
       <w:tr>
         <w:trPr>
           <w:cantSplit/>
-          <w:trHeight w:val="510" w:hRule="atLeast"/>
+          <w:trHeight w:val="425" w:hRule="atLeast"/>
         </w:trPr>
         <w:tc>
           <w:tcPr>
@@ -7805,7 +11224,7 @@
       <w:tr>
         <w:trPr>
           <w:cantSplit/>
-          <w:trHeight w:val="510" w:hRule="atLeast"/>
+          <w:trHeight w:val="425" w:hRule="atLeast"/>
         </w:trPr>
         <w:tc>
           <w:tcPr>
@@ -7869,7 +11288,7 @@
       <w:tr>
         <w:trPr>
           <w:cantSplit/>
-          <w:trHeight w:val="510" w:hRule="atLeast"/>
+          <w:trHeight w:val="425" w:hRule="atLeast"/>
         </w:trPr>
         <w:tc>
           <w:tcPr>
@@ -7945,10 +11364,15 @@
     </w:p>
     <w:p>
       <w:pPr>
-        <w:spacing w:after="60" w:line="280" w:lineRule="auto"/>
+        <w:keepNext/>
+        <w:pBdr>
+          <w:bottom w:val="single" w:color="2471A3" w:sz="8" w:space="2"/>
+        </w:pBdr>
+        <w:spacing w:after="20" w:before="0"/>
       </w:pPr>
       <w:r>
         <w:rPr>
+          <w:rFonts w:ascii="Consolas" w:cs="Consolas" w:eastAsia="Consolas" w:hAnsi="Consolas"/>
           <w:b/>
           <w:bCs/>
           <w:color w:val="2471A3"/>
@@ -7976,129 +11400,460 @@
       </w:tblGrid>
       <w:tr>
         <w:trPr>
-          <w:tblHeader/>
+          <w:cantSplit/>
         </w:trPr>
         <w:tc>
           <w:tcPr>
-            <w:tcW w:type="pct" w:w="30%"/>
+            <w:tcW w:type="pct" w:w="50%"/>
             <w:tcBorders>
-              <w:top w:val="single" w:color="2471A3" w:sz="4"/>
-              <w:left w:val="nil" w:sz="0"/>
-              <w:bottom w:val="single" w:color="2471A3" w:sz="12"/>
-              <w:right w:val="nil" w:sz="0"/>
+              <w:top w:val="nil" w:color="FFFFFF" w:sz="0"/>
+              <w:left w:val="nil" w:color="FFFFFF" w:sz="0"/>
+              <w:bottom w:val="nil" w:color="FFFFFF" w:sz="0"/>
+              <w:right w:val="nil" w:color="FFFFFF" w:sz="0"/>
             </w:tcBorders>
-            <w:shd w:color="FFFFFF" w:val="solid"/>
             <w:tcMar>
-              <w:top w:type="dxa" w:w="80"/>
-              <w:left w:type="dxa" w:w="100"/>
-              <w:bottom w:type="dxa" w:w="80"/>
-              <w:right w:type="dxa" w:w="100"/>
+              <w:top w:type="dxa" w:w="0"/>
+              <w:left w:type="dxa" w:w="0"/>
+              <w:bottom w:type="dxa" w:w="40"/>
+              <w:right w:type="dxa" w:w="140"/>
             </w:tcMar>
           </w:tcPr>
           <w:p>
             <w:pPr>
-              <w:spacing w:after="60" w:line="280" w:lineRule="auto"/>
+              <w:keepNext/>
+              <w:spacing w:after="10" w:before="20"/>
             </w:pPr>
             <w:r>
               <w:rPr>
                 <w:b/>
                 <w:bCs/>
-                <w:color w:val="2471A3"/>
-                <w:sz w:val="14"/>
-                <w:szCs w:val="14"/>
-              </w:rPr>
-              <w:t xml:space="preserve">PRODUKT</w:t>
+                <w:sz w:val="17"/>
+                <w:szCs w:val="17"/>
+              </w:rPr>
+              <w:t xml:space="preserve">Leitfragen</w:t>
+            </w:r>
+          </w:p>
+          <w:p>
+            <w:pPr>
+              <w:pBdr>
+                <w:bottom w:val="single" w:color="D8DBE0" w:sz="2" w:space="1"/>
+              </w:pBdr>
+              <w:tabs>
+                <w:tab w:val="right" w:pos="4659"/>
+              </w:tabs>
+              <w:spacing w:after="0" w:before="0" w:line="228" w:lineRule="auto"/>
+            </w:pPr>
+            <w:r>
+              <w:rPr>
+                <w:b/>
+                <w:bCs/>
+                <w:sz w:val="16"/>
+                <w:szCs w:val="16"/>
+              </w:rPr>
+              <w:t xml:space="preserve">✔ </w:t>
+            </w:r>
+            <w:r>
+              <w:rPr>
+                <w:sz w:val="16"/>
+                <w:szCs w:val="16"/>
+              </w:rPr>
+              <w:t xml:space="preserve">LF1 erklärt drei Kostenarten und die Schuldenspirale</w:t>
+            </w:r>
+            <w:r>
+              <w:rPr>
+                <w:sz w:val="19"/>
+                <w:szCs w:val="19"/>
+              </w:rPr>
+              <w:t xml:space="preserve">	☐</w:t>
+            </w:r>
+          </w:p>
+          <w:p>
+            <w:pPr>
+              <w:pBdr>
+                <w:bottom w:val="single" w:color="D8DBE0" w:sz="2" w:space="1"/>
+              </w:pBdr>
+              <w:tabs>
+                <w:tab w:val="right" w:pos="4659"/>
+              </w:tabs>
+              <w:spacing w:after="0" w:before="0" w:line="228" w:lineRule="auto"/>
+            </w:pPr>
+            <w:r>
+              <w:rPr>
+                <w:b/>
+                <w:bCs/>
+                <w:sz w:val="16"/>
+                <w:szCs w:val="16"/>
+              </w:rPr>
+              <w:t xml:space="preserve">✔ </w:t>
+            </w:r>
+            <w:r>
+              <w:rPr>
+                <w:sz w:val="16"/>
+                <w:szCs w:val="16"/>
+              </w:rPr>
+              <w:t xml:space="preserve">LF2 hat die Zahlen, den Saldo und die knappen Posten</w:t>
+            </w:r>
+            <w:r>
+              <w:rPr>
+                <w:sz w:val="19"/>
+                <w:szCs w:val="19"/>
+              </w:rPr>
+              <w:t xml:space="preserve">	☐</w:t>
+            </w:r>
+          </w:p>
+          <w:p>
+            <w:pPr>
+              <w:pBdr>
+                <w:bottom w:val="single" w:color="D8DBE0" w:sz="2" w:space="1"/>
+              </w:pBdr>
+              <w:tabs>
+                <w:tab w:val="right" w:pos="4659"/>
+              </w:tabs>
+              <w:spacing w:after="0" w:before="0" w:line="228" w:lineRule="auto"/>
+            </w:pPr>
+            <w:r>
+              <w:rPr>
+                <w:b/>
+                <w:bCs/>
+                <w:sz w:val="16"/>
+                <w:szCs w:val="16"/>
+              </w:rPr>
+              <w:t xml:space="preserve">✔ </w:t>
+            </w:r>
+            <w:r>
+              <w:rPr>
+                <w:sz w:val="16"/>
+                <w:szCs w:val="16"/>
+              </w:rPr>
+              <w:t xml:space="preserve">LF4 nennt Anpassungen, zwei Regeln und den Einwand</w:t>
+            </w:r>
+            <w:r>
+              <w:rPr>
+                <w:sz w:val="19"/>
+                <w:szCs w:val="19"/>
+              </w:rPr>
+              <w:t xml:space="preserve">	☐</w:t>
             </w:r>
           </w:p>
         </w:tc>
         <w:tc>
           <w:tcPr>
-            <w:tcW w:type="pct" w:w="70%"/>
+            <w:tcW w:type="pct" w:w="50%"/>
             <w:tcBorders>
-              <w:top w:val="single" w:color="2471A3" w:sz="4"/>
-              <w:left w:val="nil" w:sz="0"/>
-              <w:bottom w:val="single" w:color="2471A3" w:sz="12"/>
-              <w:right w:val="nil" w:sz="0"/>
+              <w:top w:val="nil" w:color="FFFFFF" w:sz="0"/>
+              <w:left w:val="nil" w:color="FFFFFF" w:sz="0"/>
+              <w:bottom w:val="nil" w:color="FFFFFF" w:sz="0"/>
+              <w:right w:val="nil" w:color="FFFFFF" w:sz="0"/>
             </w:tcBorders>
-            <w:shd w:color="FFFFFF" w:val="solid"/>
             <w:tcMar>
-              <w:top w:type="dxa" w:w="80"/>
-              <w:left w:type="dxa" w:w="100"/>
-              <w:bottom w:type="dxa" w:w="80"/>
-              <w:right w:type="dxa" w:w="100"/>
+              <w:top w:type="dxa" w:w="0"/>
+              <w:left w:type="dxa" w:w="140"/>
+              <w:bottom w:type="dxa" w:w="40"/>
+              <w:right w:type="dxa" w:w="0"/>
             </w:tcMar>
           </w:tcPr>
           <w:p>
             <w:pPr>
-              <w:spacing w:after="60" w:line="280" w:lineRule="auto"/>
+              <w:keepNext/>
+              <w:spacing w:after="10" w:before="20"/>
             </w:pPr>
             <w:r>
               <w:rPr>
                 <w:b/>
                 <w:bCs/>
-                <w:color w:val="2471A3"/>
-                <w:sz w:val="14"/>
-                <w:szCs w:val="14"/>
-              </w:rPr>
-              <w:t xml:space="preserve">KRITERIEN</w:t>
+                <w:sz w:val="17"/>
+                <w:szCs w:val="17"/>
+              </w:rPr>
+              <w:t xml:space="preserve">Quelle</w:t>
+            </w:r>
+          </w:p>
+          <w:p>
+            <w:pPr>
+              <w:pBdr>
+                <w:bottom w:val="single" w:color="D8DBE0" w:sz="2" w:space="1"/>
+              </w:pBdr>
+              <w:tabs>
+                <w:tab w:val="right" w:pos="4659"/>
+              </w:tabs>
+              <w:spacing w:after="0" w:before="0" w:line="228" w:lineRule="auto"/>
+            </w:pPr>
+            <w:r>
+              <w:rPr>
+                <w:b/>
+                <w:bCs/>
+                <w:sz w:val="16"/>
+                <w:szCs w:val="16"/>
+              </w:rPr>
+              <w:t xml:space="preserve">✔ </w:t>
+            </w:r>
+            <w:r>
+              <w:rPr>
+                <w:sz w:val="16"/>
+                <w:szCs w:val="16"/>
+              </w:rPr>
+              <w:t xml:space="preserve">Raster zur Quelle (S. 3) mit vier Zeilen</w:t>
+            </w:r>
+            <w:r>
+              <w:rPr>
+                <w:sz w:val="19"/>
+                <w:szCs w:val="19"/>
+              </w:rPr>
+              <w:t xml:space="preserve">	☐</w:t>
+            </w:r>
+          </w:p>
+          <w:p>
+            <w:pPr>
+              <w:pBdr>
+                <w:bottom w:val="single" w:color="D8DBE0" w:sz="2" w:space="1"/>
+              </w:pBdr>
+              <w:tabs>
+                <w:tab w:val="right" w:pos="4659"/>
+              </w:tabs>
+              <w:spacing w:after="0" w:before="0" w:line="228" w:lineRule="auto"/>
+            </w:pPr>
+            <w:r>
+              <w:rPr>
+                <w:b/>
+                <w:bCs/>
+                <w:sz w:val="16"/>
+                <w:szCs w:val="16"/>
+              </w:rPr>
+              <w:t xml:space="preserve">✔ </w:t>
+            </w:r>
+            <w:r>
+              <w:rPr>
+                <w:sz w:val="16"/>
+                <w:szCs w:val="16"/>
+              </w:rPr>
+              <w:t xml:space="preserve">Jede Zeile hat einen Begriff aus LF1</w:t>
+            </w:r>
+            <w:r>
+              <w:rPr>
+                <w:sz w:val="19"/>
+                <w:szCs w:val="19"/>
+              </w:rPr>
+              <w:t xml:space="preserve">	☐</w:t>
+            </w:r>
+          </w:p>
+          <w:p>
+            <w:pPr>
+              <w:pBdr>
+                <w:bottom w:val="single" w:color="D8DBE0" w:sz="2" w:space="1"/>
+              </w:pBdr>
+              <w:tabs>
+                <w:tab w:val="right" w:pos="4659"/>
+              </w:tabs>
+              <w:spacing w:after="0" w:before="0" w:line="228" w:lineRule="auto"/>
+            </w:pPr>
+            <w:r>
+              <w:rPr>
+                <w:b/>
+                <w:bCs/>
+                <w:sz w:val="16"/>
+                <w:szCs w:val="16"/>
+              </w:rPr>
+              <w:t xml:space="preserve">✔ </w:t>
+            </w:r>
+            <w:r>
+              <w:rPr>
+                <w:sz w:val="16"/>
+                <w:szCs w:val="16"/>
+              </w:rPr>
+              <w:t xml:space="preserve">Befund in zwei bis drei Sätzen</w:t>
+            </w:r>
+            <w:r>
+              <w:rPr>
+                <w:sz w:val="19"/>
+                <w:szCs w:val="19"/>
+              </w:rPr>
+              <w:t xml:space="preserve">	☐</w:t>
             </w:r>
           </w:p>
         </w:tc>
       </w:tr>
       <w:tr>
+        <w:trPr>
+          <w:cantSplit/>
+        </w:trPr>
         <w:tc>
           <w:tcPr>
-            <w:tcW w:type="pct" w:w="30%"/>
+            <w:tcW w:type="pct" w:w="50%"/>
             <w:tcBorders>
-              <w:top w:val="nil" w:sz="0"/>
-              <w:left w:val="nil" w:sz="0"/>
-              <w:bottom w:val="single" w:color="EBEDF0" w:sz="2"/>
-              <w:right w:val="nil" w:sz="0"/>
+              <w:top w:val="nil" w:color="FFFFFF" w:sz="0"/>
+              <w:left w:val="nil" w:color="FFFFFF" w:sz="0"/>
+              <w:bottom w:val="nil" w:color="FFFFFF" w:sz="0"/>
+              <w:right w:val="nil" w:color="FFFFFF" w:sz="0"/>
             </w:tcBorders>
             <w:tcMar>
-              <w:top w:type="dxa" w:w="80"/>
-              <w:left w:type="dxa" w:w="100"/>
-              <w:bottom w:type="dxa" w:w="80"/>
-              <w:right w:type="dxa" w:w="100"/>
+              <w:top w:type="dxa" w:w="0"/>
+              <w:left w:type="dxa" w:w="0"/>
+              <w:bottom w:type="dxa" w:w="40"/>
+              <w:right w:type="dxa" w:w="140"/>
             </w:tcMar>
           </w:tcPr>
           <w:p>
+            <w:pPr>
+              <w:keepNext/>
+              <w:spacing w:after="10" w:before="20"/>
+            </w:pPr>
             <w:r>
               <w:rPr>
                 <w:b/>
                 <w:bCs/>
-                <w:sz w:val="18"/>
-                <w:szCs w:val="18"/>
-              </w:rPr>
-              <w:t xml:space="preserve">Leitfragen</w:t>
+                <w:sz w:val="17"/>
+                <w:szCs w:val="17"/>
+              </w:rPr>
+              <w:t xml:space="preserve">Budget und Gespräch</w:t>
+            </w:r>
+          </w:p>
+          <w:p>
+            <w:pPr>
+              <w:pBdr>
+                <w:bottom w:val="single" w:color="D8DBE0" w:sz="2" w:space="1"/>
+              </w:pBdr>
+              <w:tabs>
+                <w:tab w:val="right" w:pos="4659"/>
+              </w:tabs>
+              <w:spacing w:after="0" w:before="0" w:line="228" w:lineRule="auto"/>
+            </w:pPr>
+            <w:r>
+              <w:rPr>
+                <w:b/>
+                <w:bCs/>
+                <w:sz w:val="16"/>
+                <w:szCs w:val="16"/>
+              </w:rPr>
+              <w:t xml:space="preserve">✔ </w:t>
+            </w:r>
+            <w:r>
+              <w:rPr>
+                <w:sz w:val="16"/>
+                <w:szCs w:val="16"/>
+              </w:rPr>
+              <w:t xml:space="preserve">Saldo vor und nach den Anpassungen</w:t>
+            </w:r>
+            <w:r>
+              <w:rPr>
+                <w:sz w:val="19"/>
+                <w:szCs w:val="19"/>
+              </w:rPr>
+              <w:t xml:space="preserve">	☐</w:t>
+            </w:r>
+          </w:p>
+          <w:p>
+            <w:pPr>
+              <w:pBdr>
+                <w:bottom w:val="single" w:color="D8DBE0" w:sz="2" w:space="1"/>
+              </w:pBdr>
+              <w:tabs>
+                <w:tab w:val="right" w:pos="4659"/>
+              </w:tabs>
+              <w:spacing w:after="0" w:before="0" w:line="228" w:lineRule="auto"/>
+            </w:pPr>
+            <w:r>
+              <w:rPr>
+                <w:b/>
+                <w:bCs/>
+                <w:sz w:val="16"/>
+                <w:szCs w:val="16"/>
+              </w:rPr>
+              <w:t xml:space="preserve">✔ </w:t>
+            </w:r>
+            <w:r>
+              <w:rPr>
+                <w:sz w:val="16"/>
+                <w:szCs w:val="16"/>
+              </w:rPr>
+              <w:t xml:space="preserve">Zwei überprüfbare Schutzregeln</w:t>
+            </w:r>
+            <w:r>
+              <w:rPr>
+                <w:sz w:val="19"/>
+                <w:szCs w:val="19"/>
+              </w:rPr>
+              <w:t xml:space="preserve">	☐</w:t>
+            </w:r>
+          </w:p>
+          <w:p>
+            <w:pPr>
+              <w:pBdr>
+                <w:bottom w:val="single" w:color="D8DBE0" w:sz="2" w:space="1"/>
+              </w:pBdr>
+              <w:tabs>
+                <w:tab w:val="right" w:pos="4659"/>
+              </w:tabs>
+              <w:spacing w:after="0" w:before="0" w:line="228" w:lineRule="auto"/>
+            </w:pPr>
+            <w:r>
+              <w:rPr>
+                <w:b/>
+                <w:bCs/>
+                <w:sz w:val="16"/>
+                <w:szCs w:val="16"/>
+              </w:rPr>
+              <w:t xml:space="preserve">✔ </w:t>
+            </w:r>
+            <w:r>
+              <w:rPr>
+                <w:sz w:val="16"/>
+                <w:szCs w:val="16"/>
+              </w:rPr>
+              <w:t xml:space="preserve">Gespräch geführt, Notiz mit Argumenten, Rückfrage, Antwort auf Einwand</w:t>
+            </w:r>
+            <w:r>
+              <w:rPr>
+                <w:sz w:val="19"/>
+                <w:szCs w:val="19"/>
+              </w:rPr>
+              <w:t xml:space="preserve">	☐</w:t>
             </w:r>
           </w:p>
         </w:tc>
         <w:tc>
           <w:tcPr>
-            <w:tcW w:type="pct" w:w="70%"/>
+            <w:tcW w:type="pct" w:w="50%"/>
             <w:tcBorders>
-              <w:top w:val="nil" w:sz="0"/>
-              <w:left w:val="nil" w:sz="0"/>
-              <w:bottom w:val="single" w:color="EBEDF0" w:sz="2"/>
-              <w:right w:val="nil" w:sz="0"/>
+              <w:top w:val="nil" w:color="FFFFFF" w:sz="0"/>
+              <w:left w:val="nil" w:color="FFFFFF" w:sz="0"/>
+              <w:bottom w:val="nil" w:color="FFFFFF" w:sz="0"/>
+              <w:right w:val="nil" w:color="FFFFFF" w:sz="0"/>
             </w:tcBorders>
             <w:tcMar>
-              <w:top w:type="dxa" w:w="80"/>
-              <w:left w:type="dxa" w:w="100"/>
-              <w:bottom w:type="dxa" w:w="80"/>
-              <w:right w:type="dxa" w:w="100"/>
+              <w:top w:type="dxa" w:w="0"/>
+              <w:left w:type="dxa" w:w="140"/>
+              <w:bottom w:type="dxa" w:w="40"/>
+              <w:right w:type="dxa" w:w="0"/>
             </w:tcMar>
           </w:tcPr>
           <w:p>
             <w:pPr>
-              <w:spacing w:after="20"/>
+              <w:keepNext/>
+              <w:spacing w:after="10" w:before="20"/>
             </w:pPr>
             <w:r>
               <w:rPr>
                 <w:b/>
                 <w:bCs/>
-                <w:color w:val="000000"/>
+                <w:sz w:val="17"/>
+                <w:szCs w:val="17"/>
+              </w:rPr>
+              <w:t xml:space="preserve">Abschluss</w:t>
+            </w:r>
+          </w:p>
+          <w:p>
+            <w:pPr>
+              <w:pBdr>
+                <w:bottom w:val="single" w:color="D8DBE0" w:sz="2" w:space="1"/>
+              </w:pBdr>
+              <w:tabs>
+                <w:tab w:val="right" w:pos="4659"/>
+              </w:tabs>
+              <w:spacing w:after="0" w:before="0" w:line="228" w:lineRule="auto"/>
+            </w:pPr>
+            <w:r>
+              <w:rPr>
+                <w:b/>
+                <w:bCs/>
                 <w:sz w:val="16"/>
                 <w:szCs w:val="16"/>
               </w:rPr>
@@ -8109,28 +11864,64 @@
                 <w:sz w:val="16"/>
                 <w:szCs w:val="16"/>
               </w:rPr>
-              <w:t xml:space="preserve">LF1 erklärt drei Kostenarten und die Schuldenspirale</w:t>
-            </w:r>
+              <w:t xml:space="preserve">Begriffsnetz mit mind. 5 beschrifteten Verbindungen</w:t>
+            </w:r>
+            <w:r>
+              <w:rPr>
+                <w:sz w:val="19"/>
+                <w:szCs w:val="19"/>
+              </w:rPr>
+              <w:t xml:space="preserve">	☐</w:t>
+            </w:r>
+          </w:p>
+          <w:p>
+            <w:pPr>
+              <w:pBdr>
+                <w:bottom w:val="single" w:color="D8DBE0" w:sz="2" w:space="1"/>
+              </w:pBdr>
+              <w:tabs>
+                <w:tab w:val="right" w:pos="4659"/>
+              </w:tabs>
+              <w:spacing w:after="0" w:before="0" w:line="228" w:lineRule="auto"/>
+            </w:pPr>
             <w:r>
               <w:rPr>
                 <w:b/>
                 <w:bCs/>
-                <w:color w:val="000000"/>
-                <w:sz w:val="18"/>
-                <w:szCs w:val="18"/>
-              </w:rPr>
-              <w:t xml:space="preserve">   ☐</w:t>
-            </w:r>
-          </w:p>
-          <w:p>
-            <w:pPr>
-              <w:spacing w:after="20"/>
+                <w:sz w:val="16"/>
+                <w:szCs w:val="16"/>
+              </w:rPr>
+              <w:t xml:space="preserve">✔ </w:t>
+            </w:r>
+            <w:r>
+              <w:rPr>
+                <w:sz w:val="16"/>
+                <w:szCs w:val="16"/>
+              </w:rPr>
+              <w:t xml:space="preserve">Quer-Check abgehakt</w:t>
+            </w:r>
+            <w:r>
+              <w:rPr>
+                <w:sz w:val="19"/>
+                <w:szCs w:val="19"/>
+              </w:rPr>
+              <w:t xml:space="preserve">	☐</w:t>
+            </w:r>
+          </w:p>
+          <w:p>
+            <w:pPr>
+              <w:pBdr>
+                <w:bottom w:val="single" w:color="D8DBE0" w:sz="2" w:space="1"/>
+              </w:pBdr>
+              <w:tabs>
+                <w:tab w:val="right" w:pos="4659"/>
+              </w:tabs>
+              <w:spacing w:after="0" w:before="0" w:line="228" w:lineRule="auto"/>
             </w:pPr>
             <w:r>
               <w:rPr>
                 <w:b/>
                 <w:bCs/>
-                <w:color w:val="000000"/>
                 <w:sz w:val="16"/>
                 <w:szCs w:val="16"/>
               </w:rPr>
@@ -8141,491 +11932,19 @@
                 <w:sz w:val="16"/>
                 <w:szCs w:val="16"/>
               </w:rPr>
-              <w:t xml:space="preserve">LF2 hat die Zahlen, den Saldo und die knappen Posten</w:t>
-            </w:r>
-            <w:r>
-              <w:rPr>
-                <w:b/>
-                <w:bCs/>
-                <w:color w:val="000000"/>
-                <w:sz w:val="18"/>
-                <w:szCs w:val="18"/>
-              </w:rPr>
-              <w:t xml:space="preserve">   ☐</w:t>
-            </w:r>
-          </w:p>
-          <w:p>
-            <w:pPr>
-              <w:spacing w:after="20"/>
-            </w:pPr>
-            <w:r>
-              <w:rPr>
-                <w:b/>
-                <w:bCs/>
-                <w:color w:val="000000"/>
-                <w:sz w:val="16"/>
-                <w:szCs w:val="16"/>
-              </w:rPr>
-              <w:t xml:space="preserve">✔ </w:t>
-            </w:r>
-            <w:r>
-              <w:rPr>
-                <w:sz w:val="16"/>
-                <w:szCs w:val="16"/>
-              </w:rPr>
-              <w:t xml:space="preserve">LF4 nennt Anpassungen, zwei Regeln und den Einwand</w:t>
-            </w:r>
-            <w:r>
-              <w:rPr>
-                <w:b/>
-                <w:bCs/>
-                <w:color w:val="000000"/>
-                <w:sz w:val="18"/>
-                <w:szCs w:val="18"/>
-              </w:rPr>
-              <w:t xml:space="preserve">   ☐</w:t>
-            </w:r>
-          </w:p>
-        </w:tc>
-      </w:tr>
-      <w:tr>
-        <w:tc>
-          <w:tcPr>
-            <w:tcW w:type="pct" w:w="30%"/>
-            <w:tcBorders>
-              <w:top w:val="nil" w:sz="0"/>
-              <w:left w:val="nil" w:sz="0"/>
-              <w:bottom w:val="single" w:color="EBEDF0" w:sz="2"/>
-              <w:right w:val="nil" w:sz="0"/>
-            </w:tcBorders>
-            <w:tcMar>
-              <w:top w:type="dxa" w:w="80"/>
-              <w:left w:type="dxa" w:w="100"/>
-              <w:bottom w:type="dxa" w:w="80"/>
-              <w:right w:type="dxa" w:w="100"/>
-            </w:tcMar>
-          </w:tcPr>
-          <w:p>
-            <w:r>
-              <w:rPr>
-                <w:b/>
-                <w:bCs/>
-                <w:sz w:val="18"/>
-                <w:szCs w:val="18"/>
-              </w:rPr>
-              <w:t xml:space="preserve">Quelle</w:t>
-            </w:r>
-          </w:p>
-        </w:tc>
-        <w:tc>
-          <w:tcPr>
-            <w:tcW w:type="pct" w:w="70%"/>
-            <w:tcBorders>
-              <w:top w:val="nil" w:sz="0"/>
-              <w:left w:val="nil" w:sz="0"/>
-              <w:bottom w:val="single" w:color="EBEDF0" w:sz="2"/>
-              <w:right w:val="nil" w:sz="0"/>
-            </w:tcBorders>
-            <w:tcMar>
-              <w:top w:type="dxa" w:w="80"/>
-              <w:left w:type="dxa" w:w="100"/>
-              <w:bottom w:type="dxa" w:w="80"/>
-              <w:right w:type="dxa" w:w="100"/>
-            </w:tcMar>
-          </w:tcPr>
-          <w:p>
-            <w:pPr>
-              <w:spacing w:after="20"/>
-            </w:pPr>
-            <w:r>
-              <w:rPr>
-                <w:b/>
-                <w:bCs/>
-                <w:color w:val="000000"/>
-                <w:sz w:val="16"/>
-                <w:szCs w:val="16"/>
-              </w:rPr>
-              <w:t xml:space="preserve">✔ </w:t>
-            </w:r>
-            <w:r>
-              <w:rPr>
-                <w:sz w:val="16"/>
-                <w:szCs w:val="16"/>
-              </w:rPr>
-              <w:t xml:space="preserve">Raster zur Quelle (S. 3) mit vier Zeilen</w:t>
-            </w:r>
-            <w:r>
-              <w:rPr>
-                <w:b/>
-                <w:bCs/>
-                <w:color w:val="000000"/>
-                <w:sz w:val="18"/>
-                <w:szCs w:val="18"/>
-              </w:rPr>
-              <w:t xml:space="preserve">   ☐</w:t>
-            </w:r>
-          </w:p>
-          <w:p>
-            <w:pPr>
-              <w:spacing w:after="20"/>
-            </w:pPr>
-            <w:r>
-              <w:rPr>
-                <w:b/>
-                <w:bCs/>
-                <w:color w:val="000000"/>
-                <w:sz w:val="16"/>
-                <w:szCs w:val="16"/>
-              </w:rPr>
-              <w:t xml:space="preserve">✔ </w:t>
-            </w:r>
-            <w:r>
-              <w:rPr>
-                <w:sz w:val="16"/>
-                <w:szCs w:val="16"/>
-              </w:rPr>
-              <w:t xml:space="preserve">Jede Zeile hat einen Begriff aus LF1</w:t>
-            </w:r>
-            <w:r>
-              <w:rPr>
-                <w:b/>
-                <w:bCs/>
-                <w:color w:val="000000"/>
-                <w:sz w:val="18"/>
-                <w:szCs w:val="18"/>
-              </w:rPr>
-              <w:t xml:space="preserve">   ☐</w:t>
-            </w:r>
-          </w:p>
-          <w:p>
-            <w:pPr>
-              <w:spacing w:after="20"/>
-            </w:pPr>
-            <w:r>
-              <w:rPr>
-                <w:b/>
-                <w:bCs/>
-                <w:color w:val="000000"/>
-                <w:sz w:val="16"/>
-                <w:szCs w:val="16"/>
-              </w:rPr>
-              <w:t xml:space="preserve">✔ </w:t>
-            </w:r>
-            <w:r>
-              <w:rPr>
-                <w:sz w:val="16"/>
-                <w:szCs w:val="16"/>
-              </w:rPr>
-              <w:t xml:space="preserve">Befund in zwei bis drei Sätzen</w:t>
-            </w:r>
-            <w:r>
-              <w:rPr>
-                <w:b/>
-                <w:bCs/>
-                <w:color w:val="000000"/>
-                <w:sz w:val="18"/>
-                <w:szCs w:val="18"/>
-              </w:rPr>
-              <w:t xml:space="preserve">   ☐</w:t>
-            </w:r>
-          </w:p>
-        </w:tc>
-      </w:tr>
-      <w:tr>
-        <w:tc>
-          <w:tcPr>
-            <w:tcW w:type="pct" w:w="30%"/>
-            <w:tcBorders>
-              <w:top w:val="nil" w:sz="0"/>
-              <w:left w:val="nil" w:sz="0"/>
-              <w:bottom w:val="single" w:color="EBEDF0" w:sz="2"/>
-              <w:right w:val="nil" w:sz="0"/>
-            </w:tcBorders>
-            <w:tcMar>
-              <w:top w:type="dxa" w:w="80"/>
-              <w:left w:type="dxa" w:w="100"/>
-              <w:bottom w:type="dxa" w:w="80"/>
-              <w:right w:type="dxa" w:w="100"/>
-            </w:tcMar>
-          </w:tcPr>
-          <w:p>
-            <w:r>
-              <w:rPr>
-                <w:b/>
-                <w:bCs/>
-                <w:sz w:val="18"/>
-                <w:szCs w:val="18"/>
-              </w:rPr>
-              <w:t xml:space="preserve">Budget und Gespräch</w:t>
-            </w:r>
-          </w:p>
-        </w:tc>
-        <w:tc>
-          <w:tcPr>
-            <w:tcW w:type="pct" w:w="70%"/>
-            <w:tcBorders>
-              <w:top w:val="nil" w:sz="0"/>
-              <w:left w:val="nil" w:sz="0"/>
-              <w:bottom w:val="single" w:color="EBEDF0" w:sz="2"/>
-              <w:right w:val="nil" w:sz="0"/>
-            </w:tcBorders>
-            <w:tcMar>
-              <w:top w:type="dxa" w:w="80"/>
-              <w:left w:type="dxa" w:w="100"/>
-              <w:bottom w:type="dxa" w:w="80"/>
-              <w:right w:type="dxa" w:w="100"/>
-            </w:tcMar>
-          </w:tcPr>
-          <w:p>
-            <w:pPr>
-              <w:spacing w:after="20"/>
-            </w:pPr>
-            <w:r>
-              <w:rPr>
-                <w:b/>
-                <w:bCs/>
-                <w:color w:val="000000"/>
-                <w:sz w:val="16"/>
-                <w:szCs w:val="16"/>
-              </w:rPr>
-              <w:t xml:space="preserve">✔ </w:t>
-            </w:r>
-            <w:r>
-              <w:rPr>
-                <w:sz w:val="16"/>
-                <w:szCs w:val="16"/>
-              </w:rPr>
-              <w:t xml:space="preserve">Saldo vor und nach den Anpassungen</w:t>
-            </w:r>
-            <w:r>
-              <w:rPr>
-                <w:b/>
-                <w:bCs/>
-                <w:color w:val="000000"/>
-                <w:sz w:val="18"/>
-                <w:szCs w:val="18"/>
-              </w:rPr>
-              <w:t xml:space="preserve">   ☐</w:t>
-            </w:r>
-          </w:p>
-          <w:p>
-            <w:pPr>
-              <w:spacing w:after="20"/>
-            </w:pPr>
-            <w:r>
-              <w:rPr>
-                <w:b/>
-                <w:bCs/>
-                <w:color w:val="000000"/>
-                <w:sz w:val="16"/>
-                <w:szCs w:val="16"/>
-              </w:rPr>
-              <w:t xml:space="preserve">✔ </w:t>
-            </w:r>
-            <w:r>
-              <w:rPr>
-                <w:sz w:val="16"/>
-                <w:szCs w:val="16"/>
-              </w:rPr>
-              <w:t xml:space="preserve">Zwei überprüfbare Schutzregeln</w:t>
-            </w:r>
-            <w:r>
-              <w:rPr>
-                <w:b/>
-                <w:bCs/>
-                <w:color w:val="000000"/>
-                <w:sz w:val="18"/>
-                <w:szCs w:val="18"/>
-              </w:rPr>
-              <w:t xml:space="preserve">   ☐</w:t>
-            </w:r>
-          </w:p>
-          <w:p>
-            <w:pPr>
-              <w:spacing w:after="20"/>
-            </w:pPr>
-            <w:r>
-              <w:rPr>
-                <w:b/>
-                <w:bCs/>
-                <w:color w:val="000000"/>
-                <w:sz w:val="16"/>
-                <w:szCs w:val="16"/>
-              </w:rPr>
-              <w:t xml:space="preserve">✔ </w:t>
-            </w:r>
-            <w:r>
-              <w:rPr>
-                <w:sz w:val="16"/>
-                <w:szCs w:val="16"/>
-              </w:rPr>
-              <w:t xml:space="preserve">Gespräch geführt, Notiz mit Argumenten, Rückfrage, Antwort auf Einwand</w:t>
-            </w:r>
-            <w:r>
-              <w:rPr>
-                <w:b/>
-                <w:bCs/>
-                <w:color w:val="000000"/>
-                <w:sz w:val="18"/>
-                <w:szCs w:val="18"/>
-              </w:rPr>
-              <w:t xml:space="preserve">   ☐</w:t>
-            </w:r>
-          </w:p>
-        </w:tc>
-      </w:tr>
-      <w:tr>
-        <w:tc>
-          <w:tcPr>
-            <w:tcW w:type="pct" w:w="30%"/>
-            <w:tcBorders>
-              <w:top w:val="nil" w:sz="0"/>
-              <w:left w:val="nil" w:sz="0"/>
-              <w:bottom w:val="single" w:color="EBEDF0" w:sz="2"/>
-              <w:right w:val="nil" w:sz="0"/>
-            </w:tcBorders>
-            <w:tcMar>
-              <w:top w:type="dxa" w:w="80"/>
-              <w:left w:type="dxa" w:w="100"/>
-              <w:bottom w:type="dxa" w:w="80"/>
-              <w:right w:type="dxa" w:w="100"/>
-            </w:tcMar>
-          </w:tcPr>
-          <w:p>
-            <w:r>
-              <w:rPr>
-                <w:b/>
-                <w:bCs/>
-                <w:sz w:val="18"/>
-                <w:szCs w:val="18"/>
-              </w:rPr>
-              <w:t xml:space="preserve">Abschluss</w:t>
-            </w:r>
-          </w:p>
-        </w:tc>
-        <w:tc>
-          <w:tcPr>
-            <w:tcW w:type="pct" w:w="70%"/>
-            <w:tcBorders>
-              <w:top w:val="nil" w:sz="0"/>
-              <w:left w:val="nil" w:sz="0"/>
-              <w:bottom w:val="single" w:color="EBEDF0" w:sz="2"/>
-              <w:right w:val="nil" w:sz="0"/>
-            </w:tcBorders>
-            <w:tcMar>
-              <w:top w:type="dxa" w:w="80"/>
-              <w:left w:type="dxa" w:w="100"/>
-              <w:bottom w:type="dxa" w:w="80"/>
-              <w:right w:type="dxa" w:w="100"/>
-            </w:tcMar>
-          </w:tcPr>
-          <w:p>
-            <w:pPr>
-              <w:spacing w:after="20"/>
-            </w:pPr>
-            <w:r>
-              <w:rPr>
-                <w:b/>
-                <w:bCs/>
-                <w:color w:val="000000"/>
-                <w:sz w:val="16"/>
-                <w:szCs w:val="16"/>
-              </w:rPr>
-              <w:t xml:space="preserve">✔ </w:t>
-            </w:r>
-            <w:r>
-              <w:rPr>
-                <w:sz w:val="16"/>
-                <w:szCs w:val="16"/>
-              </w:rPr>
-              <w:t xml:space="preserve">Mindmap mit mind. 5 beschrifteten Verbindungen</w:t>
-            </w:r>
-            <w:r>
-              <w:rPr>
-                <w:b/>
-                <w:bCs/>
-                <w:color w:val="000000"/>
-                <w:sz w:val="18"/>
-                <w:szCs w:val="18"/>
-              </w:rPr>
-              <w:t xml:space="preserve">   ☐</w:t>
-            </w:r>
-          </w:p>
-          <w:p>
-            <w:pPr>
-              <w:spacing w:after="20"/>
-            </w:pPr>
-            <w:r>
-              <w:rPr>
-                <w:b/>
-                <w:bCs/>
-                <w:color w:val="000000"/>
-                <w:sz w:val="16"/>
-                <w:szCs w:val="16"/>
-              </w:rPr>
-              <w:t xml:space="preserve">✔ </w:t>
-            </w:r>
-            <w:r>
-              <w:rPr>
-                <w:sz w:val="16"/>
-                <w:szCs w:val="16"/>
-              </w:rPr>
-              <w:t xml:space="preserve">Quer-Check abgehakt</w:t>
-            </w:r>
-            <w:r>
-              <w:rPr>
-                <w:b/>
-                <w:bCs/>
-                <w:color w:val="000000"/>
-                <w:sz w:val="18"/>
-                <w:szCs w:val="18"/>
-              </w:rPr>
-              <w:t xml:space="preserve">   ☐</w:t>
-            </w:r>
-          </w:p>
-          <w:p>
-            <w:pPr>
-              <w:spacing w:after="20"/>
-            </w:pPr>
-            <w:r>
-              <w:rPr>
-                <w:b/>
-                <w:bCs/>
-                <w:color w:val="000000"/>
-                <w:sz w:val="16"/>
-                <w:szCs w:val="16"/>
-              </w:rPr>
-              <w:t xml:space="preserve">✔ </w:t>
-            </w:r>
-            <w:r>
-              <w:rPr>
-                <w:sz w:val="16"/>
-                <w:szCs w:val="16"/>
-              </w:rPr>
-              <w:t xml:space="preserve">Mitnahme notiert</w:t>
-            </w:r>
-            <w:r>
-              <w:rPr>
-                <w:b/>
-                <w:bCs/>
-                <w:color w:val="000000"/>
-                <w:sz w:val="18"/>
-                <w:szCs w:val="18"/>
-              </w:rPr>
-              <w:t xml:space="preserve">   ☐</w:t>
+              <w:t xml:space="preserve">«Das nehme ich mit» ausgefüllt</w:t>
+            </w:r>
+            <w:r>
+              <w:rPr>
+                <w:sz w:val="19"/>
+                <w:szCs w:val="19"/>
+              </w:rPr>
+              <w:t xml:space="preserve">	☐</w:t>
             </w:r>
           </w:p>
         </w:tc>
       </w:tr>
     </w:tbl>
-    <w:p>
-      <w:pPr>
-        <w:spacing w:after="80" w:before="80"/>
-      </w:pPr>
-      <w:r>
-        <w:t xml:space="preserve"/>
-      </w:r>
-    </w:p>
     <w:sectPr>
       <w:headerReference w:type="default" r:id="rId21"/>
       <w:footerReference w:type="default" r:id="rId22"/>
